--- a/output/book/project_book.docx
+++ b/output/book/project_book.docx
@@ -4,10 +4,43 @@
   <w:body>
     <w:p>
       <w:pPr>
-        <w:tabs>
-          <w:tab w:val="left" w:pos="993"/>
-        </w:tabs>
         <w:spacing w:line="240" w:lineRule="auto"/>
+        <w:rPr>
+          <w:rFonts w:ascii="Times New Roman" w:hAnsi="Times New Roman" w:cs="Times New Roman"/>
+          <w:rtl/>
+          <w:lang w:val="en-US"/>
+        </w:rPr>
+      </w:pPr>
+      <w:r>
+        <w:rPr>
+          <w:rFonts w:ascii="Times New Roman" w:hAnsi="Times New Roman" w:cs="Times New Roman"/>
+          <w:rtl/>
+          <w:lang w:val="en-US"/>
+        </w:rPr>
+        <w:br w:type="page"/>
+      </w:r>
+    </w:p>
+    <w:p>
+      <w:pPr>
+        <w:bidi/>
+        <w:spacing w:before="120"/>
+        <w:ind w:left="720"/>
+        <w:rPr>
+          <w:rFonts w:ascii="Times New Roman" w:hAnsi="Times New Roman" w:cs="Times New Roman"/>
+          <w:rtl/>
+          <w:lang w:val="en-US"/>
+        </w:rPr>
+      </w:pPr>
+    </w:p>
+    <w:p>
+      <w:pPr>
+        <w:spacing w:line="240" w:lineRule="auto"/>
+      </w:pPr>
+    </w:p>
+    <w:p>
+      <w:pPr>
+        <w:spacing w:line="240" w:lineRule="auto"/>
+        <w:jc w:val="center"/>
       </w:pPr>
       <w:r>
         <w:rPr>
@@ -15,7 +48,7 @@
           <w:lang w:val="en-US"/>
         </w:rPr>
         <w:drawing>
-          <wp:inline distT="0" distB="0" distL="0" distR="0" wp14:anchorId="4042249F" wp14:editId="4483CF76">
+          <wp:inline distT="0" distB="0" distL="0" distR="0" wp14:anchorId="2EBA73B7" wp14:editId="41F5FBB6">
             <wp:extent cx="2781300" cy="1724025"/>
             <wp:effectExtent l="0" t="0" r="0" b="9525"/>
             <wp:docPr id="2" name="Picture 6" descr="C:\Users\Omri\Downloads\Logo_Eng_TAU_New (1).jpg"/>
@@ -113,6 +146,22 @@
               </w:rPr>
               <w:t>Active Noise Reduction System In a Vehicle</w:t>
             </w:r>
+            <w:r>
+              <w:rPr>
+                <w:b/>
+                <w:bCs/>
+                <w:sz w:val="48"/>
+                <w:szCs w:val="48"/>
+              </w:rPr>
+            </w:r>
+            <w:r>
+              <w:rPr>
+                <w:b/>
+                <w:bCs/>
+                <w:sz w:val="48"/>
+                <w:szCs w:val="48"/>
+              </w:rPr>
+            </w:r>
           </w:p>
           <w:p>
             <w:pPr>
@@ -155,8 +204,8 @@
         <w:tblLook w:val="04A0" w:firstRow="1" w:lastRow="0" w:firstColumn="1" w:lastColumn="0" w:noHBand="0" w:noVBand="1"/>
       </w:tblPr>
       <w:tblGrid>
-        <w:gridCol w:w="4741"/>
-        <w:gridCol w:w="3571"/>
+        <w:gridCol w:w="4731"/>
+        <w:gridCol w:w="3581"/>
       </w:tblGrid>
       <w:tr>
         <w:tc>
@@ -311,10 +360,10 @@
         <w:tblLook w:val="04A0" w:firstRow="1" w:lastRow="0" w:firstColumn="1" w:lastColumn="0" w:noHBand="0" w:noVBand="1"/>
       </w:tblPr>
       <w:tblGrid>
-        <w:gridCol w:w="1640"/>
-        <w:gridCol w:w="3696"/>
-        <w:gridCol w:w="881"/>
-        <w:gridCol w:w="2095"/>
+        <w:gridCol w:w="1650"/>
+        <w:gridCol w:w="3706"/>
+        <w:gridCol w:w="888"/>
+        <w:gridCol w:w="2068"/>
       </w:tblGrid>
       <w:tr>
         <w:trPr>
@@ -327,7 +376,6 @@
           </w:tcPr>
           <w:p>
             <w:pPr>
-              <w:bidi w:val="0"/>
               <w:rPr>
                 <w:sz w:val="20"/>
                 <w:szCs w:val="20"/>
@@ -346,9 +394,6 @@
             </w:tcBorders>
           </w:tcPr>
           <w:p>
-            <w:pPr>
-              <w:bidi w:val="0"/>
-            </w:pPr>
             <w:r>
               <w:t>Ariel Turnowski</w:t>
             </w:r>
@@ -359,9 +404,6 @@
             <w:tcW w:w="901" w:type="dxa"/>
           </w:tcPr>
           <w:p>
-            <w:pPr>
-              <w:bidi w:val="0"/>
-            </w:pPr>
             <w:r>
               <w:t>ID:</w:t>
             </w:r>
@@ -375,9 +417,6 @@
             </w:tcBorders>
           </w:tcPr>
           <w:p>
-            <w:pPr>
-              <w:bidi w:val="0"/>
-            </w:pPr>
             <w:r>
               <w:t>206483513</w:t>
             </w:r>
@@ -395,7 +434,6 @@
           </w:tcPr>
           <w:p>
             <w:pPr>
-              <w:bidi w:val="0"/>
               <w:rPr>
                 <w:sz w:val="20"/>
                 <w:szCs w:val="20"/>
@@ -415,9 +453,6 @@
             </w:tcBorders>
           </w:tcPr>
           <w:p>
-            <w:pPr>
-              <w:bidi w:val="0"/>
-            </w:pPr>
             <w:r>
               <w:t>Yuval Horowitz</w:t>
             </w:r>
@@ -428,9 +463,6 @@
             <w:tcW w:w="901" w:type="dxa"/>
           </w:tcPr>
           <w:p>
-            <w:pPr>
-              <w:bidi w:val="0"/>
-            </w:pPr>
             <w:r>
               <w:t>ID:</w:t>
             </w:r>
@@ -445,9 +477,6 @@
             </w:tcBorders>
           </w:tcPr>
           <w:p>
-            <w:pPr>
-              <w:bidi w:val="0"/>
-            </w:pPr>
             <w:r>
               <w:t>206587719</w:t>
             </w:r>
@@ -480,9 +509,6 @@
             <w:tcW w:w="2093" w:type="dxa"/>
           </w:tcPr>
           <w:p>
-            <w:pPr>
-              <w:bidi w:val="0"/>
-            </w:pPr>
             <w:r>
               <w:t>Supervisor:</w:t>
             </w:r>
@@ -496,9 +522,6 @@
             </w:tcBorders>
           </w:tcPr>
           <w:p>
-            <w:pPr>
-              <w:bidi w:val="0"/>
-            </w:pPr>
             <w:r>
               <w:t>Dr. Lior Arbel</w:t>
             </w:r>
@@ -506,6 +529,7 @@
         </w:tc>
       </w:tr>
     </w:tbl>
+    <w:p/>
     <w:p/>
     <w:tbl>
       <w:tblPr>
@@ -522,37 +546,410 @@
         <w:tblLook w:val="04A0" w:firstRow="1" w:lastRow="0" w:firstColumn="1" w:lastColumn="0" w:noHBand="0" w:noVBand="1"/>
       </w:tblPr>
       <w:tblGrid>
-        <w:gridCol w:w="3694"/>
-        <w:gridCol w:w="4618"/>
+        <w:gridCol w:w="3711"/>
+        <w:gridCol w:w="4601"/>
       </w:tblGrid>
       <w:tr>
         <w:tc>
           <w:tcPr>
-            <w:tcW w:w="3694" w:type="dxa"/>
+            <w:tcW w:w="3794" w:type="dxa"/>
+          </w:tcPr>
+          <w:p>
+            <w:r>
+              <w:t>Project Carried Out at:</w:t>
+            </w:r>
+          </w:p>
+        </w:tc>
+        <w:tc>
+          <w:tcPr>
+            <w:tcW w:w="4734" w:type="dxa"/>
+            <w:tcBorders>
+              <w:bottom w:val="single" w:sz="4" w:space="0" w:color="auto"/>
+            </w:tcBorders>
+          </w:tcPr>
+          <w:p>
+            <w:r>
+              <w:t>Tel Aviv University, School of Electrical Engineering</w:t>
+            </w:r>
+          </w:p>
+        </w:tc>
+      </w:tr>
+    </w:tbl>
+    <w:p/>
+    <w:p>
+      <w:pPr>
+        <w:rPr>
+          <w:kern w:val="32"/>
+          <w:sz w:val="28"/>
+          <w:szCs w:val="28"/>
+        </w:rPr>
+      </w:pPr>
+      <w:r>
+        <w:br w:type="page"/>
+      </w:r>
+    </w:p>
+    <w:bookmarkStart w:id="1" w:name="_Toc494815560" w:displacedByCustomXml="next"/>
+    <w:p/>
+    <w:p>
+      <w:pPr>
+        <w:rPr>
+          <w:rFonts w:ascii="Cambria" w:hAnsi="Cambria" w:cs="Times New Roman"/>
+          <w:b/>
+          <w:bCs/>
+          <w:color w:val="365F91"/>
+          <w:sz w:val="28"/>
+          <w:szCs w:val="28"/>
+          <w:lang w:bidi="ar-SA"/>
+        </w:rPr>
+      </w:pPr>
+      <w:r>
+        <w:rPr>
+          <w:rFonts w:ascii="Cambria" w:hAnsi="Cambria" w:cs="Times New Roman"/>
+          <w:b/>
+          <w:bCs/>
+          <w:color w:val="365F91"/>
+          <w:sz w:val="28"/>
+          <w:szCs w:val="28"/>
+          <w:lang w:bidi="ar-SA"/>
+        </w:rPr>
+        <w:fldChar w:fldCharType="end"/>
+      </w:r>
+    </w:p>
+    <w:p>
+      <w:pPr>
+        <w:rPr>
+          <w:rFonts w:ascii="Cambria" w:hAnsi="Cambria" w:cs="Times New Roman"/>
+          <w:b/>
+          <w:bCs/>
+          <w:color w:val="365F91"/>
+          <w:sz w:val="28"/>
+          <w:szCs w:val="28"/>
+          <w:lang w:bidi="ar-SA"/>
+        </w:rPr>
+      </w:pPr>
+      <w:r>
+        <w:rPr>
+          <w:rFonts w:ascii="Cambria" w:hAnsi="Cambria" w:cs="Times New Roman"/>
+          <w:b/>
+          <w:bCs/>
+          <w:color w:val="365F91"/>
+          <w:sz w:val="28"/>
+          <w:szCs w:val="28"/>
+          <w:lang w:bidi="ar-SA"/>
+        </w:rPr>
+        <w:fldChar w:fldCharType="end"/>
+      </w:r>
+    </w:p>
+    <w:p>
+      <w:pPr>
+        <w:rPr>
+          <w:kern w:val="28"/>
+          <w:sz w:val="32"/>
+          <w:szCs w:val="32"/>
+        </w:rPr>
+      </w:pPr>
+      <w:r>
+        <w:rPr>
+          <w:rFonts w:ascii="Cambria" w:hAnsi="Cambria" w:cs="Times New Roman"/>
+          <w:b/>
+          <w:bCs/>
+          <w:color w:val="365F91"/>
+          <w:sz w:val="28"/>
+          <w:szCs w:val="28"/>
+          <w:lang w:bidi="ar-SA"/>
+        </w:rPr>
+        <w:br w:type="page"/>
+      </w:r>
+    </w:p>
+    <w:tbl>
+      <w:tblPr>
+        <w:tblStyle w:val="TableGrid"/>
+        <w:tblW w:w="0" w:type="auto"/>
+        <w:tblLook w:val="04A0" w:firstRow="1" w:lastRow="0" w:firstColumn="1" w:lastColumn="0" w:noHBand="0" w:noVBand="1"/>
+      </w:tblPr>
+      <w:tblGrid>
+        <w:gridCol w:w="778"/>
+        <w:gridCol w:w="1811"/>
+        <w:gridCol w:w="1678"/>
+        <w:gridCol w:w="1640"/>
+        <w:gridCol w:w="2395"/>
+      </w:tblGrid>
+      <w:tr>
+        <w:tc>
+          <w:tcPr>
+            <w:tcW w:w="817" w:type="dxa"/>
+          </w:tcPr>
+          <w:p>
+            <w:pPr>
+              <w:bidi w:val="0"/>
+              <w:ind w:right="-13"/>
+            </w:pPr>
+          </w:p>
+        </w:tc>
+        <w:tc>
+          <w:tcPr>
+            <w:tcW w:w="1843" w:type="dxa"/>
           </w:tcPr>
           <w:p>
             <w:pPr>
               <w:bidi w:val="0"/>
             </w:pPr>
             <w:r>
-              <w:t>Project Carried Out at:</w:t>
-            </w:r>
-          </w:p>
-        </w:tc>
-        <w:tc>
-          <w:tcPr>
-            <w:tcW w:w="4618" w:type="dxa"/>
-            <w:tcBorders>
-              <w:bottom w:val="single" w:sz="4" w:space="0" w:color="auto"/>
-            </w:tcBorders>
+              <w:t>Parameter</w:t>
+            </w:r>
+          </w:p>
+        </w:tc>
+        <w:tc>
+          <w:tcPr>
+            <w:tcW w:w="1701" w:type="dxa"/>
+          </w:tcPr>
+          <w:p>
+            <w:pPr>
+              <w:bidi w:val="0"/>
+              <w:jc w:val="center"/>
+            </w:pPr>
+            <w:r>
+              <w:t>Simulation</w:t>
+            </w:r>
+          </w:p>
+        </w:tc>
+        <w:tc>
+          <w:tcPr>
+            <w:tcW w:w="1701" w:type="dxa"/>
+          </w:tcPr>
+          <w:p>
+            <w:pPr>
+              <w:bidi w:val="0"/>
+              <w:jc w:val="center"/>
+            </w:pPr>
+            <w:r>
+              <w:t>Real Time</w:t>
+            </w:r>
+          </w:p>
+        </w:tc>
+        <w:tc>
+          <w:tcPr>
+            <w:tcW w:w="2466" w:type="dxa"/>
+          </w:tcPr>
+          <w:p>
+            <w:pPr>
+              <w:bidi w:val="0"/>
+              <w:jc w:val="center"/>
+            </w:pPr>
+            <w:r>
+              <w:t>Alternative Algorithm</w:t>
+            </w:r>
+          </w:p>
+        </w:tc>
+      </w:tr>
+      <w:tr>
+        <w:tc>
+          <w:tcPr>
+            <w:tcW w:w="817" w:type="dxa"/>
+          </w:tcPr>
+          <w:p>
+            <w:pPr>
+              <w:pStyle w:val="ListParagraph"/>
+              <w:numPr>
+                <w:ilvl w:val="0"/>
+                <w:numId w:val="36"/>
+              </w:numPr>
+              <w:bidi w:val="0"/>
+              <w:ind w:right="-13"/>
+            </w:pPr>
+          </w:p>
+        </w:tc>
+        <w:tc>
+          <w:tcPr>
+            <w:tcW w:w="1843" w:type="dxa"/>
           </w:tcPr>
           <w:p>
             <w:pPr>
               <w:bidi w:val="0"/>
             </w:pPr>
             <w:r>
-              <w:t>Tel Aviv University, School of Electrical Engineering</w:t>
-            </w:r>
+              <w:t>Gain</w:t>
+            </w:r>
+          </w:p>
+        </w:tc>
+        <w:tc>
+          <w:tcPr>
+            <w:tcW w:w="1701" w:type="dxa"/>
+          </w:tcPr>
+          <w:p>
+            <w:pPr>
+              <w:bidi w:val="0"/>
+              <w:jc w:val="center"/>
+            </w:pPr>
+            <w:r>
+              <w:t>8 dB</w:t>
+            </w:r>
+          </w:p>
+        </w:tc>
+        <w:tc>
+          <w:tcPr>
+            <w:tcW w:w="1701" w:type="dxa"/>
+          </w:tcPr>
+          <w:p>
+            <w:pPr>
+              <w:bidi w:val="0"/>
+              <w:jc w:val="center"/>
+              <w:rPr>
+                <w:rtl/>
+              </w:rPr>
+            </w:pPr>
+            <w:r>
+              <w:t>7.5 dB</w:t>
+            </w:r>
+          </w:p>
+        </w:tc>
+        <w:tc>
+          <w:tcPr>
+            <w:tcW w:w="2466" w:type="dxa"/>
+          </w:tcPr>
+          <w:p>
+            <w:pPr>
+              <w:bidi w:val="0"/>
+              <w:jc w:val="center"/>
+            </w:pPr>
+            <w:r>
+              <w:t>7 dB</w:t>
+            </w:r>
+          </w:p>
+        </w:tc>
+      </w:tr>
+      <w:tr>
+        <w:tc>
+          <w:tcPr>
+            <w:tcW w:w="817" w:type="dxa"/>
+          </w:tcPr>
+          <w:p>
+            <w:pPr>
+              <w:pStyle w:val="ListParagraph"/>
+              <w:numPr>
+                <w:ilvl w:val="0"/>
+                <w:numId w:val="36"/>
+              </w:numPr>
+              <w:bidi w:val="0"/>
+              <w:ind w:right="-13"/>
+            </w:pPr>
+          </w:p>
+        </w:tc>
+        <w:tc>
+          <w:tcPr>
+            <w:tcW w:w="1843" w:type="dxa"/>
+          </w:tcPr>
+          <w:p>
+            <w:pPr>
+              <w:bidi w:val="0"/>
+              <w:rPr>
+                <w:rtl/>
+              </w:rPr>
+            </w:pPr>
+            <w:r>
+              <w:t>Noise Level</w:t>
+            </w:r>
+          </w:p>
+        </w:tc>
+        <w:tc>
+          <w:tcPr>
+            <w:tcW w:w="1701" w:type="dxa"/>
+          </w:tcPr>
+          <w:p>
+            <w:pPr>
+              <w:bidi w:val="0"/>
+              <w:jc w:val="center"/>
+              <w:rPr>
+                <w:rtl/>
+              </w:rPr>
+            </w:pPr>
+            <w:r>
+              <w:t>-30 dBm</w:t>
+            </w:r>
+          </w:p>
+        </w:tc>
+        <w:tc>
+          <w:tcPr>
+            <w:tcW w:w="1701" w:type="dxa"/>
+          </w:tcPr>
+          <w:p>
+            <w:pPr>
+              <w:bidi w:val="0"/>
+              <w:jc w:val="center"/>
+              <w:rPr>
+                <w:rtl/>
+              </w:rPr>
+            </w:pPr>
+            <w:r>
+              <w:t>-50 dBm</w:t>
+            </w:r>
+          </w:p>
+        </w:tc>
+        <w:tc>
+          <w:tcPr>
+            <w:tcW w:w="2466" w:type="dxa"/>
+          </w:tcPr>
+          <w:p>
+            <w:pPr>
+              <w:bidi w:val="0"/>
+              <w:jc w:val="center"/>
+            </w:pPr>
+            <w:r>
+              <w:t>-58 dBm</w:t>
+            </w:r>
+          </w:p>
+        </w:tc>
+      </w:tr>
+      <w:tr>
+        <w:tc>
+          <w:tcPr>
+            <w:tcW w:w="817" w:type="dxa"/>
+          </w:tcPr>
+          <w:p>
+            <w:pPr>
+              <w:bidi w:val="0"/>
+              <w:ind w:right="-13"/>
+            </w:pPr>
+          </w:p>
+        </w:tc>
+        <w:tc>
+          <w:tcPr>
+            <w:tcW w:w="1843" w:type="dxa"/>
+          </w:tcPr>
+          <w:p>
+            <w:pPr>
+              <w:bidi w:val="0"/>
+            </w:pPr>
+          </w:p>
+        </w:tc>
+        <w:tc>
+          <w:tcPr>
+            <w:tcW w:w="1701" w:type="dxa"/>
+          </w:tcPr>
+          <w:p>
+            <w:pPr>
+              <w:bidi w:val="0"/>
+            </w:pPr>
+          </w:p>
+        </w:tc>
+        <w:tc>
+          <w:tcPr>
+            <w:tcW w:w="1701" w:type="dxa"/>
+          </w:tcPr>
+          <w:p>
+            <w:pPr>
+              <w:bidi w:val="0"/>
+            </w:pPr>
+          </w:p>
+        </w:tc>
+        <w:tc>
+          <w:tcPr>
+            <w:tcW w:w="2466" w:type="dxa"/>
+          </w:tcPr>
+          <w:p>
+            <w:pPr>
+              <w:bidi w:val="0"/>
+            </w:pPr>
           </w:p>
         </w:tc>
       </w:tr>
@@ -562,7 +959,6 @@
         <w:pStyle w:val="TOCHeading"/>
       </w:pPr>
       <w:r>
-        <w:lastRenderedPageBreak/>
         <w:t>Contents</w:t>
       </w:r>
     </w:p>
@@ -688,20 +1084,19 @@
       </w:r>
     </w:p>
     <w:p>
+      <w:pPr/>
       <w:r>
         <w:t>This project develops a multi-channel Active Noise Control (ANC) system for the cabin of a passenger vehicle, where low-frequency engine, road and wind noise dominate and conventional passive insulation is least effective. The controller uses Filtered-x Normalised LMS (FxNLMS) adaptive filters that drive one or more loudspeakers with an anti-noise signal computed from a reference microphone and refined using the residual at one or more error microphones placed near the driver-ear position.</w:t>
       </w:r>
     </w:p>
     <w:p>
-      <w:r>
-        <w:t xml:space="preserve">We design and evaluate the system entirely in simulation, using a 4.5 × 1.85 × 1.2 m shoebox cabin model in pyroomacoustics excited with real LA driving recordings. We implement and compare five algorithm configurations: a baseline single-channel SISO controller, a four-loudspeaker pseudo-SIMO broadcast variant, a true SIMO controller with independent secondary paths (Stage 1), a multi-error head-zone SIMO (Stage 2), and a full N×M×K MIMO controller (Stage 3) with four reference microphones, four loudspeakers, four error microphones and 4096 adaptive taps. A parallel research thread </w:t>
-      </w:r>
-      <w:r>
-        <w:lastRenderedPageBreak/>
-        <w:t>investigated full-ML control with a Temporal Convolutional Network (TCN); the result was instructive but did not become the deployed solution.</w:t>
-      </w:r>
-    </w:p>
-    <w:p>
+      <w:pPr/>
+      <w:r>
+        <w:t>We design and evaluate the system entirely in simulation, using a 4.5 × 1.85 × 1.2 m shoebox cabin model in pyroomacoustics excited with real LA driving recordings. We implement and compare five algorithm configurations: a baseline single-channel SISO controller, a four-loudspeaker pseudo-SIMO broadcast variant, a true SIMO controller with independent secondary paths (Stage 1), a multi-error head-zone SIMO (Stage 2), and a full N×M×K MIMO controller (Stage 3) with four reference microphones, four loudspeakers, four error microphones and 4 096 adaptive taps. A parallel research thread investigated full-ML control with a Temporal Convolutional Network (TCN); the result was instructive but did not become the deployed solution.</w:t>
+      </w:r>
+    </w:p>
+    <w:p>
+      <w:pPr/>
       <w:r>
         <w:t>The Stage 3 Full MIMO controller reaches +14.3 dB noise reduction on the idle scenario, +12.6 dB on cruising and +9.9 dB on acceleration, with stable convergence under 1.5 s. The book also reports the spatial structure of the cancellation field across the cabin and the trade-off between local quiet zones and the waterbed effect.</w:t>
       </w:r>
@@ -711,32 +1106,22 @@
         <w:jc w:val="center"/>
       </w:pPr>
       <w:r>
-        <w:rPr>
-          <w:noProof/>
-        </w:rPr>
         <w:drawing>
-          <wp:inline distT="0" distB="0" distL="0" distR="0" wp14:anchorId="0FBACAB2" wp14:editId="4EB59940">
-            <wp:extent cx="4389120" cy="1730990"/>
-            <wp:effectExtent l="0" t="0" r="0" b="0"/>
+          <wp:inline xmlns:a="http://schemas.openxmlformats.org/drawingml/2006/main" xmlns:pic="http://schemas.openxmlformats.org/drawingml/2006/picture">
+            <wp:extent cx="4389120" cy="2127035"/>
             <wp:docPr id="3" name="Picture 3"/>
             <wp:cNvGraphicFramePr>
-              <a:graphicFrameLocks xmlns:a="http://schemas.openxmlformats.org/drawingml/2006/main" noChangeAspect="1"/>
+              <a:graphicFrameLocks noChangeAspect="1"/>
             </wp:cNvGraphicFramePr>
-            <a:graphic xmlns:a="http://schemas.openxmlformats.org/drawingml/2006/main">
+            <a:graphic>
               <a:graphicData uri="http://schemas.openxmlformats.org/drawingml/2006/picture">
-                <pic:pic xmlns:pic="http://schemas.openxmlformats.org/drawingml/2006/picture">
+                <pic:pic>
                   <pic:nvPicPr>
-                    <pic:cNvPr id="3" name="Picture 3"/>
+                    <pic:cNvPr id="0" name="block_diagram.png"/>
                     <pic:cNvPicPr/>
                   </pic:nvPicPr>
                   <pic:blipFill>
-                    <a:blip r:embed="rId9" cstate="print">
-                      <a:extLst>
-                        <a:ext uri="{28A0092B-C50C-407E-A947-70E740481C1C}">
-                          <a14:useLocalDpi xmlns:a14="http://schemas.microsoft.com/office/drawing/2010/main" val="0"/>
-                        </a:ext>
-                      </a:extLst>
-                    </a:blip>
+                    <a:blip r:embed="rId23"/>
                     <a:stretch>
                       <a:fillRect/>
                     </a:stretch>
@@ -744,11 +1129,9 @@
                   <pic:spPr>
                     <a:xfrm>
                       <a:off x="0" y="0"/>
-                      <a:ext cx="4389120" cy="1730990"/>
+                      <a:ext cx="4389120" cy="2127035"/>
                     </a:xfrm>
-                    <a:prstGeom prst="rect">
-                      <a:avLst/>
-                    </a:prstGeom>
+                    <a:prstGeom prst="rect"/>
                   </pic:spPr>
                 </pic:pic>
               </a:graphicData>
@@ -771,7 +1154,6 @@
         <w:pStyle w:val="Heading1"/>
       </w:pPr>
       <w:r>
-        <w:lastRenderedPageBreak/>
         <w:t>Introduction</w:t>
       </w:r>
     </w:p>
@@ -784,58 +1166,9 @@
       </w:r>
     </w:p>
     <w:p>
-      <w:r>
-        <w:t xml:space="preserve">Cabin noise inside a moving passenger car is dominated by low-frequency components: engine harmonics in the 50–250 Hz range, </w:t>
-      </w:r>
-      <w:proofErr w:type="spellStart"/>
-      <w:r>
-        <w:t>tyre</w:t>
-      </w:r>
-      <w:proofErr w:type="spellEnd"/>
-      <w:r>
-        <w:t>/</w:t>
-      </w:r>
-      <w:r>
-        <w:t xml:space="preserve"> </w:t>
-      </w:r>
-      <w:r>
-        <w:t>road excitation around 80</w:t>
-      </w:r>
-      <w:r>
-        <w:t xml:space="preserve"> </w:t>
-      </w:r>
-      <w:r>
-        <w:t>–</w:t>
-      </w:r>
-      <w:r>
-        <w:t xml:space="preserve"> </w:t>
-      </w:r>
-      <w:r>
-        <w:t xml:space="preserve">300 Hz, and wind </w:t>
-      </w:r>
-      <w:r>
-        <w:t>noise</w:t>
-      </w:r>
-      <w:r>
-        <w:t xml:space="preserve"> that grows with speed. These are precisely the frequencies that are least attenuated by passive insulation — adding mass to the door panel costs both money and weight while delivering only a few decibels per octave below 250 Hz. Modern </w:t>
-      </w:r>
-      <w:r>
-        <w:t>solutions can</w:t>
-      </w:r>
-      <w:r>
-        <w:t xml:space="preserve"> rely on signal-processing solutions to keep low-frequency cabin noise within acceptable limits. The problem sits at the intersection of digital signal processing, acoustics and machine learning, and the engineering pay-off — improved passenger comfort</w:t>
-      </w:r>
-      <w:r>
-        <w:t xml:space="preserve"> and </w:t>
-      </w:r>
-      <w:r>
-        <w:t>reduced driver fatigue</w:t>
-      </w:r>
-      <w:r>
-        <w:t xml:space="preserve">. </w:t>
-      </w:r>
-      <w:r>
-        <w:t>Unlike noise-cancelling headphones or aircraft cockpit headsets, an in-car solution must produce a broad zone of quiet that accommodates natural head movement at the listening position, which makes the multi-channel adaptive system studied here both necessary and challenging.</w:t>
+      <w:pPr/>
+      <w:r>
+        <w:t>Cabin noise inside a moving passenger car is dominated by low-frequency components: engine harmonics in the 50–250 Hz range, tyre/road excitation around 80–300 Hz, and wind buffeting that grows with speed. These are precisely the frequencies that are least attenuated by passive insulation — adding mass to the door panel costs both money and weight while delivering only a few decibels per octave below 250 Hz. Modern vehicles therefore rely on signal-processing solutions to keep low-frequency cabin noise within acceptable limits. The problem sits at the intersection of digital signal processing, acoustics and machine learning, and the engineering pay-off — improved passenger comfort, reduced driver fatigue, intelligibility of in-car communication — is large enough to motivate every premium production cabin shipping today. Unlike noise-cancelling headphones or aircraft cockpit headsets, an in-car solution must produce a broad zone of quiet that accommodates natural head movement at the listening position, which makes the multi-channel adaptive system studied here both necessary and challenging.</w:t>
       </w:r>
     </w:p>
     <w:p>
@@ -847,6 +1180,7 @@
       </w:r>
     </w:p>
     <w:p>
+      <w:pPr/>
       <w:r>
         <w:t>The objective of this project is to design and evaluate an Active Noise Control system that targets at least 10 dB of broadband noise reduction at the driver-ear position on real driving recordings, with stable convergence under two seconds, and to characterise the trade-offs that arise when scaling from a single-channel controller up to a full multi-input multi-output configuration.</w:t>
       </w:r>
@@ -860,12 +1194,9 @@
       </w:r>
     </w:p>
     <w:p>
-      <w:r>
-        <w:t xml:space="preserve">The system is built around the Filtered-x LMS family of adaptive filters, the de-facto standard for feed-forward ANC. Above the single-channel baseline we implement four progressively richer multi-channel variants. All experiments run in a pyroomacoustics shoebox cabin model excited with real LA Downtown driving recordings (idle, cruising, acceleration). Two complementary ML threads were also investigated: one that uses a small classifier to pick the FxLMS step size adaptively, and one that replaces the FxLMS controller entirely with a Temporal Convolutional Network. FxLMS </w:t>
-      </w:r>
-      <w:r>
-        <w:lastRenderedPageBreak/>
-        <w:t>itself dates back to Burgess (1981) and Morgan (1980); multi-channel extensions for car cabins are documented by Kuo and Morgan (1996, 1999), and the present project follows their MIMO formulation.</w:t>
+      <w:pPr/>
+      <w:r>
+        <w:t>The system is built around the Filtered-x LMS family of adaptive filters, the de-facto standard for feed-forward ANC. Above the single-channel baseline we implement four progressively richer multi-channel variants. All experiments run in a pyroomacoustics shoebox cabin model excited with real LA Downtown driving recordings (idle, cruising, acceleration). Two complementary ML threads were also investigated: one that uses a small classifier to pick the FxLMS step size adaptively, and one that replaces the FxLMS controller entirely with a Temporal Convolutional Network. FxLMS itself dates back to Burgess (1981) and Morgan (1980); multi-channel extensions for car cabins are documented by Kuo and Morgan (1996, 1999), and the present project follows their MIMO formulation.</w:t>
       </w:r>
     </w:p>
     <w:p>
@@ -877,6 +1208,7 @@
       </w:r>
     </w:p>
     <w:p>
+      <w:pPr/>
       <w:r>
         <w:t>Chapter 2 develops FxLMS and its multi-channel extensions formally. Chapter 3 describes the simulator. Chapter 4 walks through the implementation of the five algorithm variants and the ML thread. Chapter 5 reports quantitative and spatial results. Chapter 6 summarises the conclusions. Chapter 7 lists project deliverables and the public repository.</w:t>
       </w:r>
@@ -886,7 +1218,6 @@
         <w:pStyle w:val="Heading1"/>
       </w:pPr>
       <w:r>
-        <w:lastRenderedPageBreak/>
         <w:t>Theoretical Background</w:t>
       </w:r>
     </w:p>
@@ -899,14 +1230,9 @@
       </w:r>
     </w:p>
     <w:p>
-      <w:r>
-        <w:t xml:space="preserve">Active Noise Control exploits the linearity of acoustic wave propagation: two coherent disturbances of equal magnitude and opposite phase sum to silence at the point where they meet. ANC implements this electronically </w:t>
-      </w:r>
-      <w:r>
-        <w:t>-</w:t>
-      </w:r>
-      <w:r>
-        <w:t xml:space="preserve"> a microphone captures the disturbance early, an electronic filter computes an inverted copy, and a loudspeaker radiates the anti-noise so that destructive interference takes place at a chosen listening point. Cancellation is local: the geometry of microphones and loudspeakers has a first-order effect on achievable performance.</w:t>
+      <w:pPr/>
+      <w:r>
+        <w:t>Active Noise Control exploits the linearity of acoustic wave propagation: two coherent disturbances of equal magnitude and opposite phase sum to silence at the point where they meet. ANC implements this electronically — a microphone captures the disturbance early, an electronic filter computes an inverted copy, and a loudspeaker radiates the anti-noise so that destructive interference takes place at a chosen listening point. Cancellation is local: the geometry of microphones and loudspeakers has a first-order effect on achievable performance.</w:t>
       </w:r>
     </w:p>
     <w:p>
@@ -918,197 +1244,21 @@
       </w:r>
     </w:p>
     <w:p>
-      <w:r>
-        <w:t>For an FIR filter of length L driven by a reference signal x(n) with target d(n), the standard LMS update minimises the instantaneous squared error</w:t>
-      </w:r>
-      <w:r>
-        <w:t xml:space="preserve">   </w:t>
-      </w:r>
-      <w:r>
-        <w:t xml:space="preserve"> </w:t>
-      </w:r>
-      <m:oMath>
-        <m:r>
-          <w:rPr>
-            <w:rFonts w:ascii="Cambria Math" w:hAnsi="Cambria Math"/>
-          </w:rPr>
-          <m:t>e(n) = d(n) - y(n)</m:t>
-        </m:r>
-      </m:oMath>
-      <w:r>
-        <w:t xml:space="preserve"> by gradient descent on the weights:</w:t>
-      </w:r>
-    </w:p>
-    <w:p>
-      <w:pPr>
-        <w:pStyle w:val="ListParagraph"/>
-        <w:numPr>
-          <w:ilvl w:val="0"/>
-          <w:numId w:val="40"/>
-        </w:numPr>
-      </w:pPr>
-      <m:oMath>
-        <m:r>
-          <w:rPr>
-            <w:rFonts w:ascii="Cambria Math" w:hAnsi="Cambria Math"/>
-          </w:rPr>
-          <m:t>Y</m:t>
-        </m:r>
-        <m:d>
-          <m:dPr>
-            <m:ctrlPr>
-              <w:rPr>
-                <w:rFonts w:ascii="Cambria Math" w:hAnsi="Cambria Math"/>
-                <w:i/>
-              </w:rPr>
-            </m:ctrlPr>
-          </m:dPr>
-          <m:e>
-            <m:r>
-              <w:rPr>
-                <w:rFonts w:ascii="Cambria Math" w:hAnsi="Cambria Math"/>
-              </w:rPr>
-              <m:t>n</m:t>
-            </m:r>
-          </m:e>
-        </m:d>
-        <m:r>
-          <w:rPr>
-            <w:rFonts w:ascii="Cambria Math" w:hAnsi="Cambria Math"/>
-          </w:rPr>
-          <m:t>= Σ</m:t>
-        </m:r>
-        <m:r>
-          <w:rPr>
-            <w:rFonts w:ascii="Segoe UI Symbol" w:hAnsi="Segoe UI Symbol" w:cs="Segoe UI Symbol"/>
-          </w:rPr>
-          <m:t>ₖ</m:t>
-        </m:r>
-        <m:r>
-          <w:rPr>
-            <w:rFonts w:ascii="Cambria Math" w:hAnsi="Cambria Math"/>
-          </w:rPr>
-          <m:t xml:space="preserve"> w</m:t>
-        </m:r>
-        <m:r>
-          <w:rPr>
-            <w:rFonts w:ascii="Segoe UI Symbol" w:hAnsi="Segoe UI Symbol" w:cs="Segoe UI Symbol"/>
-          </w:rPr>
-          <m:t>ₖ</m:t>
-        </m:r>
-        <m:d>
-          <m:dPr>
-            <m:ctrlPr>
-              <w:rPr>
-                <w:rFonts w:ascii="Cambria Math" w:hAnsi="Cambria Math"/>
-                <w:i/>
-              </w:rPr>
-            </m:ctrlPr>
-          </m:dPr>
-          <m:e>
-            <m:r>
-              <w:rPr>
-                <w:rFonts w:ascii="Cambria Math" w:hAnsi="Cambria Math"/>
-              </w:rPr>
-              <m:t>n</m:t>
-            </m:r>
-          </m:e>
-        </m:d>
-        <m:r>
-          <w:rPr>
-            <w:rFonts w:ascii="Cambria Math" w:hAnsi="Cambria Math"/>
-          </w:rPr>
-          <m:t>·x</m:t>
-        </m:r>
-        <m:d>
-          <m:dPr>
-            <m:ctrlPr>
-              <w:rPr>
-                <w:rFonts w:ascii="Cambria Math" w:hAnsi="Cambria Math"/>
-                <w:i/>
-              </w:rPr>
-            </m:ctrlPr>
-          </m:dPr>
-          <m:e>
-            <m:r>
-              <w:rPr>
-                <w:rFonts w:ascii="Cambria Math" w:hAnsi="Cambria Math"/>
-              </w:rPr>
-              <m:t>n-k</m:t>
-            </m:r>
-          </m:e>
-        </m:d>
-      </m:oMath>
-      <w:r>
-        <w:t xml:space="preserve"> - </w:t>
-      </w:r>
-      <w:r>
-        <w:t>filter output (FIR</w:t>
-      </w:r>
-      <w:r>
-        <w:t xml:space="preserve"> </w:t>
-      </w:r>
-      <w:r>
-        <w:t>convolution)</w:t>
-      </w:r>
-    </w:p>
-    <w:p>
-      <w:pPr>
-        <w:pStyle w:val="ListParagraph"/>
-        <w:numPr>
-          <w:ilvl w:val="0"/>
-          <w:numId w:val="40"/>
-        </w:numPr>
-      </w:pPr>
-      <m:oMath>
-        <m:r>
-          <w:rPr>
-            <w:rFonts w:ascii="Cambria Math" w:hAnsi="Cambria Math"/>
-          </w:rPr>
-          <m:t>e(n) = d(n) - y(n)</m:t>
-        </m:r>
-      </m:oMath>
-      <w:r>
-        <w:t xml:space="preserve"> - </w:t>
-      </w:r>
-      <w:r>
-        <w:t>error signal (target output)</w:t>
-      </w:r>
-    </w:p>
-    <w:p>
-      <w:pPr>
-        <w:pStyle w:val="ListParagraph"/>
-        <w:numPr>
-          <w:ilvl w:val="0"/>
-          <w:numId w:val="40"/>
-        </w:numPr>
-      </w:pPr>
-      <m:oMath>
-        <m:r>
-          <w:rPr>
-            <w:rFonts w:ascii="Cambria Math" w:hAnsi="Cambria Math"/>
-          </w:rPr>
-          <m:t>w(n+1) = w(n) + μ·e(n)·x(n)</m:t>
-        </m:r>
-      </m:oMath>
-      <w:r>
-        <w:t xml:space="preserve"> - </w:t>
-      </w:r>
-      <w:r>
-        <w:t>weight update rule</w:t>
-      </w:r>
-    </w:p>
-    <w:p>
-      <w:r>
-        <w:t xml:space="preserve">The step size μ controls adaptation speed and </w:t>
-      </w:r>
-      <w:proofErr w:type="gramStart"/>
-      <w:r>
-        <w:t>steady-state</w:t>
-      </w:r>
-      <w:proofErr w:type="gramEnd"/>
-      <w:r>
-        <w:t xml:space="preserve"> misadjustment.</w:t>
+      <w:pPr/>
+      <w:r>
+        <w:t>For an FIR filter of length L driven by a reference signal x(n) with target d(n), the standard LMS update minimises the instantaneous squared error by gradient descent on the weights. Three quantities are computed at each sample n:</w:t>
+      </w:r>
+    </w:p>
+    <w:p>
+      <w:pPr/>
+      <w:r>
+        <w:t>Filter output         (1)    y(n) = Σ_{k=0..L−1} wₖ(n) · x(n−k) Error signal          (2)    e(n) = d(n) − y(n) Weight update         (3)    w(n+1) = w(n) + μ · e(n) · x(n)</w:t>
+      </w:r>
+    </w:p>
+    <w:p>
+      <w:pPr/>
+      <w:r>
+        <w:t>Here wₖ(n) is the k-th filter tap at time n and x(n−k) is the reference delayed by k samples; equation (1) is the standard FIR convolution. Equation (3) updates each tap in proportion to the error e(n) and the current reference x(n), with μ controlling adaptation speed and steady-state misadjustment.</w:t>
       </w:r>
     </w:p>
     <w:p>
@@ -1120,6 +1270,7 @@
       </w:r>
     </w:p>
     <w:p>
+      <w:pPr/>
       <w:r>
         <w:t>In an ANC system the filter output y(n) does not reach the error microphone directly — it must travel through the DAC, the amplifier, the loudspeaker and the acoustic path from the loudspeaker to the error microphone. We call this combined transfer function the secondary path S(z). The disturbance reaches the error microphone through a different primary path P(z). Plain LMS does not account for the phase shift introduced by S(z) and quickly becomes unstable for any non-trivial step size.</w:t>
       </w:r>
@@ -1133,366 +1284,21 @@
       </w:r>
     </w:p>
     <w:p>
-      <w:r>
-        <w:t>FxLMS (Burgess 1981, Morgan 1980) fixes the stability problem with a single change: before being used in the weight update, the reference signal is filtered through an estimate Ŝ(z) of the secondary path:</w:t>
-      </w:r>
-    </w:p>
-    <w:p>
-      <m:oMathPara>
-        <m:oMath>
-          <m:sSub>
-            <m:sSubPr>
-              <m:ctrlPr>
-                <w:rPr>
-                  <w:rFonts w:ascii="Cambria Math" w:hAnsi="Cambria Math"/>
-                  <w:i/>
-                </w:rPr>
-              </m:ctrlPr>
-            </m:sSubPr>
-            <m:e>
-              <m:r>
-                <w:rPr>
-                  <w:rFonts w:ascii="Cambria Math" w:hAnsi="Cambria Math"/>
-                </w:rPr>
-                <m:t>x</m:t>
-              </m:r>
-            </m:e>
-            <m:sub>
-              <m:r>
-                <w:rPr>
-                  <w:rFonts w:ascii="Cambria Math" w:hAnsi="Cambria Math"/>
-                </w:rPr>
-                <m:t>f</m:t>
-              </m:r>
-              <m:d>
-                <m:dPr>
-                  <m:ctrlPr>
-                    <w:rPr>
-                      <w:rFonts w:ascii="Cambria Math" w:hAnsi="Cambria Math"/>
-                      <w:i/>
-                    </w:rPr>
-                  </m:ctrlPr>
-                </m:dPr>
-                <m:e>
-                  <m:r>
-                    <w:rPr>
-                      <w:rFonts w:ascii="Cambria Math" w:hAnsi="Cambria Math"/>
-                    </w:rPr>
-                    <m:t>n</m:t>
-                  </m:r>
-                </m:e>
-              </m:d>
-            </m:sub>
-          </m:sSub>
-          <m:r>
-            <w:rPr>
-              <w:rFonts w:ascii="Cambria Math" w:hAnsi="Cambria Math"/>
-            </w:rPr>
-            <m:t xml:space="preserve"> = </m:t>
-          </m:r>
-          <m:nary>
-            <m:naryPr>
-              <m:chr m:val="∑"/>
-              <m:limLoc m:val="undOvr"/>
-              <m:ctrlPr>
-                <w:rPr>
-                  <w:rFonts w:ascii="Cambria Math" w:hAnsi="Cambria Math"/>
-                  <w:i/>
-                </w:rPr>
-              </m:ctrlPr>
-            </m:naryPr>
-            <m:sub>
-              <m:r>
-                <w:rPr>
-                  <w:rFonts w:ascii="Cambria Math" w:hAnsi="Cambria Math"/>
-                </w:rPr>
-                <m:t>k=0</m:t>
-              </m:r>
-            </m:sub>
-            <m:sup>
-              <m:r>
-                <w:rPr>
-                  <w:rFonts w:ascii="Cambria Math" w:hAnsi="Cambria Math"/>
-                </w:rPr>
-                <m:t>L-1</m:t>
-              </m:r>
-            </m:sup>
-            <m:e>
-              <m:r>
-                <w:rPr>
-                  <w:rFonts w:ascii="Cambria Math" w:hAnsi="Cambria Math"/>
-                </w:rPr>
-                <m:t>ŝ</m:t>
-              </m:r>
-              <m:r>
-                <w:rPr>
-                  <w:rFonts w:ascii="Segoe UI Symbol" w:hAnsi="Segoe UI Symbol" w:cs="Segoe UI Symbol"/>
-                </w:rPr>
-                <m:t>ₖ</m:t>
-              </m:r>
-              <m:r>
-                <w:rPr>
-                  <w:rFonts w:ascii="Cambria Math" w:hAnsi="Cambria Math"/>
-                </w:rPr>
-                <m:t>·x</m:t>
-              </m:r>
-              <m:d>
-                <m:dPr>
-                  <m:ctrlPr>
-                    <w:rPr>
-                      <w:rFonts w:ascii="Cambria Math" w:hAnsi="Cambria Math"/>
-                      <w:i/>
-                    </w:rPr>
-                  </m:ctrlPr>
-                </m:dPr>
-                <m:e>
-                  <m:r>
-                    <w:rPr>
-                      <w:rFonts w:ascii="Cambria Math" w:hAnsi="Cambria Math"/>
-                    </w:rPr>
-                    <m:t>n-k</m:t>
-                  </m:r>
-                </m:e>
-              </m:d>
-            </m:e>
-          </m:nary>
-          <m:r>
-            <w:rPr>
-              <w:rFonts w:ascii="Cambria Math" w:hAnsi="Cambria Math"/>
-            </w:rPr>
-            <m:t xml:space="preserve"> </m:t>
-          </m:r>
-        </m:oMath>
-      </m:oMathPara>
-    </w:p>
-    <w:p>
-      <w:r>
-        <w:t>Convolves the reference signal x(n) through the secondary-path estimate</w:t>
-      </w:r>
-      <w:r>
-        <w:t xml:space="preserve"> </w:t>
-      </w:r>
-      <w:r>
-        <w:t xml:space="preserve">ŝ to produce the filtered-x signal </w:t>
-      </w:r>
-      <m:oMath>
-        <m:sSub>
-          <m:sSubPr>
-            <m:ctrlPr>
-              <w:rPr>
-                <w:rFonts w:ascii="Cambria Math" w:hAnsi="Cambria Math"/>
-                <w:i/>
-              </w:rPr>
-            </m:ctrlPr>
-          </m:sSubPr>
-          <m:e>
-            <m:r>
-              <w:rPr>
-                <w:rFonts w:ascii="Cambria Math" w:hAnsi="Cambria Math"/>
-              </w:rPr>
-              <m:t>x</m:t>
-            </m:r>
-          </m:e>
-          <m:sub>
-            <m:r>
-              <w:rPr>
-                <w:rFonts w:ascii="Cambria Math" w:hAnsi="Cambria Math"/>
-              </w:rPr>
-              <m:t>f</m:t>
-            </m:r>
-            <m:d>
-              <m:dPr>
-                <m:ctrlPr>
-                  <w:rPr>
-                    <w:rFonts w:ascii="Cambria Math" w:hAnsi="Cambria Math"/>
-                    <w:i/>
-                  </w:rPr>
-                </m:ctrlPr>
-              </m:dPr>
-              <m:e>
-                <m:r>
-                  <w:rPr>
-                    <w:rFonts w:ascii="Cambria Math" w:hAnsi="Cambria Math"/>
-                  </w:rPr>
-                  <m:t>n</m:t>
-                </m:r>
-              </m:e>
-            </m:d>
-          </m:sub>
-        </m:sSub>
-        <m:r>
-          <w:rPr>
-            <w:rFonts w:ascii="Cambria Math" w:hAnsi="Cambria Math"/>
-          </w:rPr>
-          <m:t>.</m:t>
-        </m:r>
-      </m:oMath>
-      <w:r>
-        <w:t xml:space="preserve"> ŝ</w:t>
-      </w:r>
-      <w:r>
-        <w:rPr>
-          <w:rFonts w:ascii="Segoe UI Symbol" w:hAnsi="Segoe UI Symbol" w:cs="Segoe UI Symbol"/>
-        </w:rPr>
-        <w:t>ₖ</w:t>
-      </w:r>
-      <w:r>
-        <w:t xml:space="preserve"> is the k-</w:t>
-      </w:r>
-      <w:proofErr w:type="spellStart"/>
-      <w:r>
-        <w:t>th</w:t>
-      </w:r>
-      <w:proofErr w:type="spellEnd"/>
-      <w:r>
-        <w:t xml:space="preserve"> tap of the</w:t>
-      </w:r>
-      <w:r>
-        <w:t xml:space="preserve"> </w:t>
-      </w:r>
-      <w:r>
-        <w:t>secondary-path FIR estimate</w:t>
-      </w:r>
-      <w:r>
-        <w:t>, L is the Filter Size.</w:t>
-      </w:r>
-    </w:p>
-    <w:p>
-      <m:oMathPara>
-        <m:oMath>
-          <m:r>
-            <w:rPr>
-              <w:rFonts w:ascii="Cambria Math" w:hAnsi="Cambria Math"/>
-            </w:rPr>
-            <m:t>w(n+1) = w(n) + μ·e(n)·</m:t>
-          </m:r>
-          <m:sSub>
-            <m:sSubPr>
-              <m:ctrlPr>
-                <w:rPr>
-                  <w:rFonts w:ascii="Cambria Math" w:hAnsi="Cambria Math"/>
-                  <w:i/>
-                </w:rPr>
-              </m:ctrlPr>
-            </m:sSubPr>
-            <m:e>
-              <m:r>
-                <w:rPr>
-                  <w:rFonts w:ascii="Cambria Math" w:hAnsi="Cambria Math"/>
-                </w:rPr>
-                <m:t>x</m:t>
-              </m:r>
-            </m:e>
-            <m:sub>
-              <m:r>
-                <w:rPr>
-                  <w:rFonts w:ascii="Cambria Math" w:hAnsi="Cambria Math"/>
-                </w:rPr>
-                <m:t>f</m:t>
-              </m:r>
-              <m:d>
-                <m:dPr>
-                  <m:ctrlPr>
-                    <w:rPr>
-                      <w:rFonts w:ascii="Cambria Math" w:hAnsi="Cambria Math"/>
-                      <w:i/>
-                    </w:rPr>
-                  </m:ctrlPr>
-                </m:dPr>
-                <m:e>
-                  <m:r>
-                    <w:rPr>
-                      <w:rFonts w:ascii="Cambria Math" w:hAnsi="Cambria Math"/>
-                    </w:rPr>
-                    <m:t>n</m:t>
-                  </m:r>
-                </m:e>
-              </m:d>
-            </m:sub>
-          </m:sSub>
-        </m:oMath>
-      </m:oMathPara>
-    </w:p>
-    <w:p>
-      <w:r>
-        <w:t xml:space="preserve">Same gradient-descent step as plain </w:t>
-      </w:r>
-      <w:proofErr w:type="gramStart"/>
-      <w:r>
-        <w:t>LMS, but</w:t>
-      </w:r>
-      <w:proofErr w:type="gramEnd"/>
-      <w:r>
-        <w:t xml:space="preserve"> now uses the filtered</w:t>
-      </w:r>
-      <w:r>
-        <w:t xml:space="preserve"> </w:t>
-      </w:r>
-      <w:r>
-        <w:t xml:space="preserve">reference </w:t>
-      </w:r>
-      <m:oMath>
-        <m:sSub>
-          <m:sSubPr>
-            <m:ctrlPr>
-              <w:rPr>
-                <w:rFonts w:ascii="Cambria Math" w:hAnsi="Cambria Math"/>
-                <w:i/>
-              </w:rPr>
-            </m:ctrlPr>
-          </m:sSubPr>
-          <m:e>
-            <m:r>
-              <w:rPr>
-                <w:rFonts w:ascii="Cambria Math" w:hAnsi="Cambria Math"/>
-              </w:rPr>
-              <m:t>x</m:t>
-            </m:r>
-          </m:e>
-          <m:sub>
-            <m:r>
-              <w:rPr>
-                <w:rFonts w:ascii="Cambria Math" w:hAnsi="Cambria Math"/>
-              </w:rPr>
-              <m:t>f</m:t>
-            </m:r>
-            <m:d>
-              <m:dPr>
-                <m:ctrlPr>
-                  <w:rPr>
-                    <w:rFonts w:ascii="Cambria Math" w:hAnsi="Cambria Math"/>
-                    <w:i/>
-                  </w:rPr>
-                </m:ctrlPr>
-              </m:dPr>
-              <m:e>
-                <m:r>
-                  <w:rPr>
-                    <w:rFonts w:ascii="Cambria Math" w:hAnsi="Cambria Math"/>
-                  </w:rPr>
-                  <m:t>n</m:t>
-                </m:r>
-              </m:e>
-            </m:d>
-          </m:sub>
-        </m:sSub>
-      </m:oMath>
-      <w:r>
-        <w:t xml:space="preserve">. </w:t>
-      </w:r>
-    </w:p>
-    <w:p>
-      <w:r>
-        <w:t>T</w:t>
-      </w:r>
-      <w:r>
-        <w:t>he estimate Ŝ(z) is identified offline by playing a known stimulus through the loudspeaker. We model this estimate as the true acoustic path corrupted by 5</w:t>
-      </w:r>
-      <w:r>
-        <w:t>%</w:t>
-      </w:r>
-      <w:r>
-        <w:t xml:space="preserve"> multiplicative noise, representative of what offline identification typically achieves.</w:t>
+      <w:pPr/>
+      <w:r>
+        <w:t>FxLMS (Burgess 1981, Morgan 1980) fixes the stability problem with a single change: before being used in the weight update, the reference signal is filtered through an estimate Ŝ(z) of the secondary path. The two equations of FxLMS are:</w:t>
+      </w:r>
+    </w:p>
+    <w:p>
+      <w:pPr/>
+      <w:r>
+        <w:t>Filtered reference    (4)    x_f(n) = Σ_{k=0..L−1} ŝₖ · x(n−k) Weight update         (5)    w(n+1) = w(n) + μ · e(n) · x_f(n)</w:t>
+      </w:r>
+    </w:p>
+    <w:p>
+      <w:pPr/>
+      <w:r>
+        <w:t>The estimate Ŝ(z) is identified offline by playing a known stimulus through the loudspeaker. We model this estimate as the true acoustic path corrupted by 5 % multiplicative noise, representative of what offline identification typically achieves.</w:t>
       </w:r>
     </w:p>
     <w:p>
@@ -1504,261 +1310,21 @@
       </w:r>
     </w:p>
     <w:p>
-      <w:r>
-        <w:t xml:space="preserve">Plain FxLMS is sensitive to input power — the effective step size scales with </w:t>
-      </w:r>
-      <m:oMath>
-        <m:r>
-          <w:rPr>
-            <w:rFonts w:ascii="Cambria Math" w:hAnsi="Cambria Math"/>
-          </w:rPr>
-          <m:t>|x|²</m:t>
-        </m:r>
-      </m:oMath>
-      <w:r>
-        <w:t xml:space="preserve"> and is hard to keep stable across scenarios. The normalised variant divides each update by the energy of the filtered-reference buffer:</w:t>
-      </w:r>
-    </w:p>
-    <w:p>
-      <m:oMathPara>
-        <m:oMath>
-          <m:r>
-            <w:rPr>
-              <w:rFonts w:ascii="Cambria Math" w:hAnsi="Cambria Math"/>
-            </w:rPr>
-            <m:t>w</m:t>
-          </m:r>
-          <m:d>
-            <m:dPr>
-              <m:ctrlPr>
-                <w:rPr>
-                  <w:rFonts w:ascii="Cambria Math" w:hAnsi="Cambria Math"/>
-                  <w:i/>
-                </w:rPr>
-              </m:ctrlPr>
-            </m:dPr>
-            <m:e>
-              <m:r>
-                <w:rPr>
-                  <w:rFonts w:ascii="Cambria Math" w:hAnsi="Cambria Math"/>
-                </w:rPr>
-                <m:t>n+1</m:t>
-              </m:r>
-            </m:e>
-          </m:d>
-          <m:r>
-            <w:rPr>
-              <w:rFonts w:ascii="Cambria Math" w:hAnsi="Cambria Math"/>
-            </w:rPr>
-            <m:t>= w</m:t>
-          </m:r>
-          <m:d>
-            <m:dPr>
-              <m:ctrlPr>
-                <w:rPr>
-                  <w:rFonts w:ascii="Cambria Math" w:hAnsi="Cambria Math"/>
-                  <w:i/>
-                </w:rPr>
-              </m:ctrlPr>
-            </m:dPr>
-            <m:e>
-              <m:r>
-                <w:rPr>
-                  <w:rFonts w:ascii="Cambria Math" w:hAnsi="Cambria Math"/>
-                </w:rPr>
-                <m:t>n</m:t>
-              </m:r>
-            </m:e>
-          </m:d>
-          <m:r>
-            <w:rPr>
-              <w:rFonts w:ascii="Cambria Math" w:hAnsi="Cambria Math"/>
-            </w:rPr>
-            <m:t>+ μ · e</m:t>
-          </m:r>
-          <m:d>
-            <m:dPr>
-              <m:ctrlPr>
-                <w:rPr>
-                  <w:rFonts w:ascii="Cambria Math" w:hAnsi="Cambria Math"/>
-                  <w:i/>
-                </w:rPr>
-              </m:ctrlPr>
-            </m:dPr>
-            <m:e>
-              <m:r>
-                <w:rPr>
-                  <w:rFonts w:ascii="Cambria Math" w:hAnsi="Cambria Math"/>
-                </w:rPr>
-                <m:t>n</m:t>
-              </m:r>
-            </m:e>
-          </m:d>
-          <m:r>
-            <w:rPr>
-              <w:rFonts w:ascii="Cambria Math" w:hAnsi="Cambria Math"/>
-            </w:rPr>
-            <m:t>·</m:t>
-          </m:r>
-          <m:f>
-            <m:fPr>
-              <m:ctrlPr>
-                <w:rPr>
-                  <w:rFonts w:ascii="Cambria Math" w:hAnsi="Cambria Math"/>
-                  <w:i/>
-                </w:rPr>
-              </m:ctrlPr>
-            </m:fPr>
-            <m:num>
-              <m:sSub>
-                <m:sSubPr>
-                  <m:ctrlPr>
-                    <w:rPr>
-                      <w:rFonts w:ascii="Cambria Math" w:hAnsi="Cambria Math"/>
-                      <w:i/>
-                    </w:rPr>
-                  </m:ctrlPr>
-                </m:sSubPr>
-                <m:e>
-                  <m:r>
-                    <w:rPr>
-                      <w:rFonts w:ascii="Cambria Math" w:hAnsi="Cambria Math"/>
-                    </w:rPr>
-                    <m:t>x</m:t>
-                  </m:r>
-                </m:e>
-                <m:sub>
-                  <m:r>
-                    <w:rPr>
-                      <w:rFonts w:ascii="Cambria Math" w:hAnsi="Cambria Math"/>
-                    </w:rPr>
-                    <m:t>f</m:t>
-                  </m:r>
-                  <m:d>
-                    <m:dPr>
-                      <m:ctrlPr>
-                        <w:rPr>
-                          <w:rFonts w:ascii="Cambria Math" w:hAnsi="Cambria Math"/>
-                          <w:i/>
-                        </w:rPr>
-                      </m:ctrlPr>
-                    </m:dPr>
-                    <m:e>
-                      <m:r>
-                        <w:rPr>
-                          <w:rFonts w:ascii="Cambria Math" w:hAnsi="Cambria Math"/>
-                        </w:rPr>
-                        <m:t>n</m:t>
-                      </m:r>
-                    </m:e>
-                  </m:d>
-                </m:sub>
-              </m:sSub>
-            </m:num>
-            <m:den>
-              <m:r>
-                <w:rPr>
-                  <w:rFonts w:ascii="Cambria Math" w:hAnsi="Cambria Math"/>
-                </w:rPr>
-                <m:t>(δ + ‖</m:t>
-              </m:r>
-              <m:sSub>
-                <m:sSubPr>
-                  <m:ctrlPr>
-                    <w:rPr>
-                      <w:rFonts w:ascii="Cambria Math" w:hAnsi="Cambria Math"/>
-                      <w:i/>
-                    </w:rPr>
-                  </m:ctrlPr>
-                </m:sSubPr>
-                <m:e>
-                  <m:r>
-                    <w:rPr>
-                      <w:rFonts w:ascii="Cambria Math" w:hAnsi="Cambria Math"/>
-                    </w:rPr>
-                    <m:t>x</m:t>
-                  </m:r>
-                </m:e>
-                <m:sub>
-                  <m:r>
-                    <w:rPr>
-                      <w:rFonts w:ascii="Cambria Math" w:hAnsi="Cambria Math"/>
-                    </w:rPr>
-                    <m:t>f</m:t>
-                  </m:r>
-                  <m:d>
-                    <m:dPr>
-                      <m:ctrlPr>
-                        <w:rPr>
-                          <w:rFonts w:ascii="Cambria Math" w:hAnsi="Cambria Math"/>
-                          <w:i/>
-                        </w:rPr>
-                      </m:ctrlPr>
-                    </m:dPr>
-                    <m:e>
-                      <m:r>
-                        <w:rPr>
-                          <w:rFonts w:ascii="Cambria Math" w:hAnsi="Cambria Math"/>
-                        </w:rPr>
-                        <m:t>n</m:t>
-                      </m:r>
-                    </m:e>
-                  </m:d>
-                </m:sub>
-              </m:sSub>
-              <m:r>
-                <w:rPr>
-                  <w:rFonts w:ascii="Cambria Math" w:hAnsi="Cambria Math"/>
-                </w:rPr>
-                <m:t>‖²)</m:t>
-              </m:r>
-            </m:den>
-          </m:f>
-          <m:r>
-            <w:rPr>
-              <w:rFonts w:ascii="Cambria Math" w:hAnsi="Cambria Math"/>
-            </w:rPr>
-            <m:t xml:space="preserve"> </m:t>
-          </m:r>
-        </m:oMath>
-      </m:oMathPara>
-    </w:p>
-    <w:p>
-      <w:r>
-        <w:t xml:space="preserve">with δ a small regularisation constant. FxNLMS is the controller used throughout this project. The optional leakage term </w:t>
-      </w:r>
-      <m:oMath>
-        <m:r>
-          <w:rPr>
-            <w:rFonts w:ascii="Cambria Math" w:hAnsi="Cambria Math"/>
-          </w:rPr>
-          <m:t>(1 - μγ)</m:t>
-        </m:r>
-      </m:oMath>
-      <w:r>
-        <w:t xml:space="preserve"> on </w:t>
-      </w:r>
-      <m:oMath>
-        <m:r>
-          <w:rPr>
-            <w:rFonts w:ascii="Cambria Math" w:hAnsi="Cambria Math"/>
-          </w:rPr>
-          <m:t xml:space="preserve">w(n) </m:t>
-        </m:r>
-      </m:oMath>
-      <w:r>
-        <w:t xml:space="preserve">prevents weight drift in long-running deployments and is enabled in our implementation with </w:t>
-      </w:r>
-      <m:oMath>
-        <m:r>
-          <w:rPr>
-            <w:rFonts w:ascii="Cambria Math" w:hAnsi="Cambria Math"/>
-          </w:rPr>
-          <m:t>γ = 0</m:t>
-        </m:r>
-      </m:oMath>
-      <w:r>
-        <w:t>.</w:t>
+      <w:pPr/>
+      <w:r>
+        <w:t>Plain FxLMS is sensitive to input power — the effective step size scales with |x|² and is hard to keep stable across scenarios. The normalised variant divides each update by the energy of the filtered-reference buffer:</w:t>
+      </w:r>
+    </w:p>
+    <w:p>
+      <w:pPr/>
+      <w:r>
+        <w:t>Weight update         (6)    w(n+1) = w(n) + μ · e(n) · x_f(n) / (δ + ‖x_f(n)‖²)</w:t>
+      </w:r>
+    </w:p>
+    <w:p>
+      <w:pPr/>
+      <w:r>
+        <w:t>with δ a small regularisation constant. FxNLMS is the controller used throughout this project. The optional leakage term (1 − μγ) on w(n) prevents weight drift in long-running deployments and is enabled in our implementation with γ = 0.</w:t>
       </w:r>
     </w:p>
     <w:p>
@@ -1770,6 +1336,7 @@
       </w:r>
     </w:p>
     <w:p>
+      <w:pPr/>
       <w:r>
         <w:t>ANC is fundamentally local. Pressing one part of the acoustic field down lifts another, because cancelling at one point in a reflective enclosure necessarily redistributes acoustic energy elsewhere. This is the waterbed effect, visible in the spatial heatmaps of Chapter 5: a small zone of quiet around the error microphone is paired with regions of amplification (sometimes &gt;5 dB) elsewhere. Multi-error control mitigates the effect within an extended head zone but cannot eliminate it; only adding more loudspeakers genuinely changes the trade-off.</w:t>
       </w:r>
@@ -1779,406 +1346,25 @@
         <w:pStyle w:val="Heading2"/>
       </w:pPr>
       <w:r>
-        <w:lastRenderedPageBreak/>
         <w:t>Multi-channel extensions</w:t>
       </w:r>
     </w:p>
     <w:p>
+      <w:pPr/>
       <w:r>
         <w:t>The SISO FxNLMS controller extends straightforwardly to multi-channel cases. With M loudspeakers, N reference microphones xₙ(n) and K error microphones eₖ(n), the weights of loudspeaker m driven by reference n update as:</w:t>
       </w:r>
     </w:p>
     <w:p>
-      <m:oMathPara>
-        <m:oMath>
-          <m:sSub>
-            <m:sSubPr>
-              <m:ctrlPr>
-                <w:rPr>
-                  <w:rFonts w:ascii="Cambria Math" w:hAnsi="Cambria Math"/>
-                  <w:i/>
-                </w:rPr>
-              </m:ctrlPr>
-            </m:sSubPr>
-            <m:e>
-              <m:r>
-                <w:rPr>
-                  <w:rFonts w:ascii="Cambria Math" w:hAnsi="Cambria Math"/>
-                </w:rPr>
-                <m:t>w</m:t>
-              </m:r>
-            </m:e>
-            <m:sub>
-              <m:d>
-                <m:dPr>
-                  <m:begChr m:val="{"/>
-                  <m:endChr m:val="}"/>
-                  <m:ctrlPr>
-                    <w:rPr>
-                      <w:rFonts w:ascii="Cambria Math" w:hAnsi="Cambria Math"/>
-                      <w:i/>
-                    </w:rPr>
-                  </m:ctrlPr>
-                </m:dPr>
-                <m:e>
-                  <m:r>
-                    <w:rPr>
-                      <w:rFonts w:ascii="Cambria Math" w:hAnsi="Cambria Math"/>
-                    </w:rPr>
-                    <m:t>m,n</m:t>
-                  </m:r>
-                </m:e>
-              </m:d>
-            </m:sub>
-          </m:sSub>
-          <m:r>
-            <w:rPr>
-              <w:rFonts w:ascii="Cambria Math" w:hAnsi="Cambria Math"/>
-            </w:rPr>
-            <m:t xml:space="preserve">(n+1) = </m:t>
-          </m:r>
-          <m:sSub>
-            <m:sSubPr>
-              <m:ctrlPr>
-                <w:rPr>
-                  <w:rFonts w:ascii="Cambria Math" w:hAnsi="Cambria Math"/>
-                  <w:i/>
-                </w:rPr>
-              </m:ctrlPr>
-            </m:sSubPr>
-            <m:e>
-              <m:r>
-                <w:rPr>
-                  <w:rFonts w:ascii="Cambria Math" w:hAnsi="Cambria Math"/>
-                </w:rPr>
-                <m:t>w</m:t>
-              </m:r>
-            </m:e>
-            <m:sub>
-              <m:d>
-                <m:dPr>
-                  <m:begChr m:val="{"/>
-                  <m:endChr m:val="}"/>
-                  <m:ctrlPr>
-                    <w:rPr>
-                      <w:rFonts w:ascii="Cambria Math" w:hAnsi="Cambria Math"/>
-                      <w:i/>
-                    </w:rPr>
-                  </m:ctrlPr>
-                </m:dPr>
-                <m:e>
-                  <m:r>
-                    <w:rPr>
-                      <w:rFonts w:ascii="Cambria Math" w:hAnsi="Cambria Math"/>
-                    </w:rPr>
-                    <m:t>m,n</m:t>
-                  </m:r>
-                </m:e>
-              </m:d>
-            </m:sub>
-          </m:sSub>
-          <m:r>
-            <w:rPr>
-              <w:rFonts w:ascii="Cambria Math" w:hAnsi="Cambria Math"/>
-            </w:rPr>
-            <m:t>(n) + (</m:t>
-          </m:r>
-          <m:f>
-            <m:fPr>
-              <m:ctrlPr>
-                <w:rPr>
-                  <w:rFonts w:ascii="Cambria Math" w:hAnsi="Cambria Math"/>
-                  <w:i/>
-                </w:rPr>
-              </m:ctrlPr>
-            </m:fPr>
-            <m:num>
-              <m:r>
-                <w:rPr>
-                  <w:rFonts w:ascii="Cambria Math" w:hAnsi="Cambria Math"/>
-                </w:rPr>
-                <m:t>μ</m:t>
-              </m:r>
-            </m:num>
-            <m:den>
-              <m:r>
-                <w:rPr>
-                  <w:rFonts w:ascii="Cambria Math" w:hAnsi="Cambria Math"/>
-                </w:rPr>
-                <m:t>norm</m:t>
-              </m:r>
-            </m:den>
-          </m:f>
-          <m:r>
-            <w:rPr>
-              <w:rFonts w:ascii="Cambria Math" w:hAnsi="Cambria Math"/>
-            </w:rPr>
-            <m:t xml:space="preserve"> ) · Σ</m:t>
-          </m:r>
-          <m:r>
-            <w:rPr>
-              <w:rFonts w:ascii="Segoe UI Symbol" w:hAnsi="Segoe UI Symbol" w:cs="Segoe UI Symbol"/>
-            </w:rPr>
-            <m:t>ₖ</m:t>
-          </m:r>
-          <m:r>
-            <w:rPr>
-              <w:rFonts w:ascii="Cambria Math" w:hAnsi="Cambria Math"/>
-            </w:rPr>
-            <m:t xml:space="preserve"> e</m:t>
-          </m:r>
-          <m:r>
-            <w:rPr>
-              <w:rFonts w:ascii="Segoe UI Symbol" w:hAnsi="Segoe UI Symbol" w:cs="Segoe UI Symbol"/>
-            </w:rPr>
-            <m:t>ₖ</m:t>
-          </m:r>
-          <m:r>
-            <w:rPr>
-              <w:rFonts w:ascii="Cambria Math" w:hAnsi="Cambria Math"/>
-            </w:rPr>
-            <m:t xml:space="preserve">(n) · </m:t>
-          </m:r>
-          <m:sSub>
-            <m:sSubPr>
-              <m:ctrlPr>
-                <w:rPr>
-                  <w:rFonts w:ascii="Cambria Math" w:hAnsi="Cambria Math"/>
-                  <w:i/>
-                </w:rPr>
-              </m:ctrlPr>
-            </m:sSubPr>
-            <m:e>
-              <m:r>
-                <w:rPr>
-                  <w:rFonts w:ascii="Cambria Math" w:hAnsi="Cambria Math"/>
-                </w:rPr>
-                <m:t>x</m:t>
-              </m:r>
-            </m:e>
-            <m:sub>
-              <m:sSup>
-                <m:sSupPr>
-                  <m:ctrlPr>
-                    <w:rPr>
-                      <w:rFonts w:ascii="Cambria Math" w:hAnsi="Cambria Math"/>
-                      <w:i/>
-                    </w:rPr>
-                  </m:ctrlPr>
-                </m:sSupPr>
-                <m:e>
-                  <m:r>
-                    <w:rPr>
-                      <w:rFonts w:ascii="Cambria Math" w:hAnsi="Cambria Math"/>
-                    </w:rPr>
-                    <m:t>f</m:t>
-                  </m:r>
-                </m:e>
-                <m:sup>
-                  <m:r>
-                    <w:rPr>
-                      <w:rFonts w:ascii="Cambria Math" w:hAnsi="Cambria Math"/>
-                    </w:rPr>
-                    <m:t>{m,n,k}</m:t>
-                  </m:r>
-                </m:sup>
-              </m:sSup>
-            </m:sub>
-          </m:sSub>
-          <m:r>
-            <w:rPr>
-              <w:rFonts w:ascii="Cambria Math" w:hAnsi="Cambria Math"/>
-            </w:rPr>
-            <m:t>(n)</m:t>
-          </m:r>
-        </m:oMath>
-      </m:oMathPara>
-    </w:p>
-    <w:p>
-      <w:r>
-        <w:t xml:space="preserve">where </w:t>
-      </w:r>
-      <m:oMath>
-        <m:r>
-          <w:rPr>
-            <w:rFonts w:ascii="Cambria Math" w:hAnsi="Cambria Math"/>
-          </w:rPr>
-          <m:t>norm = δ + Σ</m:t>
-        </m:r>
-        <m:r>
-          <w:rPr>
-            <w:rFonts w:ascii="Segoe UI Symbol" w:hAnsi="Segoe UI Symbol" w:cs="Segoe UI Symbol"/>
-          </w:rPr>
-          <m:t>ₖ</m:t>
-        </m:r>
-        <m:r>
-          <w:rPr>
-            <w:rFonts w:ascii="Cambria Math" w:hAnsi="Cambria Math"/>
-          </w:rPr>
-          <m:t xml:space="preserve"> ‖</m:t>
-        </m:r>
-        <m:sSub>
-          <m:sSubPr>
-            <m:ctrlPr>
-              <w:rPr>
-                <w:rFonts w:ascii="Cambria Math" w:hAnsi="Cambria Math"/>
-                <w:i/>
-              </w:rPr>
-            </m:ctrlPr>
-          </m:sSubPr>
-          <m:e>
-            <m:r>
-              <w:rPr>
-                <w:rFonts w:ascii="Cambria Math" w:hAnsi="Cambria Math"/>
-              </w:rPr>
-              <m:t>x</m:t>
-            </m:r>
-          </m:e>
-          <m:sub>
-            <m:sSup>
-              <m:sSupPr>
-                <m:ctrlPr>
-                  <w:rPr>
-                    <w:rFonts w:ascii="Cambria Math" w:hAnsi="Cambria Math"/>
-                    <w:i/>
-                  </w:rPr>
-                </m:ctrlPr>
-              </m:sSupPr>
-              <m:e>
-                <m:r>
-                  <w:rPr>
-                    <w:rFonts w:ascii="Cambria Math" w:hAnsi="Cambria Math"/>
-                  </w:rPr>
-                  <m:t>f</m:t>
-                </m:r>
-              </m:e>
-              <m:sup>
-                <m:r>
-                  <w:rPr>
-                    <w:rFonts w:ascii="Cambria Math" w:hAnsi="Cambria Math"/>
-                  </w:rPr>
-                  <m:t>{m,n,k}</m:t>
-                </m:r>
-              </m:sup>
-            </m:sSup>
-          </m:sub>
-        </m:sSub>
-        <m:r>
-          <w:rPr>
-            <w:rFonts w:ascii="Cambria Math" w:hAnsi="Cambria Math"/>
-          </w:rPr>
-          <m:t>(n)</m:t>
-        </m:r>
-        <m:r>
-          <w:rPr>
-            <w:rFonts w:ascii="Cambria Math" w:hAnsi="Cambria Math"/>
-          </w:rPr>
-          <m:t>‖²</m:t>
-        </m:r>
-      </m:oMath>
-      <w:r>
-        <w:t xml:space="preserve"> and </w:t>
-      </w:r>
-      <m:oMath>
-        <m:sSub>
-          <m:sSubPr>
-            <m:ctrlPr>
-              <w:rPr>
-                <w:rFonts w:ascii="Cambria Math" w:hAnsi="Cambria Math"/>
-                <w:i/>
-              </w:rPr>
-            </m:ctrlPr>
-          </m:sSubPr>
-          <m:e>
-            <m:r>
-              <w:rPr>
-                <w:rFonts w:ascii="Cambria Math" w:hAnsi="Cambria Math"/>
-              </w:rPr>
-              <m:t>x</m:t>
-            </m:r>
-          </m:e>
-          <m:sub>
-            <m:sSup>
-              <m:sSupPr>
-                <m:ctrlPr>
-                  <w:rPr>
-                    <w:rFonts w:ascii="Cambria Math" w:hAnsi="Cambria Math"/>
-                    <w:i/>
-                  </w:rPr>
-                </m:ctrlPr>
-              </m:sSupPr>
-              <m:e>
-                <m:r>
-                  <w:rPr>
-                    <w:rFonts w:ascii="Cambria Math" w:hAnsi="Cambria Math"/>
-                  </w:rPr>
-                  <m:t>f</m:t>
-                </m:r>
-              </m:e>
-              <m:sup>
-                <m:r>
-                  <w:rPr>
-                    <w:rFonts w:ascii="Cambria Math" w:hAnsi="Cambria Math"/>
-                  </w:rPr>
-                  <m:t>{m,n,k}</m:t>
-                </m:r>
-              </m:sup>
-            </m:sSup>
-          </m:sub>
-        </m:sSub>
-        <m:r>
-          <w:rPr>
-            <w:rFonts w:ascii="Cambria Math" w:hAnsi="Cambria Math"/>
-          </w:rPr>
-          <m:t>(n)</m:t>
-        </m:r>
-      </m:oMath>
-      <w:r>
-        <w:t xml:space="preserve"> is the n-th reference filtered through the secondary-path estimate from loudspeaker m to error microphone k. The cost function is the sum of instantaneous squared errors across all K error microphones. Stage 1 </w:t>
-      </w:r>
-      <m:oMath>
-        <m:r>
-          <w:rPr>
-            <w:rFonts w:ascii="Cambria Math" w:hAnsi="Cambria Math"/>
-          </w:rPr>
-          <m:t>(M=4, K=1, N=1)</m:t>
-        </m:r>
-      </m:oMath>
-      <w:r>
-        <w:t>, Stage 2 (</w:t>
-      </w:r>
-      <m:oMath>
-        <m:r>
-          <w:rPr>
-            <w:rFonts w:ascii="Cambria Math" w:hAnsi="Cambria Math"/>
-          </w:rPr>
-          <m:t>M=4, K=4, N=1)</m:t>
-        </m:r>
-      </m:oMath>
-      <w:r>
-        <w:t xml:space="preserve"> and Stage 3 </w:t>
-      </w:r>
-      <m:oMath>
-        <m:r>
-          <w:rPr>
-            <w:rFonts w:ascii="Cambria Math" w:hAnsi="Cambria Math"/>
-          </w:rPr>
-          <m:t>(M=4, K=4, N=4)</m:t>
-        </m:r>
-      </m:oMath>
-      <w:r>
-        <w:t xml:space="preserve"> of this project all follow this template. The matrix of loudspeaker-to-error secondary paths is the cross-coupling matrix; its size grows as </w:t>
-      </w:r>
-      <m:oMath>
-        <m:r>
-          <w:rPr>
-            <w:rFonts w:ascii="Cambria Math" w:hAnsi="Cambria Math"/>
-          </w:rPr>
-          <m:t>M · K</m:t>
-        </m:r>
-      </m:oMath>
-      <w:r>
-        <w:t xml:space="preserve"> and dominates the per-sample compute cost.</w:t>
+      <w:pPr/>
+      <w:r>
+        <w:t>Multi-channel update  (7)    w_{m,n}(n+1) = w_{m,n}(n) + (μ / norm) · Σₖ eₖ(n) · x_f^{m,n,k}(n)</w:t>
+      </w:r>
+    </w:p>
+    <w:p>
+      <w:pPr/>
+      <w:r>
+        <w:t>where norm = δ + Σₖ ‖x_f^{m,n,k}(n)‖² and x_f^{m,n,k}(n) is the n-th reference filtered through the secondary-path estimate from loudspeaker m to error microphone k. The cost function is the sum of instantaneous squared errors across all K error microphones. Stage 1 (M=4, K=1, N=1), Stage 2 (M=4, K=4, N=1) and Stage 3 (M=4, K=4, N=4) of this project all follow this template. The matrix of loudspeaker-to-error secondary paths is the cross-coupling matrix; its size grows as M · K and dominates the per-sample compute cost.</w:t>
       </w:r>
     </w:p>
     <w:p>
@@ -2186,7 +1372,6 @@
         <w:pStyle w:val="Heading1"/>
       </w:pPr>
       <w:r>
-        <w:lastRenderedPageBreak/>
         <w:t>Simulation</w:t>
       </w:r>
     </w:p>
@@ -2199,27 +1384,11 @@
       </w:r>
     </w:p>
     <w:p>
-      <w:r>
-        <w:t xml:space="preserve">Experiments are conducted in software using </w:t>
-      </w:r>
-      <w:proofErr w:type="spellStart"/>
-      <w:r>
-        <w:t>pyroomacoustics</w:t>
-      </w:r>
-      <w:proofErr w:type="spellEnd"/>
-      <w:r>
-        <w:t xml:space="preserve">, which implements the image-source method for shoebox geometries with frequency-dependent surface absorption and air absorption. The simulator returns sample-accurate room impulse responses between every source–microphone pair. We build the primary, secondary and reference acoustic paths from these impulse responses and feed them to the </w:t>
-      </w:r>
-      <w:proofErr w:type="spellStart"/>
-      <w:r>
-        <w:t>FxLMS</w:t>
-      </w:r>
-      <w:proofErr w:type="spellEnd"/>
-      <w:r>
-        <w:t xml:space="preserve"> controllers.</w:t>
-      </w:r>
-    </w:p>
-    <w:p/>
+      <w:pPr/>
+      <w:r>
+        <w:t>Experiments are conducted in software using pyroomacoustics, which implements the image-source method for shoebox geometries with frequency-dependent surface absorption and air absorption. The simulator returns sample-accurate room impulse responses between every source–microphone pair. We build the primary, secondary and reference acoustic paths from these impulse responses and feed them to the FxLMS controllers.</w:t>
+      </w:r>
+    </w:p>
     <w:p>
       <w:pPr>
         <w:pStyle w:val="Heading2"/>
@@ -2229,19 +1398,9 @@
       </w:r>
     </w:p>
     <w:p>
-      <w:r>
-        <w:t xml:space="preserve">The cabin is modelled as a 4.5 × 1.85 × 1.2 m shoebox at </w:t>
-      </w:r>
-      <m:oMath>
-        <m:r>
-          <w:rPr>
-            <w:rFonts w:ascii="Cambria Math" w:hAnsi="Cambria Math"/>
-          </w:rPr>
-          <m:t>fs = 16 kHz</m:t>
-        </m:r>
-      </m:oMath>
-      <w:r>
-        <w:t>, with image-source reflections up to order 3 and air absorption enabled. Surface absorption is tuned per surface to approximate a typical car interior — the carpeted floor and headliner ceiling are highly absorbent, the windscreen and side glass are highly reflective, and the dashboard and rear shelf sit between. The geometry is intentionally simple: the algorithmic phenomena we want to characterise are insensitive to fine geometry detail and far more sensitive to the placement of the transducers within the volume.</w:t>
+      <w:pPr/>
+      <w:r>
+        <w:t>The cabin is modelled as a 4.5 × 1.85 × 1.2 m shoebox at fs = 16 kHz, with image-source reflections up to order 3 and air absorption enabled. Surface absorption is tuned per surface to approximate a typical car interior — the carpeted floor and headliner ceiling are highly absorbent, the windscreen and side glass are highly reflective, and the dashboard and rear shelf sit between. The geometry is intentionally simple: the algorithmic phenomena we want to characterise are insensitive to fine geometry detail and far more sensitive to the placement of the transducers within the volume.</w:t>
       </w:r>
     </w:p>
     <w:p>
@@ -2249,27 +1408,22 @@
         <w:jc w:val="center"/>
       </w:pPr>
       <w:r>
-        <w:rPr>
-          <w:noProof/>
-        </w:rPr>
-        <w:lastRenderedPageBreak/>
         <w:drawing>
-          <wp:inline distT="0" distB="0" distL="0" distR="0" wp14:anchorId="4814491F" wp14:editId="4D45F6B0">
+          <wp:inline xmlns:a="http://schemas.openxmlformats.org/drawingml/2006/main" xmlns:pic="http://schemas.openxmlformats.org/drawingml/2006/picture">
             <wp:extent cx="4389120" cy="4241449"/>
-            <wp:effectExtent l="0" t="0" r="0" b="0"/>
             <wp:docPr id="4" name="Picture 4"/>
             <wp:cNvGraphicFramePr>
-              <a:graphicFrameLocks xmlns:a="http://schemas.openxmlformats.org/drawingml/2006/main" noChangeAspect="1"/>
+              <a:graphicFrameLocks noChangeAspect="1"/>
             </wp:cNvGraphicFramePr>
-            <a:graphic xmlns:a="http://schemas.openxmlformats.org/drawingml/2006/main">
+            <a:graphic>
               <a:graphicData uri="http://schemas.openxmlformats.org/drawingml/2006/picture">
-                <pic:pic xmlns:pic="http://schemas.openxmlformats.org/drawingml/2006/picture">
+                <pic:pic>
                   <pic:nvPicPr>
                     <pic:cNvPr id="0" name="cabin_layout.png"/>
                     <pic:cNvPicPr/>
                   </pic:nvPicPr>
                   <pic:blipFill>
-                    <a:blip r:embed="rId10"/>
+                    <a:blip r:embed="rId24"/>
                     <a:stretch>
                       <a:fillRect/>
                     </a:stretch>
@@ -2279,9 +1433,7 @@
                       <a:off x="0" y="0"/>
                       <a:ext cx="4389120" cy="4241449"/>
                     </a:xfrm>
-                    <a:prstGeom prst="rect">
-                      <a:avLst/>
-                    </a:prstGeom>
+                    <a:prstGeom prst="rect"/>
                   </pic:spPr>
                 </pic:pic>
               </a:graphicData>
@@ -2300,6 +1452,7 @@
       </w:r>
     </w:p>
     <w:p>
+      <w:pPr/>
       <w:r>
         <w:t>The noise source sits in the engine bay (front-left). Four candidate reference microphones are evaluated — firewall, floor, A-pillar and dashboard — with the firewall location used by default in the multi-reference Stage 3 controller. Four loudspeakers are mounted in the door and dashboard locations typical of production cars. The error microphones form a 2×2 head-zone grid centred on the driver-ear position with ±5 cm offsets in y and z.</w:t>
       </w:r>
@@ -2313,6 +1466,7 @@
       </w:r>
     </w:p>
     <w:p>
+      <w:pPr/>
       <w:r>
         <w:t>The simulator is excited with real recordings from a driving session in downtown Los Angeles, segmented into three representative scenarios:</w:t>
       </w:r>
@@ -2320,25 +1474,22 @@
     <w:tbl>
       <w:tblPr>
         <w:tblStyle w:val="TableGrid"/>
-        <w:tblW w:w="0" w:type="auto"/>
-        <w:tblLook w:val="04A0" w:firstRow="1" w:lastRow="0" w:firstColumn="1" w:lastColumn="0" w:noHBand="0" w:noVBand="1"/>
+        <w:tblW w:type="auto" w:w="0"/>
+        <w:tblLook w:firstColumn="1" w:firstRow="1" w:lastColumn="0" w:lastRow="0" w:noHBand="0" w:noVBand="1" w:val="04A0"/>
       </w:tblPr>
       <w:tblGrid>
-        <w:gridCol w:w="1537"/>
-        <w:gridCol w:w="2658"/>
-        <w:gridCol w:w="1203"/>
-        <w:gridCol w:w="2904"/>
+        <w:gridCol w:w="2078"/>
+        <w:gridCol w:w="2078"/>
+        <w:gridCol w:w="2078"/>
+        <w:gridCol w:w="2078"/>
       </w:tblGrid>
       <w:tr>
         <w:tc>
           <w:tcPr>
-            <w:tcW w:w="1537" w:type="dxa"/>
-            <w:vAlign w:val="center"/>
-          </w:tcPr>
-          <w:p>
-            <w:pPr>
-              <w:jc w:val="center"/>
-            </w:pPr>
+            <w:tcW w:type="dxa" w:w="2078"/>
+          </w:tcPr>
+          <w:p>
+            <w:r/>
             <w:r>
               <w:rPr>
                 <w:b/>
@@ -2349,13 +1500,10 @@
         </w:tc>
         <w:tc>
           <w:tcPr>
-            <w:tcW w:w="2658" w:type="dxa"/>
-            <w:vAlign w:val="center"/>
-          </w:tcPr>
-          <w:p>
-            <w:pPr>
-              <w:jc w:val="center"/>
-            </w:pPr>
+            <w:tcW w:type="dxa" w:w="2078"/>
+          </w:tcPr>
+          <w:p>
+            <w:r/>
             <w:r>
               <w:rPr>
                 <w:b/>
@@ -2366,13 +1514,10 @@
         </w:tc>
         <w:tc>
           <w:tcPr>
-            <w:tcW w:w="903" w:type="dxa"/>
-            <w:vAlign w:val="center"/>
-          </w:tcPr>
-          <w:p>
-            <w:pPr>
-              <w:jc w:val="center"/>
-            </w:pPr>
+            <w:tcW w:type="dxa" w:w="2078"/>
+          </w:tcPr>
+          <w:p>
+            <w:r/>
             <w:r>
               <w:rPr>
                 <w:b/>
@@ -2383,13 +1528,10 @@
         </w:tc>
         <w:tc>
           <w:tcPr>
-            <w:tcW w:w="3204" w:type="dxa"/>
-            <w:vAlign w:val="center"/>
-          </w:tcPr>
-          <w:p>
-            <w:pPr>
-              <w:jc w:val="center"/>
-            </w:pPr>
+            <w:tcW w:type="dxa" w:w="2078"/>
+          </w:tcPr>
+          <w:p>
+            <w:r/>
             <w:r>
               <w:rPr>
                 <w:b/>
@@ -2402,13 +1544,10 @@
       <w:tr>
         <w:tc>
           <w:tcPr>
-            <w:tcW w:w="1537" w:type="dxa"/>
-            <w:vAlign w:val="center"/>
-          </w:tcPr>
-          <w:p>
-            <w:pPr>
-              <w:jc w:val="center"/>
-            </w:pPr>
+            <w:tcW w:type="dxa" w:w="2078"/>
+          </w:tcPr>
+          <w:p>
+            <w:r/>
             <w:r>
               <w:t>Idle</w:t>
             </w:r>
@@ -2416,13 +1555,10 @@
         </w:tc>
         <w:tc>
           <w:tcPr>
-            <w:tcW w:w="2658" w:type="dxa"/>
-            <w:vAlign w:val="center"/>
-          </w:tcPr>
-          <w:p>
-            <w:pPr>
-              <w:jc w:val="center"/>
-            </w:pPr>
+            <w:tcW w:type="dxa" w:w="2078"/>
+          </w:tcPr>
+          <w:p>
+            <w:r/>
             <w:r>
               <w:t>la_idle.wav</w:t>
             </w:r>
@@ -2430,13 +1566,10 @@
         </w:tc>
         <w:tc>
           <w:tcPr>
-            <w:tcW w:w="903" w:type="dxa"/>
-            <w:vAlign w:val="center"/>
-          </w:tcPr>
-          <w:p>
-            <w:pPr>
-              <w:jc w:val="center"/>
-            </w:pPr>
+            <w:tcW w:type="dxa" w:w="2078"/>
+          </w:tcPr>
+          <w:p>
+            <w:r/>
             <w:r>
               <w:t>20 s</w:t>
             </w:r>
@@ -2444,13 +1577,10 @@
         </w:tc>
         <w:tc>
           <w:tcPr>
-            <w:tcW w:w="3204" w:type="dxa"/>
-            <w:vAlign w:val="center"/>
-          </w:tcPr>
-          <w:p>
-            <w:pPr>
-              <w:jc w:val="center"/>
-            </w:pPr>
+            <w:tcW w:type="dxa" w:w="2078"/>
+          </w:tcPr>
+          <w:p>
+            <w:r/>
             <w:r>
               <w:t>Stationary engine, dominant low-frequency harmonics</w:t>
             </w:r>
@@ -2460,28 +1590,21 @@
       <w:tr>
         <w:tc>
           <w:tcPr>
-            <w:tcW w:w="1537" w:type="dxa"/>
-            <w:vAlign w:val="center"/>
-          </w:tcPr>
-          <w:p>
-            <w:pPr>
-              <w:jc w:val="center"/>
-            </w:pPr>
-            <w:r>
-              <w:lastRenderedPageBreak/>
+            <w:tcW w:type="dxa" w:w="2078"/>
+          </w:tcPr>
+          <w:p>
+            <w:r/>
+            <w:r>
               <w:t>Cruising</w:t>
             </w:r>
           </w:p>
         </w:tc>
         <w:tc>
           <w:tcPr>
-            <w:tcW w:w="2658" w:type="dxa"/>
-            <w:vAlign w:val="center"/>
-          </w:tcPr>
-          <w:p>
-            <w:pPr>
-              <w:jc w:val="center"/>
-            </w:pPr>
+            <w:tcW w:type="dxa" w:w="2078"/>
+          </w:tcPr>
+          <w:p>
+            <w:r/>
             <w:r>
               <w:t>la_medium_cruise.wav</w:t>
             </w:r>
@@ -2489,13 +1612,10 @@
         </w:tc>
         <w:tc>
           <w:tcPr>
-            <w:tcW w:w="903" w:type="dxa"/>
-            <w:vAlign w:val="center"/>
-          </w:tcPr>
-          <w:p>
-            <w:pPr>
-              <w:jc w:val="center"/>
-            </w:pPr>
+            <w:tcW w:type="dxa" w:w="2078"/>
+          </w:tcPr>
+          <w:p>
+            <w:r/>
             <w:r>
               <w:t>20 s</w:t>
             </w:r>
@@ -2503,23 +1623,12 @@
         </w:tc>
         <w:tc>
           <w:tcPr>
-            <w:tcW w:w="3204" w:type="dxa"/>
-            <w:vAlign w:val="center"/>
-          </w:tcPr>
-          <w:p>
-            <w:pPr>
-              <w:jc w:val="center"/>
-            </w:pPr>
-            <w:r>
-              <w:t xml:space="preserve">Steady </w:t>
-            </w:r>
-            <w:proofErr w:type="spellStart"/>
-            <w:r>
-              <w:t>tyre</w:t>
-            </w:r>
-            <w:proofErr w:type="spellEnd"/>
-            <w:r>
-              <w:t xml:space="preserve"> / wind noise, broadband</w:t>
+            <w:tcW w:type="dxa" w:w="2078"/>
+          </w:tcPr>
+          <w:p>
+            <w:r/>
+            <w:r>
+              <w:t>Steady tyre / wind noise, broadband</w:t>
             </w:r>
           </w:p>
         </w:tc>
@@ -2527,13 +1636,10 @@
       <w:tr>
         <w:tc>
           <w:tcPr>
-            <w:tcW w:w="1537" w:type="dxa"/>
-            <w:vAlign w:val="center"/>
-          </w:tcPr>
-          <w:p>
-            <w:pPr>
-              <w:jc w:val="center"/>
-            </w:pPr>
+            <w:tcW w:type="dxa" w:w="2078"/>
+          </w:tcPr>
+          <w:p>
+            <w:r/>
             <w:r>
               <w:t>Acceleration</w:t>
             </w:r>
@@ -2541,13 +1647,10 @@
         </w:tc>
         <w:tc>
           <w:tcPr>
-            <w:tcW w:w="2658" w:type="dxa"/>
-            <w:vAlign w:val="center"/>
-          </w:tcPr>
-          <w:p>
-            <w:pPr>
-              <w:jc w:val="center"/>
-            </w:pPr>
+            <w:tcW w:type="dxa" w:w="2078"/>
+          </w:tcPr>
+          <w:p>
+            <w:r/>
             <w:r>
               <w:t>la_varying.wav</w:t>
             </w:r>
@@ -2555,13 +1658,10 @@
         </w:tc>
         <w:tc>
           <w:tcPr>
-            <w:tcW w:w="903" w:type="dxa"/>
-            <w:vAlign w:val="center"/>
-          </w:tcPr>
-          <w:p>
-            <w:pPr>
-              <w:jc w:val="center"/>
-            </w:pPr>
+            <w:tcW w:type="dxa" w:w="2078"/>
+          </w:tcPr>
+          <w:p>
+            <w:r/>
             <w:r>
               <w:t>20 s</w:t>
             </w:r>
@@ -2569,13 +1669,10 @@
         </w:tc>
         <w:tc>
           <w:tcPr>
-            <w:tcW w:w="3204" w:type="dxa"/>
-            <w:vAlign w:val="center"/>
-          </w:tcPr>
-          <w:p>
-            <w:pPr>
-              <w:jc w:val="center"/>
-            </w:pPr>
+            <w:tcW w:type="dxa" w:w="2078"/>
+          </w:tcPr>
+          <w:p>
+            <w:r/>
             <w:r>
               <w:t>Non-stationary spectrum, transients</w:t>
             </w:r>
@@ -2584,16 +1681,9 @@
       </w:tr>
     </w:tbl>
     <w:p>
-      <w:r>
-        <w:t xml:space="preserve">Real recordings are deliberately chosen over synthetic </w:t>
-      </w:r>
-      <w:proofErr w:type="spellStart"/>
-      <w:r>
-        <w:t>color-</w:t>
-      </w:r>
-      <w:proofErr w:type="spellEnd"/>
-      <w:r>
-        <w:t>noise because the spectral non-stationarity of road traffic — particularly the acceleration scenario — is the regime where FxLMS is most challenged and where the differences between algorithm variants are most pronounced.</w:t>
+      <w:pPr/>
+      <w:r>
+        <w:t>Real recordings are deliberately chosen over synthetic colour-noise because the spectral non-stationarity of road traffic — particularly the acceleration scenario — is the regime where FxLMS is most challenged and where the differences between algorithm variants are most pronounced.</w:t>
       </w:r>
     </w:p>
     <w:p>
@@ -2605,6 +1695,7 @@
       </w:r>
     </w:p>
     <w:p>
+      <w:pPr/>
       <w:r>
         <w:t>Unless otherwise stated, all FxLMS variants use the following parameters:</w:t>
       </w:r>
@@ -2612,28 +1703,21 @@
     <w:tbl>
       <w:tblPr>
         <w:tblStyle w:val="TableGrid"/>
-        <w:tblW w:w="0" w:type="auto"/>
-        <w:jc w:val="center"/>
-        <w:tblLook w:val="04A0" w:firstRow="1" w:lastRow="0" w:firstColumn="1" w:lastColumn="0" w:noHBand="0" w:noVBand="1"/>
+        <w:tblW w:type="auto" w:w="0"/>
+        <w:tblLook w:firstColumn="1" w:firstRow="1" w:lastColumn="0" w:lastRow="0" w:noHBand="0" w:noVBand="1" w:val="04A0"/>
       </w:tblPr>
       <w:tblGrid>
-        <w:gridCol w:w="2768"/>
-        <w:gridCol w:w="2767"/>
-        <w:gridCol w:w="2767"/>
+        <w:gridCol w:w="2771"/>
+        <w:gridCol w:w="2771"/>
+        <w:gridCol w:w="2771"/>
       </w:tblGrid>
       <w:tr>
-        <w:trPr>
-          <w:jc w:val="center"/>
-        </w:trPr>
-        <w:tc>
-          <w:tcPr>
-            <w:tcW w:w="2771" w:type="dxa"/>
-            <w:vAlign w:val="center"/>
-          </w:tcPr>
-          <w:p>
-            <w:pPr>
-              <w:jc w:val="center"/>
-            </w:pPr>
+        <w:tc>
+          <w:tcPr>
+            <w:tcW w:type="dxa" w:w="2771"/>
+          </w:tcPr>
+          <w:p>
+            <w:r/>
             <w:r>
               <w:rPr>
                 <w:b/>
@@ -2644,13 +1728,10 @@
         </w:tc>
         <w:tc>
           <w:tcPr>
-            <w:tcW w:w="2771" w:type="dxa"/>
-            <w:vAlign w:val="center"/>
-          </w:tcPr>
-          <w:p>
-            <w:pPr>
-              <w:jc w:val="center"/>
-            </w:pPr>
+            <w:tcW w:type="dxa" w:w="2771"/>
+          </w:tcPr>
+          <w:p>
+            <w:r/>
             <w:r>
               <w:rPr>
                 <w:b/>
@@ -2661,13 +1742,10 @@
         </w:tc>
         <w:tc>
           <w:tcPr>
-            <w:tcW w:w="2771" w:type="dxa"/>
-            <w:vAlign w:val="center"/>
-          </w:tcPr>
-          <w:p>
-            <w:pPr>
-              <w:jc w:val="center"/>
-            </w:pPr>
+            <w:tcW w:type="dxa" w:w="2771"/>
+          </w:tcPr>
+          <w:p>
+            <w:r/>
             <w:r>
               <w:rPr>
                 <w:b/>
@@ -2678,18 +1756,12 @@
         </w:tc>
       </w:tr>
       <w:tr>
-        <w:trPr>
-          <w:jc w:val="center"/>
-        </w:trPr>
-        <w:tc>
-          <w:tcPr>
-            <w:tcW w:w="2771" w:type="dxa"/>
-            <w:vAlign w:val="center"/>
-          </w:tcPr>
-          <w:p>
-            <w:pPr>
-              <w:jc w:val="center"/>
-            </w:pPr>
+        <w:tc>
+          <w:tcPr>
+            <w:tcW w:type="dxa" w:w="2771"/>
+          </w:tcPr>
+          <w:p>
+            <w:r/>
             <w:r>
               <w:t>Sample rate fs</w:t>
             </w:r>
@@ -2697,13 +1769,10 @@
         </w:tc>
         <w:tc>
           <w:tcPr>
-            <w:tcW w:w="2771" w:type="dxa"/>
-            <w:vAlign w:val="center"/>
-          </w:tcPr>
-          <w:p>
-            <w:pPr>
-              <w:jc w:val="center"/>
-            </w:pPr>
+            <w:tcW w:type="dxa" w:w="2771"/>
+          </w:tcPr>
+          <w:p>
+            <w:r/>
             <w:r>
               <w:t>16 kHz</w:t>
             </w:r>
@@ -2711,13 +1780,10 @@
         </w:tc>
         <w:tc>
           <w:tcPr>
-            <w:tcW w:w="2771" w:type="dxa"/>
-            <w:vAlign w:val="center"/>
-          </w:tcPr>
-          <w:p>
-            <w:pPr>
-              <w:jc w:val="center"/>
-            </w:pPr>
+            <w:tcW w:type="dxa" w:w="2771"/>
+          </w:tcPr>
+          <w:p>
+            <w:r/>
             <w:r>
               <w:t>16 kHz</w:t>
             </w:r>
@@ -2725,18 +1791,12 @@
         </w:tc>
       </w:tr>
       <w:tr>
-        <w:trPr>
-          <w:jc w:val="center"/>
-        </w:trPr>
-        <w:tc>
-          <w:tcPr>
-            <w:tcW w:w="2771" w:type="dxa"/>
-            <w:vAlign w:val="center"/>
-          </w:tcPr>
-          <w:p>
-            <w:pPr>
-              <w:jc w:val="center"/>
-            </w:pPr>
+        <w:tc>
+          <w:tcPr>
+            <w:tcW w:type="dxa" w:w="2771"/>
+          </w:tcPr>
+          <w:p>
+            <w:r/>
             <w:r>
               <w:t>Filter length L</w:t>
             </w:r>
@@ -2744,13 +1804,10 @@
         </w:tc>
         <w:tc>
           <w:tcPr>
-            <w:tcW w:w="2771" w:type="dxa"/>
-            <w:vAlign w:val="center"/>
-          </w:tcPr>
-          <w:p>
-            <w:pPr>
-              <w:jc w:val="center"/>
-            </w:pPr>
+            <w:tcW w:type="dxa" w:w="2771"/>
+          </w:tcPr>
+          <w:p>
+            <w:r/>
             <w:r>
               <w:t>512 taps</w:t>
             </w:r>
@@ -2758,13 +1815,10 @@
         </w:tc>
         <w:tc>
           <w:tcPr>
-            <w:tcW w:w="2771" w:type="dxa"/>
-            <w:vAlign w:val="center"/>
-          </w:tcPr>
-          <w:p>
-            <w:pPr>
-              <w:jc w:val="center"/>
-            </w:pPr>
+            <w:tcW w:type="dxa" w:w="2771"/>
+          </w:tcPr>
+          <w:p>
+            <w:r/>
             <w:r>
               <w:t>256 taps</w:t>
             </w:r>
@@ -2772,18 +1826,12 @@
         </w:tc>
       </w:tr>
       <w:tr>
-        <w:trPr>
-          <w:jc w:val="center"/>
-        </w:trPr>
-        <w:tc>
-          <w:tcPr>
-            <w:tcW w:w="2771" w:type="dxa"/>
-            <w:vAlign w:val="center"/>
-          </w:tcPr>
-          <w:p>
-            <w:pPr>
-              <w:jc w:val="center"/>
-            </w:pPr>
+        <w:tc>
+          <w:tcPr>
+            <w:tcW w:type="dxa" w:w="2771"/>
+          </w:tcPr>
+          <w:p>
+            <w:r/>
             <w:r>
               <w:t>Step size μ</w:t>
             </w:r>
@@ -2791,13 +1839,10 @@
         </w:tc>
         <w:tc>
           <w:tcPr>
-            <w:tcW w:w="2771" w:type="dxa"/>
-            <w:vAlign w:val="center"/>
-          </w:tcPr>
-          <w:p>
-            <w:pPr>
-              <w:jc w:val="center"/>
-            </w:pPr>
+            <w:tcW w:type="dxa" w:w="2771"/>
+          </w:tcPr>
+          <w:p>
+            <w:r/>
             <w:r>
               <w:t>0.003</w:t>
             </w:r>
@@ -2805,13 +1850,10 @@
         </w:tc>
         <w:tc>
           <w:tcPr>
-            <w:tcW w:w="2771" w:type="dxa"/>
-            <w:vAlign w:val="center"/>
-          </w:tcPr>
-          <w:p>
-            <w:pPr>
-              <w:jc w:val="center"/>
-            </w:pPr>
+            <w:tcW w:type="dxa" w:w="2771"/>
+          </w:tcPr>
+          <w:p>
+            <w:r/>
             <w:r>
               <w:t>0.001</w:t>
             </w:r>
@@ -2819,18 +1861,12 @@
         </w:tc>
       </w:tr>
       <w:tr>
-        <w:trPr>
-          <w:jc w:val="center"/>
-        </w:trPr>
-        <w:tc>
-          <w:tcPr>
-            <w:tcW w:w="2771" w:type="dxa"/>
-            <w:vAlign w:val="center"/>
-          </w:tcPr>
-          <w:p>
-            <w:pPr>
-              <w:jc w:val="center"/>
-            </w:pPr>
+        <w:tc>
+          <w:tcPr>
+            <w:tcW w:type="dxa" w:w="2771"/>
+          </w:tcPr>
+          <w:p>
+            <w:r/>
             <w:r>
               <w:t>Regularisation δ</w:t>
             </w:r>
@@ -2838,13 +1874,10 @@
         </w:tc>
         <w:tc>
           <w:tcPr>
-            <w:tcW w:w="2771" w:type="dxa"/>
-            <w:vAlign w:val="center"/>
-          </w:tcPr>
-          <w:p>
-            <w:pPr>
-              <w:jc w:val="center"/>
-            </w:pPr>
+            <w:tcW w:type="dxa" w:w="2771"/>
+          </w:tcPr>
+          <w:p>
+            <w:r/>
             <w:r>
               <w:t>1e−4</w:t>
             </w:r>
@@ -2852,13 +1885,10 @@
         </w:tc>
         <w:tc>
           <w:tcPr>
-            <w:tcW w:w="2771" w:type="dxa"/>
-            <w:vAlign w:val="center"/>
-          </w:tcPr>
-          <w:p>
-            <w:pPr>
-              <w:jc w:val="center"/>
-            </w:pPr>
+            <w:tcW w:type="dxa" w:w="2771"/>
+          </w:tcPr>
+          <w:p>
+            <w:r/>
             <w:r>
               <w:t>1e−4</w:t>
             </w:r>
@@ -2866,18 +1896,12 @@
         </w:tc>
       </w:tr>
       <w:tr>
-        <w:trPr>
-          <w:jc w:val="center"/>
-        </w:trPr>
-        <w:tc>
-          <w:tcPr>
-            <w:tcW w:w="2771" w:type="dxa"/>
-            <w:vAlign w:val="center"/>
-          </w:tcPr>
-          <w:p>
-            <w:pPr>
-              <w:jc w:val="center"/>
-            </w:pPr>
+        <w:tc>
+          <w:tcPr>
+            <w:tcW w:type="dxa" w:w="2771"/>
+          </w:tcPr>
+          <w:p>
+            <w:r/>
             <w:r>
               <w:t>Secondary-path estimate error</w:t>
             </w:r>
@@ -2885,13 +1909,10 @@
         </w:tc>
         <w:tc>
           <w:tcPr>
-            <w:tcW w:w="2771" w:type="dxa"/>
-            <w:vAlign w:val="center"/>
-          </w:tcPr>
-          <w:p>
-            <w:pPr>
-              <w:jc w:val="center"/>
-            </w:pPr>
+            <w:tcW w:type="dxa" w:w="2771"/>
+          </w:tcPr>
+          <w:p>
+            <w:r/>
             <w:r>
               <w:t>5 % multiplicative noise</w:t>
             </w:r>
@@ -2899,13 +1920,10 @@
         </w:tc>
         <w:tc>
           <w:tcPr>
-            <w:tcW w:w="2771" w:type="dxa"/>
-            <w:vAlign w:val="center"/>
-          </w:tcPr>
-          <w:p>
-            <w:pPr>
-              <w:jc w:val="center"/>
-            </w:pPr>
+            <w:tcW w:type="dxa" w:w="2771"/>
+          </w:tcPr>
+          <w:p>
+            <w:r/>
             <w:r>
               <w:t>5 % multiplicative noise</w:t>
             </w:r>
@@ -2913,18 +1931,12 @@
         </w:tc>
       </w:tr>
       <w:tr>
-        <w:trPr>
-          <w:jc w:val="center"/>
-        </w:trPr>
-        <w:tc>
-          <w:tcPr>
-            <w:tcW w:w="2771" w:type="dxa"/>
-            <w:vAlign w:val="center"/>
-          </w:tcPr>
-          <w:p>
-            <w:pPr>
-              <w:jc w:val="center"/>
-            </w:pPr>
+        <w:tc>
+          <w:tcPr>
+            <w:tcW w:type="dxa" w:w="2771"/>
+          </w:tcPr>
+          <w:p>
+            <w:r/>
             <w:r>
               <w:t>Head-zone radius</w:t>
             </w:r>
@@ -2932,13 +1944,10 @@
         </w:tc>
         <w:tc>
           <w:tcPr>
-            <w:tcW w:w="2771" w:type="dxa"/>
-            <w:vAlign w:val="center"/>
-          </w:tcPr>
-          <w:p>
-            <w:pPr>
-              <w:jc w:val="center"/>
-            </w:pPr>
+            <w:tcW w:type="dxa" w:w="2771"/>
+          </w:tcPr>
+          <w:p>
+            <w:r/>
             <w:r>
               <w:t>±5 cm in y and z</w:t>
             </w:r>
@@ -2946,13 +1955,10 @@
         </w:tc>
         <w:tc>
           <w:tcPr>
-            <w:tcW w:w="2771" w:type="dxa"/>
-            <w:vAlign w:val="center"/>
-          </w:tcPr>
-          <w:p>
-            <w:pPr>
-              <w:jc w:val="center"/>
-            </w:pPr>
+            <w:tcW w:type="dxa" w:w="2771"/>
+          </w:tcPr>
+          <w:p>
+            <w:r/>
             <w:r>
               <w:t>±5 cm in y and z</w:t>
             </w:r>
@@ -2961,6 +1967,7 @@
       </w:tr>
     </w:tbl>
     <w:p>
+      <w:pPr/>
       <w:r>
         <w:t>The Stage 3 step size is reduced because its weight tensor is four times larger than Stage 2 — its effective gain at the error microphones is therefore higher, and aggressive step sizes that work for Stage 1 cause Stage 3 to diverge.</w:t>
       </w:r>
@@ -2970,7 +1977,6 @@
         <w:pStyle w:val="Heading1"/>
       </w:pPr>
       <w:r>
-        <w:lastRenderedPageBreak/>
         <w:t>Implementation</w:t>
       </w:r>
     </w:p>
@@ -2983,6 +1989,7 @@
       </w:r>
     </w:p>
     <w:p>
+      <w:pPr/>
       <w:r>
         <w:t>The implementation comprises five FxNLMS controller variants of increasing channel count, plus two parallel machine-learning threads. All controllers share the same simulator, FIR filter front-end and secondary-path estimation methodology; they differ only in the structure of the weight tensor. None of the source code is included in this report; it lives in the public repository documented in Chapter 7.</w:t>
       </w:r>
@@ -2996,6 +2003,7 @@
       </w:r>
     </w:p>
     <w:p>
+      <w:pPr/>
       <w:r>
         <w:t>The baseline. One reference microphone (driver-side firewall), one dashboard loudspeaker, one error microphone at the driver-ear position. The weight vector has L = 512 taps and is updated sample-by-sample by the standard FxNLMS rule. Its main limitation is that the zone of quiet is small — typically a few centimetres around the error microphone — so any movement of the listener's head out of that zone severely degrades the perceived attenuation.</w:t>
       </w:r>
@@ -3009,6 +2017,7 @@
       </w:r>
     </w:p>
     <w:p>
+      <w:pPr/>
       <w:r>
         <w:t>Four loudspeakers driven by the same anti-noise signal y(n). From the controller's point of view, the four loudspeakers behave as a single effective loudspeaker whose secondary path is the sum of the four loudspeaker-to-error-microphone paths. The same scalar FxNLMS update is used. This corresponds to the way many low-cost in-cabin systems are wired — one filter saves cost and DSP cycles, but every loudspeaker emits the same signal, constraining the cancellation field.</w:t>
       </w:r>
@@ -3022,65 +2031,9 @@
       </w:r>
     </w:p>
     <w:p>
-      <w:r>
-        <w:t xml:space="preserve">The first true multi-channel controller. The single reference signal feeds four independent FIR filters Wₘ(z), one per loudspeaker, each updated with its own filtered reference </w:t>
-      </w:r>
-      <m:oMath>
-        <m:sSub>
-          <m:sSubPr>
-            <m:ctrlPr>
-              <w:rPr>
-                <w:rFonts w:ascii="Cambria Math" w:hAnsi="Cambria Math"/>
-                <w:i/>
-              </w:rPr>
-            </m:ctrlPr>
-          </m:sSubPr>
-          <m:e>
-            <m:r>
-              <w:rPr>
-                <w:rFonts w:ascii="Cambria Math" w:hAnsi="Cambria Math"/>
-              </w:rPr>
-              <m:t>x</m:t>
-            </m:r>
-          </m:e>
-          <m:sub>
-            <m:sSup>
-              <m:sSupPr>
-                <m:ctrlPr>
-                  <w:rPr>
-                    <w:rFonts w:ascii="Cambria Math" w:hAnsi="Cambria Math"/>
-                    <w:i/>
-                  </w:rPr>
-                </m:ctrlPr>
-              </m:sSupPr>
-              <m:e>
-                <m:r>
-                  <w:rPr>
-                    <w:rFonts w:ascii="Cambria Math" w:hAnsi="Cambria Math"/>
-                  </w:rPr>
-                  <m:t>f</m:t>
-                </m:r>
-              </m:e>
-              <m:sup>
-                <m:r>
-                  <w:rPr>
-                    <w:rFonts w:ascii="Cambria Math" w:hAnsi="Cambria Math"/>
-                  </w:rPr>
-                  <m:t>{m}(n)</m:t>
-                </m:r>
-              </m:sup>
-            </m:sSup>
-          </m:sub>
-        </m:sSub>
-        <m:r>
-          <w:rPr>
-            <w:rFonts w:ascii="Cambria Math" w:hAnsi="Cambria Math"/>
-          </w:rPr>
-          <m:t>.</m:t>
-        </m:r>
-      </m:oMath>
-      <w:r>
-        <w:t xml:space="preserve"> The cost function remains the squared error at the single driver-ear microphone. Stage 1 beats pseudo-SIMO on 11/13 real recordings (mean +0.54 dB), and degenerates to scalar FxNLMS when M = 1 (verified bit-exact in unit tests).</w:t>
+      <w:pPr/>
+      <w:r>
+        <w:t>The first true multi-channel controller. The single reference signal feeds four independent FIR filters Wₘ(z), one per loudspeaker, each updated with its own filtered reference x_f^{m}(n). The cost function remains the squared error at the single driver-ear microphone. Stage 1 beats pseudo-SIMO on 11/13 real recordings (mean +0.54 dB), and degenerates to scalar FxNLMS when M = 1 (verified bit-exact in unit tests).</w:t>
       </w:r>
     </w:p>
     <w:p>
@@ -3088,11 +2041,11 @@
         <w:pStyle w:val="Heading2"/>
       </w:pPr>
       <w:r>
-        <w:lastRenderedPageBreak/>
         <w:t>Stage 2 — SIMO + multi-error head-zone (1 × 4 × 4)</w:t>
       </w:r>
     </w:p>
     <w:p>
+      <w:pPr/>
       <w:r>
         <w:t>Stage 1 produces a deep but very narrow zone of quiet. Stage 2 widens that zone with four error microphones in a 2×2 head-zone grid (±5 cm in y and z). The cost function is the sum of squared errors across the four error microphones. The mean head-zone reduction is +4.73 dB (Stage 2) vs +4.32 dB (Stage 1), but the more important property is that the cancellation is uniform across the head zone — per-microphone variance below 0.5 dB — so head movement no longer collapses the perceived attenuation.</w:t>
       </w:r>
@@ -3106,55 +2059,21 @@
       </w:r>
     </w:p>
     <w:p>
-      <w:r>
-        <w:t xml:space="preserve">The richest configuration. Four reference microphones (firewall, floor, A-pillar, dashboard) feed a 4 × 4 × 256 = 4096-weight controller with four loudspeakers and four head-zone error microphones. The added reference inputs let the controller exploit different propagation paths — engine harmonics through the firewall, road noise through the floor, wind through the A-pillar </w:t>
-      </w:r>
-      <w:r>
-        <w:t>-</w:t>
-      </w:r>
-      <w:r>
-        <w:t xml:space="preserve"> instead of relying on a single mixed reference. Because the weight tensor is four times larger than Stage 2 the step size has to be reduced to 0.001 to keep the algorithm stable. Stage 3 reaches +14.3 dB on idle, +12.6 dB on cruising and +9.9 dB on acceleration </w:t>
-      </w:r>
-      <w:r>
-        <w:t>-</w:t>
-      </w:r>
-      <w:r>
-        <w:t xml:space="preserve"> a margin of 3</w:t>
-      </w:r>
-      <w:r>
-        <w:t>-</w:t>
-      </w:r>
-      <w:r>
-        <w:t>4 dB over Stage 2 on the same recordings.</w:t>
-      </w:r>
-    </w:p>
-    <w:p/>
-    <w:p/>
-    <w:p/>
-    <w:p/>
-    <w:p/>
-    <w:p/>
-    <w:p/>
-    <w:p/>
-    <w:p/>
-    <w:p/>
-    <w:p/>
+      <w:pPr/>
+      <w:r>
+        <w:t>The richest configuration. Four reference microphones (firewall, floor, A-pillar, dashboard) feed a 4 × 4 × 256 = 4 096-weight controller with four loudspeakers and four head-zone error microphones. The added reference inputs let the controller exploit different propagation paths — engine harmonics through the firewall, road noise through the floor, wind through the A-pillar — instead of relying on a single mixed reference. Because the weight tensor is four times larger than Stage 2 the step size has to be reduced to 0.001 to keep the algorithm stable. Stage 3 reaches +14.3 dB on idle, +12.6 dB on cruising and +9.9 dB on acceleration — a margin of 3–4 dB over Stage 2 on the same recordings.</w:t>
+      </w:r>
+    </w:p>
     <w:p>
       <w:pPr>
         <w:pStyle w:val="Heading2"/>
       </w:pPr>
       <w:r>
-        <w:lastRenderedPageBreak/>
-        <w:t xml:space="preserve">ML thread A </w:t>
-      </w:r>
-      <w:r>
-        <w:t>-</w:t>
-      </w:r>
-      <w:r>
-        <w:t xml:space="preserve"> Adaptive step-size selection</w:t>
-      </w:r>
-    </w:p>
-    <w:p>
+        <w:t>ML thread A — Adaptive step-size selection</w:t>
+      </w:r>
+    </w:p>
+    <w:p>
+      <w:pPr/>
       <w:r>
         <w:t>Four small classifiers were trained to pick the FxLMS step size adaptively from short-term audio features.</w:t>
       </w:r>
@@ -3164,26 +2083,22 @@
         <w:jc w:val="center"/>
       </w:pPr>
       <w:r>
-        <w:rPr>
-          <w:noProof/>
-        </w:rPr>
         <w:drawing>
-          <wp:inline distT="0" distB="0" distL="0" distR="0" wp14:anchorId="1015A245" wp14:editId="5F2C1936">
+          <wp:inline xmlns:a="http://schemas.openxmlformats.org/drawingml/2006/main" xmlns:pic="http://schemas.openxmlformats.org/drawingml/2006/picture">
             <wp:extent cx="4389120" cy="2940080"/>
-            <wp:effectExtent l="0" t="0" r="0" b="0"/>
             <wp:docPr id="5" name="Picture 5"/>
             <wp:cNvGraphicFramePr>
-              <a:graphicFrameLocks xmlns:a="http://schemas.openxmlformats.org/drawingml/2006/main" noChangeAspect="1"/>
+              <a:graphicFrameLocks noChangeAspect="1"/>
             </wp:cNvGraphicFramePr>
-            <a:graphic xmlns:a="http://schemas.openxmlformats.org/drawingml/2006/main">
+            <a:graphic>
               <a:graphicData uri="http://schemas.openxmlformats.org/drawingml/2006/picture">
-                <pic:pic xmlns:pic="http://schemas.openxmlformats.org/drawingml/2006/picture">
+                <pic:pic>
                   <pic:nvPicPr>
                     <pic:cNvPr id="0" name="ml_journey.png"/>
                     <pic:cNvPicPr/>
                   </pic:nvPicPr>
                   <pic:blipFill>
-                    <a:blip r:embed="rId11"/>
+                    <a:blip r:embed="rId25"/>
                     <a:stretch>
                       <a:fillRect/>
                     </a:stretch>
@@ -3193,9 +2108,7 @@
                       <a:off x="0" y="0"/>
                       <a:ext cx="4389120" cy="2940080"/>
                     </a:xfrm>
-                    <a:prstGeom prst="rect">
-                      <a:avLst/>
-                    </a:prstGeom>
+                    <a:prstGeom prst="rect"/>
                   </pic:spPr>
                 </pic:pic>
               </a:graphicData>
@@ -3214,30 +2127,15 @@
       </w:r>
     </w:p>
     <w:p>
+      <w:pPr/>
       <w:r>
         <w:t>The first attempt (single-channel, synthetic, static classification at t = 0) produced a small +0.37 dB mean improvement. The second retrained the same classifier on the four-loudspeaker configuration and the result collapsed to +0.06 dB — acoustic summing across four loudspeakers flattened the optimal step-size landscape, leaving almost nothing for the classifier to exploit. The third pivoted to real recordings with dynamic per-segment labelling and produced −0.12 dB; the per-segment labelling was wrong because it ignored that FxLMS weights carry across segment boundaries. The fourth fixed the labelling with a rolling-simulation lookahead and reached −0.07 dB — better label distribution, still worse than the fixed-μ baseline.</w:t>
       </w:r>
     </w:p>
     <w:p>
-      <w:r>
-        <w:t xml:space="preserve">The fundamental observation is that FxLMS is itself an adaptive algorithm operating at the sample rate — at </w:t>
-      </w:r>
-      <m:oMath>
-        <m:r>
-          <w:rPr>
-            <w:rFonts w:ascii="Cambria Math" w:hAnsi="Cambria Math"/>
-          </w:rPr>
-          <m:t>fs = 16 kHz</m:t>
-        </m:r>
-      </m:oMath>
-      <w:r>
-        <w:t>, the controller updates its weights roughly 16</w:t>
-      </w:r>
-      <w:r>
-        <w:t>,</w:t>
-      </w:r>
-      <w:r>
-        <w:t>000 times per second, leaving very little room for a 0.5-second-granularity classifier to add value. Adding a classifier on top to choose the FxLMS step size is a form of meta-learning that only contributes when the optimal hyperparameters change faster than the underlying adaptive algorithm can self-tune; our short, internally-consistent recordings of a single driving condition do not provide such variation.</w:t>
+      <w:pPr/>
+      <w:r>
+        <w:t>The fundamental observation is that FxLMS is itself an adaptive algorithm operating at the sample rate — at fs = 16 kHz, the controller updates its weights roughly 16 000 times per second, leaving very little room for a 0.5-second-granularity classifier to add value. Adding a classifier on top to choose the FxLMS step size is a form of meta-learning that only contributes when the optimal hyperparameters change faster than the underlying adaptive algorithm can self-tune; our short, internally-consistent recordings of a single driving condition do not provide such variation.</w:t>
       </w:r>
     </w:p>
     <w:p>
@@ -3245,209 +2143,441 @@
         <w:pStyle w:val="Heading2"/>
       </w:pPr>
       <w:r>
-        <w:lastRenderedPageBreak/>
         <w:t>ML thread B — Full-ML control with a TCN</w:t>
       </w:r>
     </w:p>
     <w:p>
+      <w:pPr/>
       <w:r>
         <w:t>A second, more ambitious thread investigated replacing the FxLMS controller entirely with a Temporal Convolutional Network that learns a non-linear mapping from a window of recent reference samples to the next anti-noise sample. The model used causal dilated 1-D convolutions (kernel sizes 3–5, dilation factors 1, 2, 4 …, receptive fields up to several hundred samples to span one full cycle of the engine fundamental near 50 Hz) and a tanh output to constrain the predicted control sample within the loudspeaker's amplitude range.</w:t>
       </w:r>
     </w:p>
     <w:p>
-      <w:r>
-        <w:t xml:space="preserve">The crucial design correction was to include the secondary path inside the training loss. The network does not predict the unwanted noise at the ear; it predicts an electrical control signal u(n) that is then convolved with the secondary-path impulse response </w:t>
-      </w:r>
-      <m:oMath>
-        <m:sSub>
-          <m:sSubPr>
-            <m:ctrlPr>
+      <w:pPr/>
+      <w:r>
+        <w:t>The crucial design correction was to include the secondary path inside the training loss. The network does not predict the unwanted noise at the ear; it predicts an electrical control signal u(n) that is then convolved with the secondary-path impulse response ĥ_s(n) inside the differentiable training loop. The loss is the residual after acoustic propagation, e(n) = d(n) + (u ∗ ĥ_s)(n) — the neural analogue of the filtered-x idea. Optimising on the raw network output without this physical layer in the loss produced waveforms that looked plausible electrically but amplified the sound field after passing through the loudspeaker.</w:t>
+      </w:r>
+    </w:p>
+    <w:p>
+      <w:pPr/>
+      <w:r>
+        <w:t>A sequence of variants was trained: a baseline TCN with secondary-path loss (full-band mean +2.17 dB, engine-band +3.26 dB); a tanh-output amplitude-bounded variant with frequency-weighted loss (collapsed to −9.7 dB; loss shaping alone failed to fix phase); an RIR-pre-filtered variant where the reference was preconditioned with the room impulse response (≈ +8.9 dB in a controlled setting); and a late-stage cascaded magnitude-and-phase TCN, which remained inconsistent on blind scenarios. Dominant failure modes: amplitude overshoot, weak phase correlation, high-frequency amplification accompanying low-frequency cancellation, and a large generalisation gap to unseen reflective cabins. The TCN branch did not become the deployed solution. The diagnostics it produced reveal the headline limitation of black-box ANC: a neural controller lacks the microsecond phase and amplitude precision required for physical destructive interference unless that precision is enforced structurally — through causality (a positive primary-minus-secondary-path delay budget), explicit secondary-path compensation, bounded amplitude, and anti-phase alignment after acoustic propagation. Every one of these is enforced by FxLMS for free, which is why the project's contribution shifted to physics-structured MIMO.</w:t>
+      </w:r>
+    </w:p>
+    <w:p>
+      <w:pPr>
+        <w:pStyle w:val="Heading1"/>
+      </w:pPr>
+      <w:r>
+        <w:t>Analysis of Results</w:t>
+      </w:r>
+    </w:p>
+    <w:p>
+      <w:pPr>
+        <w:pStyle w:val="Heading2"/>
+      </w:pPr>
+      <w:r>
+        <w:t>Headline numbers</w:t>
+      </w:r>
+    </w:p>
+    <w:p>
+      <w:pPr/>
+      <w:r>
+        <w:t>The five algorithm variants were evaluated on the three real driving scenarios from Chapter 3. Noise reduction is measured at the driver-ear position (or, for the multi-error configurations, averaged across the four head-zone microphones), as 10·log10 of the ratio of desired-signal power to residual error power, evaluated over the second half of the simulation. Convergence time is the wall-clock time at which the windowed error reaches 90 % of its final attenuation.</w:t>
+      </w:r>
+    </w:p>
+    <w:tbl>
+      <w:tblPr>
+        <w:tblStyle w:val="TableGrid"/>
+        <w:tblW w:type="auto" w:w="0"/>
+        <w:tblLook w:firstColumn="1" w:firstRow="1" w:lastColumn="0" w:lastRow="0" w:noHBand="0" w:noVBand="1" w:val="04A0"/>
+      </w:tblPr>
+      <w:tblGrid>
+        <w:gridCol w:w="1662"/>
+        <w:gridCol w:w="1662"/>
+        <w:gridCol w:w="1662"/>
+        <w:gridCol w:w="1662"/>
+        <w:gridCol w:w="1662"/>
+      </w:tblGrid>
+      <w:tr>
+        <w:tc>
+          <w:tcPr>
+            <w:tcW w:type="dxa" w:w="1662"/>
+          </w:tcPr>
+          <w:p>
+            <w:r/>
+            <w:r>
               <w:rPr>
-                <w:rFonts w:ascii="Cambria Math" w:hAnsi="Cambria Math"/>
-                <w:i/>
+                <w:b/>
               </w:rPr>
-            </m:ctrlPr>
-          </m:sSubPr>
-          <m:e>
-            <m:r>
+              <w:t>Algorithm</w:t>
+            </w:r>
+          </w:p>
+        </w:tc>
+        <w:tc>
+          <w:tcPr>
+            <w:tcW w:type="dxa" w:w="1662"/>
+          </w:tcPr>
+          <w:p>
+            <w:r/>
+            <w:r>
               <w:rPr>
-                <w:rFonts w:ascii="Cambria Math" w:hAnsi="Cambria Math"/>
+                <w:b/>
               </w:rPr>
-              <m:t>ĥ</m:t>
-            </m:r>
-          </m:e>
-          <m:sub>
-            <m:r>
+              <w:t>Idle (dB)</w:t>
+            </w:r>
+          </w:p>
+        </w:tc>
+        <w:tc>
+          <w:tcPr>
+            <w:tcW w:type="dxa" w:w="1662"/>
+          </w:tcPr>
+          <w:p>
+            <w:r/>
+            <w:r>
               <w:rPr>
-                <w:rFonts w:ascii="Cambria Math" w:hAnsi="Cambria Math"/>
+                <w:b/>
               </w:rPr>
-              <m:t>s(n)</m:t>
-            </m:r>
-          </m:sub>
-        </m:sSub>
-      </m:oMath>
-      <w:r>
-        <w:t xml:space="preserve"> inside the differentiable training loop. The loss is the residual after acoustic </w:t>
-      </w:r>
-      <w:proofErr w:type="gramStart"/>
-      <w:r>
-        <w:t xml:space="preserve">propagation, </w:t>
-      </w:r>
-      <w:r>
-        <w:t xml:space="preserve">  </w:t>
-      </w:r>
-      <w:proofErr w:type="gramEnd"/>
-      <w:r>
-        <w:t xml:space="preserve">                                 </w:t>
-      </w:r>
-      <m:oMath>
-        <m:r>
-          <w:rPr>
-            <w:rFonts w:ascii="Cambria Math" w:hAnsi="Cambria Math"/>
-          </w:rPr>
-          <m:t xml:space="preserve">e(n) = d(n) + (u * </m:t>
-        </m:r>
-        <m:sSub>
-          <m:sSubPr>
-            <m:ctrlPr>
+              <w:t>Cruise (dB)</w:t>
+            </w:r>
+          </w:p>
+        </w:tc>
+        <w:tc>
+          <w:tcPr>
+            <w:tcW w:type="dxa" w:w="1662"/>
+          </w:tcPr>
+          <w:p>
+            <w:r/>
+            <w:r>
               <w:rPr>
-                <w:rFonts w:ascii="Cambria Math" w:hAnsi="Cambria Math"/>
-                <w:i/>
+                <w:b/>
               </w:rPr>
-            </m:ctrlPr>
-          </m:sSubPr>
-          <m:e>
-            <m:r>
+              <w:t>Accel (dB)</w:t>
+            </w:r>
+          </w:p>
+        </w:tc>
+        <w:tc>
+          <w:tcPr>
+            <w:tcW w:type="dxa" w:w="1662"/>
+          </w:tcPr>
+          <w:p>
+            <w:r/>
+            <w:r>
               <w:rPr>
-                <w:rFonts w:ascii="Cambria Math" w:hAnsi="Cambria Math"/>
+                <w:b/>
               </w:rPr>
-              <m:t>ĥ</m:t>
-            </m:r>
-          </m:e>
-          <m:sub>
-            <m:r>
-              <w:rPr>
-                <w:rFonts w:ascii="Cambria Math" w:hAnsi="Cambria Math"/>
-              </w:rPr>
-              <m:t>s</m:t>
-            </m:r>
-          </m:sub>
-        </m:sSub>
-        <m:r>
-          <w:rPr>
-            <w:rFonts w:ascii="Cambria Math" w:hAnsi="Cambria Math"/>
-          </w:rPr>
-          <m:t>)(n)</m:t>
-        </m:r>
-      </m:oMath>
-      <w:r>
-        <w:t xml:space="preserve"> — the neural analogue of the filtered-x idea. Optimising on the raw network output without this physical layer in the loss produced waveforms that looked plausible electrically but amplified the sound field after passing through the loudspeaker.</w:t>
-      </w:r>
-    </w:p>
-    <w:p>
-      <w:r>
-        <w:t xml:space="preserve">A sequence of variants was trained: a baseline TCN with secondary-path loss (full-band mean +2.17 dB, engine-band +3.26 dB); a tanh-output amplitude-bounded variant with frequency-weighted loss (collapsed to −9.7 dB; loss shaping alone failed to fix phase); an RIR-pre-filtered variant where the reference was preconditioned with the room impulse response (≈ +8.9 dB in a controlled setting); and a late-stage cascaded magnitude-and-phase TCN, which remained inconsistent on blind scenarios. Dominant failure modes: amplitude overshoot, weak phase correlation, high-frequency amplification accompanying low-frequency cancellation, and a large generalisation gap to unseen reflective cabins. The TCN branch did not become the deployed solution. The diagnostics it produced reveal the headline limitation of black-box ANC: a neural controller lacks the microsecond phase and amplitude precision required for physical destructive interference unless that precision is enforced structurally — through causality (a positive primary-minus-secondary-path delay budget), explicit secondary-path compensation, </w:t>
-      </w:r>
-      <w:r>
-        <w:lastRenderedPageBreak/>
-        <w:t>bounded amplitude, and anti-phase alignment after acoustic propagation. Every one of these is enforced by FxLMS for free, which is why the project's contribution shifted to physics-structured MIMO.</w:t>
-      </w:r>
-    </w:p>
-    <w:p>
-      <w:pPr>
-        <w:pStyle w:val="Heading1"/>
-      </w:pPr>
-      <w:r>
-        <w:lastRenderedPageBreak/>
-        <w:t>Analysis of Results</w:t>
-      </w:r>
-    </w:p>
-    <w:p>
-      <w:pPr>
-        <w:pStyle w:val="Heading2"/>
-      </w:pPr>
-      <w:r>
-        <w:t>Headline numbers</w:t>
-      </w:r>
-    </w:p>
-    <w:p>
-      <w:r>
-        <w:t xml:space="preserve">The five algorithm variants were evaluated on the three real driving scenarios from Chapter 3. Noise reduction is measured at the driver-ear position (or, for the multi-error configurations, averaged across the four head-zone microphones), as </w:t>
-      </w:r>
-      <m:oMath>
-        <m:r>
-          <w:rPr>
-            <w:rFonts w:ascii="Cambria Math" w:hAnsi="Cambria Math"/>
-          </w:rPr>
-          <m:t>10·</m:t>
-        </m:r>
-        <m:sSub>
-          <m:sSubPr>
-            <m:ctrlPr>
-              <w:rPr>
-                <w:rFonts w:ascii="Cambria Math" w:hAnsi="Cambria Math"/>
-              </w:rPr>
-            </m:ctrlPr>
-          </m:sSubPr>
-          <m:e>
-            <m:r>
-              <m:rPr>
-                <m:sty m:val="p"/>
-              </m:rPr>
-              <w:rPr>
-                <w:rFonts w:ascii="Cambria Math" w:hAnsi="Cambria Math"/>
-              </w:rPr>
-              <m:t>log</m:t>
-            </m:r>
-          </m:e>
-          <m:sub>
-            <m:r>
-              <m:rPr>
-                <m:sty m:val="p"/>
-              </m:rPr>
-              <w:rPr>
-                <w:rFonts w:ascii="Cambria Math" w:hAnsi="Cambria Math"/>
-              </w:rPr>
-              <m:t>10</m:t>
-            </m:r>
-          </m:sub>
-        </m:sSub>
-      </m:oMath>
-      <w:r>
-        <w:t xml:space="preserve"> of the ratio of desired-signal power to residual error power, evaluated over the second half of the simulation. Convergence time is the wall-clock time at which the windowed error reaches </w:t>
-      </w:r>
-      <w:r>
-        <w:t>90%</w:t>
-      </w:r>
-      <w:r>
-        <w:t xml:space="preserve"> of its final attenuation.</w:t>
-      </w:r>
-    </w:p>
+              <w:t>Conv. (s, idle)</w:t>
+            </w:r>
+          </w:p>
+        </w:tc>
+      </w:tr>
+      <w:tr>
+        <w:tc>
+          <w:tcPr>
+            <w:tcW w:type="dxa" w:w="1662"/>
+          </w:tcPr>
+          <w:p>
+            <w:r/>
+            <w:r>
+              <w:t>SISO FxNLMS</w:t>
+            </w:r>
+          </w:p>
+        </w:tc>
+        <w:tc>
+          <w:tcPr>
+            <w:tcW w:type="dxa" w:w="1662"/>
+          </w:tcPr>
+          <w:p>
+            <w:r/>
+            <w:r>
+              <w:t>+1.59</w:t>
+            </w:r>
+          </w:p>
+        </w:tc>
+        <w:tc>
+          <w:tcPr>
+            <w:tcW w:type="dxa" w:w="1662"/>
+          </w:tcPr>
+          <w:p>
+            <w:r/>
+            <w:r>
+              <w:t>+0.81</w:t>
+            </w:r>
+          </w:p>
+        </w:tc>
+        <w:tc>
+          <w:tcPr>
+            <w:tcW w:type="dxa" w:w="1662"/>
+          </w:tcPr>
+          <w:p>
+            <w:r/>
+            <w:r>
+              <w:t>+0.96</w:t>
+            </w:r>
+          </w:p>
+        </w:tc>
+        <w:tc>
+          <w:tcPr>
+            <w:tcW w:type="dxa" w:w="1662"/>
+          </w:tcPr>
+          <w:p>
+            <w:r/>
+            <w:r>
+              <w:t>1.16</w:t>
+            </w:r>
+          </w:p>
+        </w:tc>
+      </w:tr>
+      <w:tr>
+        <w:tc>
+          <w:tcPr>
+            <w:tcW w:type="dxa" w:w="1662"/>
+          </w:tcPr>
+          <w:p>
+            <w:r/>
+            <w:r>
+              <w:t>Pseudo-SIMO</w:t>
+            </w:r>
+          </w:p>
+        </w:tc>
+        <w:tc>
+          <w:tcPr>
+            <w:tcW w:type="dxa" w:w="1662"/>
+          </w:tcPr>
+          <w:p>
+            <w:r/>
+            <w:r>
+              <w:t>+5.32</w:t>
+            </w:r>
+          </w:p>
+        </w:tc>
+        <w:tc>
+          <w:tcPr>
+            <w:tcW w:type="dxa" w:w="1662"/>
+          </w:tcPr>
+          <w:p>
+            <w:r/>
+            <w:r>
+              <w:t>+4.10</w:t>
+            </w:r>
+          </w:p>
+        </w:tc>
+        <w:tc>
+          <w:tcPr>
+            <w:tcW w:type="dxa" w:w="1662"/>
+          </w:tcPr>
+          <w:p>
+            <w:r/>
+            <w:r>
+              <w:t>+4.21</w:t>
+            </w:r>
+          </w:p>
+        </w:tc>
+        <w:tc>
+          <w:tcPr>
+            <w:tcW w:type="dxa" w:w="1662"/>
+          </w:tcPr>
+          <w:p>
+            <w:r/>
+            <w:r>
+              <w:t>0.25</w:t>
+            </w:r>
+          </w:p>
+        </w:tc>
+      </w:tr>
+      <w:tr>
+        <w:tc>
+          <w:tcPr>
+            <w:tcW w:type="dxa" w:w="1662"/>
+          </w:tcPr>
+          <w:p>
+            <w:r/>
+            <w:r>
+              <w:t>Stage 1 SIMO</w:t>
+            </w:r>
+          </w:p>
+        </w:tc>
+        <w:tc>
+          <w:tcPr>
+            <w:tcW w:type="dxa" w:w="1662"/>
+          </w:tcPr>
+          <w:p>
+            <w:r/>
+            <w:r>
+              <w:t>+6.15</w:t>
+            </w:r>
+          </w:p>
+        </w:tc>
+        <w:tc>
+          <w:tcPr>
+            <w:tcW w:type="dxa" w:w="1662"/>
+          </w:tcPr>
+          <w:p>
+            <w:r/>
+            <w:r>
+              <w:t>+4.12</w:t>
+            </w:r>
+          </w:p>
+        </w:tc>
+        <w:tc>
+          <w:tcPr>
+            <w:tcW w:type="dxa" w:w="1662"/>
+          </w:tcPr>
+          <w:p>
+            <w:r/>
+            <w:r>
+              <w:t>+5.05</w:t>
+            </w:r>
+          </w:p>
+        </w:tc>
+        <w:tc>
+          <w:tcPr>
+            <w:tcW w:type="dxa" w:w="1662"/>
+          </w:tcPr>
+          <w:p>
+            <w:r/>
+            <w:r>
+              <w:t>0.98</w:t>
+            </w:r>
+          </w:p>
+        </w:tc>
+      </w:tr>
+      <w:tr>
+        <w:tc>
+          <w:tcPr>
+            <w:tcW w:type="dxa" w:w="1662"/>
+          </w:tcPr>
+          <w:p>
+            <w:r/>
+            <w:r>
+              <w:t>Stage 2 SIMO+multi-err</w:t>
+            </w:r>
+          </w:p>
+        </w:tc>
+        <w:tc>
+          <w:tcPr>
+            <w:tcW w:type="dxa" w:w="1662"/>
+          </w:tcPr>
+          <w:p>
+            <w:r/>
+            <w:r>
+              <w:t>+5.42</w:t>
+            </w:r>
+          </w:p>
+        </w:tc>
+        <w:tc>
+          <w:tcPr>
+            <w:tcW w:type="dxa" w:w="1662"/>
+          </w:tcPr>
+          <w:p>
+            <w:r/>
+            <w:r>
+              <w:t>+2.76</w:t>
+            </w:r>
+          </w:p>
+        </w:tc>
+        <w:tc>
+          <w:tcPr>
+            <w:tcW w:type="dxa" w:w="1662"/>
+          </w:tcPr>
+          <w:p>
+            <w:r/>
+            <w:r>
+              <w:t>+4.51</w:t>
+            </w:r>
+          </w:p>
+        </w:tc>
+        <w:tc>
+          <w:tcPr>
+            <w:tcW w:type="dxa" w:w="1662"/>
+          </w:tcPr>
+          <w:p>
+            <w:r/>
+            <w:r>
+              <w:t>1.41</w:t>
+            </w:r>
+          </w:p>
+        </w:tc>
+      </w:tr>
+      <w:tr>
+        <w:tc>
+          <w:tcPr>
+            <w:tcW w:type="dxa" w:w="1662"/>
+          </w:tcPr>
+          <w:p>
+            <w:r/>
+            <w:r>
+              <w:t>Stage 3 Full MIMO</w:t>
+            </w:r>
+          </w:p>
+        </w:tc>
+        <w:tc>
+          <w:tcPr>
+            <w:tcW w:type="dxa" w:w="1662"/>
+          </w:tcPr>
+          <w:p>
+            <w:r/>
+            <w:r>
+              <w:t>+14.33</w:t>
+            </w:r>
+          </w:p>
+        </w:tc>
+        <w:tc>
+          <w:tcPr>
+            <w:tcW w:type="dxa" w:w="1662"/>
+          </w:tcPr>
+          <w:p>
+            <w:r/>
+            <w:r>
+              <w:t>+12.64</w:t>
+            </w:r>
+          </w:p>
+        </w:tc>
+        <w:tc>
+          <w:tcPr>
+            <w:tcW w:type="dxa" w:w="1662"/>
+          </w:tcPr>
+          <w:p>
+            <w:r/>
+            <w:r>
+              <w:t>+9.89</w:t>
+            </w:r>
+          </w:p>
+        </w:tc>
+        <w:tc>
+          <w:tcPr>
+            <w:tcW w:type="dxa" w:w="1662"/>
+          </w:tcPr>
+          <w:p>
+            <w:r/>
+            <w:r>
+              <w:t>1.41</w:t>
+            </w:r>
+          </w:p>
+        </w:tc>
+      </w:tr>
+    </w:tbl>
     <w:p>
       <w:pPr>
         <w:jc w:val="center"/>
       </w:pPr>
       <w:r>
-        <w:rPr>
-          <w:noProof/>
-        </w:rPr>
         <w:drawing>
-          <wp:inline distT="0" distB="0" distL="0" distR="0" wp14:anchorId="56D18BD0" wp14:editId="5F149671">
-            <wp:extent cx="4846947" cy="2841585"/>
-            <wp:effectExtent l="0" t="0" r="5080" b="3810"/>
+          <wp:inline xmlns:a="http://schemas.openxmlformats.org/drawingml/2006/main" xmlns:pic="http://schemas.openxmlformats.org/drawingml/2006/picture">
+            <wp:extent cx="4389120" cy="2573178"/>
             <wp:docPr id="6" name="Picture 6"/>
             <wp:cNvGraphicFramePr>
-              <a:graphicFrameLocks xmlns:a="http://schemas.openxmlformats.org/drawingml/2006/main" noChangeAspect="1"/>
+              <a:graphicFrameLocks noChangeAspect="1"/>
             </wp:cNvGraphicFramePr>
-            <a:graphic xmlns:a="http://schemas.openxmlformats.org/drawingml/2006/main">
+            <a:graphic>
               <a:graphicData uri="http://schemas.openxmlformats.org/drawingml/2006/picture">
-                <pic:pic xmlns:pic="http://schemas.openxmlformats.org/drawingml/2006/picture">
+                <pic:pic>
                   <pic:nvPicPr>
                     <pic:cNvPr id="0" name="scenario_comparison_table.png"/>
                     <pic:cNvPicPr/>
                   </pic:nvPicPr>
                   <pic:blipFill>
-                    <a:blip r:embed="rId12"/>
+                    <a:blip r:embed="rId26"/>
                     <a:stretch>
                       <a:fillRect/>
                     </a:stretch>
@@ -3455,11 +2585,9 @@
                   <pic:spPr>
                     <a:xfrm>
                       <a:off x="0" y="0"/>
-                      <a:ext cx="4887731" cy="2865495"/>
+                      <a:ext cx="4389120" cy="2573178"/>
                     </a:xfrm>
-                    <a:prstGeom prst="rect">
-                      <a:avLst/>
-                    </a:prstGeom>
+                    <a:prstGeom prst="rect"/>
                   </pic:spPr>
                 </pic:pic>
               </a:graphicData>
@@ -3478,12 +2606,9 @@
       </w:r>
     </w:p>
     <w:p>
-      <w:r>
-        <w:t xml:space="preserve">Three observations. First, every multi-channel variant beats SISO by several decibels — adding loudspeakers helps regardless of how the filter is structured. Second, the move from pseudo-SIMO to Stage 1 SIMO is small (≈+1 dB); most of the multi-loudspeaker gain comes from simply having more loudspeakers. Third, the move from Stage 2 to Stage 3 (adding multi-reference inputs) is large — +9 dB on idle, +10 dB on cruising — the dominant benefit of MIMO is not the multi-error formulation but the multi-reference inputs that let the controller exploit different propagation paths from the noise source. A separate position-optimisation study confirmed that placing the reference microphone close to the noise source and the loudspeaker close to </w:t>
-      </w:r>
-      <w:r>
-        <w:lastRenderedPageBreak/>
-        <w:t>the listener contributes a further +6 to +8 dB on top of any controller, swamping any algorithmic gain.</w:t>
+      <w:pPr/>
+      <w:r>
+        <w:t>Three observations. First, every multi-channel variant beats SISO by several decibels — adding loudspeakers helps regardless of how the filter is structured. Second, the move from pseudo-SIMO to Stage 1 SIMO is small (≈+1 dB); most of the multi-loudspeaker gain comes from simply having more loudspeakers. Third, the move from Stage 2 to Stage 3 (adding multi-reference inputs) is large — +9 dB on idle, +10 dB on cruising — the dominant benefit of MIMO is not the multi-error formulation but the multi-reference inputs that let the controller exploit different propagation paths from the noise source. A separate position-optimisation study confirmed that placing the reference microphone close to the noise source and the loudspeaker close to the listener contributes a further +6 to +8 dB on top of any controller, swamping any algorithmic gain.</w:t>
       </w:r>
     </w:p>
     <w:p>
@@ -3495,6 +2620,7 @@
       </w:r>
     </w:p>
     <w:p>
+      <w:pPr/>
       <w:r>
         <w:t>A point measurement at the driver ear is informative but does not reveal what happens elsewhere. We compute, for each algorithm, a 5 × 5 cm grid of evaluation microphones at driver-ear height across the entire 4.5 × 1.85 m cabin and run the controllers with frozen weights to measure the noise reduction at every grid point.</w:t>
       </w:r>
@@ -3504,26 +2630,22 @@
         <w:jc w:val="center"/>
       </w:pPr>
       <w:r>
-        <w:rPr>
-          <w:noProof/>
-        </w:rPr>
         <w:drawing>
-          <wp:inline distT="0" distB="0" distL="0" distR="0" wp14:anchorId="165C10D3" wp14:editId="09B018C5">
-            <wp:extent cx="5371809" cy="1510497"/>
-            <wp:effectExtent l="0" t="0" r="635" b="1270"/>
+          <wp:inline xmlns:a="http://schemas.openxmlformats.org/drawingml/2006/main" xmlns:pic="http://schemas.openxmlformats.org/drawingml/2006/picture">
+            <wp:extent cx="4389120" cy="1234175"/>
             <wp:docPr id="7" name="Picture 7"/>
             <wp:cNvGraphicFramePr>
-              <a:graphicFrameLocks xmlns:a="http://schemas.openxmlformats.org/drawingml/2006/main" noChangeAspect="1"/>
+              <a:graphicFrameLocks noChangeAspect="1"/>
             </wp:cNvGraphicFramePr>
-            <a:graphic xmlns:a="http://schemas.openxmlformats.org/drawingml/2006/main">
+            <a:graphic>
               <a:graphicData uri="http://schemas.openxmlformats.org/drawingml/2006/picture">
-                <pic:pic xmlns:pic="http://schemas.openxmlformats.org/drawingml/2006/picture">
+                <pic:pic>
                   <pic:nvPicPr>
                     <pic:cNvPr id="0" name="cancellation_heatmap_1x5_cabin.png"/>
                     <pic:cNvPicPr/>
                   </pic:nvPicPr>
                   <pic:blipFill>
-                    <a:blip r:embed="rId13"/>
+                    <a:blip r:embed="rId27"/>
                     <a:stretch>
                       <a:fillRect/>
                     </a:stretch>
@@ -3531,11 +2653,9 @@
                   <pic:spPr>
                     <a:xfrm>
                       <a:off x="0" y="0"/>
-                      <a:ext cx="5501552" cy="1546979"/>
+                      <a:ext cx="4389120" cy="1234175"/>
                     </a:xfrm>
-                    <a:prstGeom prst="rect">
-                      <a:avLst/>
-                    </a:prstGeom>
+                    <a:prstGeom prst="rect"/>
                   </pic:spPr>
                 </pic:pic>
               </a:graphicData>
@@ -3554,17 +2674,15 @@
       </w:r>
     </w:p>
     <w:p>
+      <w:pPr/>
       <w:r>
         <w:t>The heatmaps show the central trade-off of ANC. Around the error microphones every algorithm produces a deep zone of quiet — Stage 3 reaches more than 25 dB attenuation locally — but outside that zone the cancellation field is far from uniform. SISO has a sharply localised quiet point and amplifies noise (red regions) over roughly three quarters of the cabin. Pseudo-SIMO smears the quiet zone wider but also amplifies less. Stage 2 produces a uniform head-zone quiet zone but pays for it with deeper amplification elsewhere — the strict waterbed trade-off. Stage 3 has a similar amplification footprint to Stage 1 outside the head zone: more degrees of freedom enable deeper local cancellation but cannot eliminate the redistribution of acoustic energy.</w:t>
       </w:r>
     </w:p>
     <w:p>
-      <w:r>
-        <w:t xml:space="preserve">For the SISO controller the quiet zone collapses to ≤+5 dB within five centimetres of the error microphone — consistent with the classical result that single-error ANC produces a quiet sphere of radius approximately one tenth of a wavelength at the dominant frequency. The multi-error configurations of Stage 2 and Stage 3 maintain &gt;+10 dB attenuation across a 10 cm head-zone radius before degrading, which is the practically-useful regime: a listener can </w:t>
-      </w:r>
-      <w:r>
-        <w:lastRenderedPageBreak/>
-        <w:t>move their head freely within the head-rest area without losing the cancellation.</w:t>
+      <w:pPr/>
+      <w:r>
+        <w:t>For the SISO controller the quiet zone collapses to ≤+5 dB within five centimetres of the error microphone — consistent with the classical result that single-error ANC produces a quiet sphere of radius approximately one tenth of a wavelength at the dominant frequency. The multi-error configurations of Stage 2 and Stage 3 maintain &gt;+10 dB attenuation across a 10 cm head-zone radius before degrading, which is the practically-useful regime: a listener can move their head freely within the head-rest area without losing the cancellation.</w:t>
       </w:r>
     </w:p>
     <w:p>
@@ -3572,18 +2690,13 @@
         <w:pStyle w:val="Heading2"/>
       </w:pPr>
       <w:r>
-        <w:t>Known Limitations</w:t>
-      </w:r>
-    </w:p>
-    <w:p>
-      <w:r>
-        <w:t>The simulator captures geometry, image-source reflections up to order 3, and frequency-dependent surface absorption, but it does not model loudspeaker non-linearities, microphone self-noise, transducer back-coupling, or the complex acoustics of a real upholstered cabin. The 5</w:t>
-      </w:r>
-      <w:r>
-        <w:t>%</w:t>
-      </w:r>
-      <w:r>
-        <w:t xml:space="preserve"> secondary-path estimation error is a lower bound on what offline identification can achieve; in real deployment the secondary path drifts with temperature, occupant load and seat configuration, and would need to be re-identified online. The performance numbers above should therefore be read as upper bounds attainable in a controlled environment, not as predictions of what would happen in a production vehicle without further engineering.</w:t>
+        <w:t>Limits and known caveats</w:t>
+      </w:r>
+    </w:p>
+    <w:p>
+      <w:pPr/>
+      <w:r>
+        <w:t>The simulator captures geometry, image-source reflections up to order 3, and frequency-dependent surface absorption, but it does not model loudspeaker non-linearities, microphone self-noise, transducer back-coupling, or the complex acoustics of a real upholstered cabin. The 5 % secondary-path estimation error is a lower bound on what offline identification can achieve; in real deployment the secondary path drifts with temperature, occupant load and seat configuration, and would need to be re-identified online. The performance numbers above should therefore be read as upper bounds attainable in a controlled environment, not as predictions of what would happen in a production vehicle without further engineering.</w:t>
       </w:r>
     </w:p>
     <w:p>
@@ -3591,7 +2704,6 @@
         <w:pStyle w:val="Heading1"/>
       </w:pPr>
       <w:r>
-        <w:lastRenderedPageBreak/>
         <w:t>Conclusions and Further Work</w:t>
       </w:r>
     </w:p>
@@ -3604,6 +2716,7 @@
       </w:r>
     </w:p>
     <w:p>
+      <w:pPr/>
       <w:r>
         <w:t>The project set itself three quantitative objectives in Chapter 1: at least 10 dB of noise reduction at the driver ear, stable convergence in under two seconds, and a controller that operates on real recorded driving noise. All three are met by the Stage 3 Full MIMO controller — +14.3 dB on idle and +9.9 dB on the most challenging acceleration scenario, with convergence in 1.4 s. The lower-complexity SIMO variants produce 4–6 dB of attenuation, sufficient for many use cases, with a fraction of the compute and parameter budget. Position optimisation contributes 6–8 dB on top of any controller — a reminder that for ANC the placement of the transducers is at least as important as the algorithm.</w:t>
       </w:r>
@@ -3617,6 +2730,7 @@
       </w:r>
     </w:p>
     <w:p>
+      <w:pPr/>
       <w:r>
         <w:t>Three findings are relevant beyond the immediate scope. First, the strict ANC taxonomy (SISO / SIMO / MIMO based on input and output counts) matters: pseudo-SIMO is strictly less powerful than true SIMO, which is in turn less powerful than full MIMO. Second, the largest gain in this project came from physics, not algorithms — moving transducers closer to the source and listener swamped any algorithmic gain. Third, both ML directions failed to beat the structured FxLMS baseline in our deployment regime; ML can only contribute when the optimal hyperparameters or controller behaviour change faster than the underlying adaptive algorithm can self-tune, or when explicit physics structure is built into the model.</w:t>
       </w:r>
@@ -3630,15 +2744,13 @@
       </w:r>
     </w:p>
     <w:p>
-      <w:r>
-        <w:t xml:space="preserve">Three improvements would address the largest remaining limitations: **online secondary-path identification** (a small parallel adaptive filter excited by a low-amplitude probe would track drift with temperature and seat position, recovering several decibels currently lost to model mismatch); a **vectorised Stage 3 implementation** (the Python version runs at ≈13× real time per channel — a C/SIMD or GPU port would unlock its quantitative advantage in deployment); and a **larger head zone with more loudspeakers** (doubling </w:t>
-      </w:r>
-      <w:r>
-        <w:lastRenderedPageBreak/>
-        <w:t>the head-zone radius beyond ±5 cm requires either more loudspeakers from different positions or a different acoustic strategy such as headrest-integrated personal-audio drivers).</w:t>
-      </w:r>
-    </w:p>
-    <w:p>
+      <w:pPr/>
+      <w:r>
+        <w:t>Three improvements would address the largest remaining limitations: **online secondary-path identification** (a small parallel adaptive filter excited by a low-amplitude probe would track drift with temperature and seat position, recovering several decibels currently lost to model mismatch); a **vectorised Stage 3 implementation** (the Python version runs at ≈13× real time per channel — a C/SIMD or GPU port would unlock its quantitative advantage in deployment); and a **larger head zone with more loudspeakers** (doubling the head-zone radius beyond ±5 cm requires either more loudspeakers from different positions or a different acoustic strategy such as headrest-integrated personal-audio drivers).</w:t>
+      </w:r>
+    </w:p>
+    <w:p>
+      <w:pPr/>
       <w:r>
         <w:t>Promising follow-on directions: **long-form non-stationary recordings** (a 30+ minute drive with genuine transitions between idle, cruising and acceleration would let the ML step-size selector show its value); **improved neural ANC** (the cascaded magnitude-and-phase TCN combined with RIR pre-filtering is the most promising of the unsuccessful variants and merits a dedicated follow-up); **real-cabin measurements** (validating the simulator predictions against measurements in a parked vehicle); and a **real-time hardware port** of Stages 1–2, which would expose engineering issues — quantisation, fixed-point, latency budget — that the simulator deliberately abstracts away.</w:t>
       </w:r>
@@ -3648,7 +2760,6 @@
         <w:pStyle w:val="Heading1"/>
       </w:pPr>
       <w:r>
-        <w:lastRenderedPageBreak/>
         <w:t>Project Documentation</w:t>
       </w:r>
     </w:p>
@@ -3661,16 +2772,15 @@
       </w:r>
     </w:p>
     <w:p>
+      <w:pPr/>
       <w:r>
         <w:t>All source code, simulation scripts, evaluation tools, plots and intermediate data referenced in this report are available in the public GitHub repository at the URL listed below. Following the course requirement, this report does not embed source code listings; readers are expected to consult the repository for exact implementations.</w:t>
       </w:r>
     </w:p>
     <w:p>
-      <w:r>
-        <w:t xml:space="preserve">Repository URL: </w:t>
-      </w:r>
-      <w:r>
-        <w:t>https://github.com/yuvalhorowitz/ANC-simulation-project-FxLMS.git</w:t>
+      <w:pPr/>
+      <w:r>
+        <w:t>Repository URL: https://github.com/[user-to-fill]/ANC-simulation-project-FxLMS</w:t>
       </w:r>
     </w:p>
     <w:p>
@@ -3683,238 +2793,41 @@
     </w:p>
     <w:p>
       <w:pPr>
-        <w:pStyle w:val="ListParagraph"/>
-      </w:pPr>
-      <w:r>
-        <w:t>`src/core/` — algorithm implementations: `fxlms.py` (scalar FxNLMS) and `mimo_fxnlms*.py` (Stages 1, 2, 3).</w:t>
-      </w:r>
-    </w:p>
-    <w:p>
-      <w:pPr>
-        <w:pStyle w:val="ListParagraph"/>
-      </w:pPr>
-      <w:r>
-        <w:t>`src/acoustic/`, `src/noise/`, `src/ml/` — acoustic-path extraction, real-noise loading, and ML code (the TCN and the four step-size classifiers).</w:t>
-      </w:r>
-    </w:p>
-    <w:p>
-      <w:pPr>
-        <w:pStyle w:val="ListParagraph"/>
-      </w:pPr>
-      <w:r>
-        <w:t>`simulations_pyroom/` — incremental simulator scripts (`step1` through `step8`) plus the Stage 1–3 MIMO evaluation scripts that produced the JSON files in `output/data/mimo/`.</w:t>
-      </w:r>
-    </w:p>
-    <w:p>
-      <w:pPr>
-        <w:pStyle w:val="ListParagraph"/>
-      </w:pPr>
-      <w:r>
-        <w:t>`scripts/plots/` — plot-generation scripts for every figure in this report.</w:t>
-      </w:r>
-    </w:p>
-    <w:p>
-      <w:pPr>
-        <w:pStyle w:val="ListParagraph"/>
-      </w:pPr>
-      <w:r>
-        <w:t>`scripts/book/` — this report's generation pipeline (`build_book.py` plus the per-chapter `.md` files in `scripts/book/content/`).</w:t>
-      </w:r>
-    </w:p>
-    <w:p>
-      <w:pPr>
-        <w:pStyle w:val="ListParagraph"/>
-      </w:pPr>
-      <w:r>
-        <w:t>`playground/` — an interactive Streamlit application (`playground/app.py`) that exposes the full controller stack with a graphical interface.</w:t>
-      </w:r>
-    </w:p>
-    <w:p>
-      <w:pPr>
-        <w:pStyle w:val="ListParagraph"/>
-      </w:pPr>
-      <w:r>
-        <w:t>`output/` — generated artefacts: plots in `output/plots/`, JSON evaluation results in `output/data/`, audio renderings in `output/audio/`, and this report in `output/book/`.</w:t>
-      </w:r>
-    </w:p>
-    <w:p>
-      <w:pPr>
-        <w:pStyle w:val="ListParagraph"/>
-      </w:pPr>
-      <w:r>
-        <w:t>`docs/` — narrative documentation used as primary source material for this report (notably `mimo_results.md`, `ml_journey.md`, `position_optimization.md`, `fxlms_explained.md`).</w:t>
-      </w:r>
-    </w:p>
-    <w:p>
-      <w:pPr>
-        <w:pStyle w:val="Heading2"/>
-      </w:pPr>
-      <w:r>
-        <w:lastRenderedPageBreak/>
-        <w:t>How to reproduce the figures and the report</w:t>
-      </w:r>
-    </w:p>
-    <w:p>
-      <w:r>
-        <w:t>Every figure in this report is generated by a script that can be re-run end-to-</w:t>
-      </w:r>
-    </w:p>
-    <w:p>
-      <w:r>
-        <w:t>end (`python scripts/plots/&lt;name&gt;.</w:t>
-      </w:r>
-      <w:proofErr w:type="spellStart"/>
-      <w:r>
-        <w:t>py</w:t>
-      </w:r>
-      <w:proofErr w:type="spellEnd"/>
-      <w:r>
-        <w:t>`). The headline JSON file used to populate the results table is generated by `python simulations_pyroom/mimo/evaluate_scenarios.py`. After editing the per-chapter `.md` files in `scripts/book/content/`, the report itself is regenerated by running `python scripts/book/build_book.py`; opening the result in Word and pressing F9 once refreshes the table of contents and figure-number cross-references.</w:t>
-      </w:r>
-    </w:p>
-    <w:p>
-      <w:pPr>
-        <w:pStyle w:val="Heading2"/>
-      </w:pPr>
-      <w:r>
-        <w:t>Interactive playground</w:t>
-      </w:r>
-    </w:p>
-    <w:p>
-      <w:r>
-        <w:t>The recommended entry point for exploring the work is the playground. After installing the Python dependencies (`pip install -r requirements.txt`), run `streamlit run playground/app.py` and open http://localhost:8501. The page exposes scenario / audio source selection, algorithm switching (SISO and the three MIMO stages), loudspeaker / microphone position sliders, filter parameters, a noise-reduction summary, time-domain error traces, filter-tap evolution heatmaps and side-by-side audio comparisons (original vs cancelled) with download buttons. Every result table and heatmap in this report can be reproduced through the playground.</w:t>
-      </w:r>
-    </w:p>
-    <w:p>
-      <w:r>
-        <w:rPr>
-          <w:noProof/>
-        </w:rPr>
-        <mc:AlternateContent>
-          <mc:Choice Requires="wpg">
-            <w:drawing>
-              <wp:anchor distT="0" distB="0" distL="114300" distR="114300" simplePos="0" relativeHeight="251659264" behindDoc="0" locked="0" layoutInCell="1" allowOverlap="1" wp14:anchorId="269B1E2E" wp14:editId="60E8943F">
-                <wp:simplePos x="0" y="0"/>
-                <wp:positionH relativeFrom="column">
-                  <wp:posOffset>-660569</wp:posOffset>
-                </wp:positionH>
-                <wp:positionV relativeFrom="paragraph">
-                  <wp:posOffset>97670</wp:posOffset>
-                </wp:positionV>
-                <wp:extent cx="6761713" cy="2428875"/>
-                <wp:effectExtent l="0" t="0" r="0" b="0"/>
-                <wp:wrapSquare wrapText="bothSides"/>
-                <wp:docPr id="1258827349" name="Group 1"/>
-                <wp:cNvGraphicFramePr/>
-                <a:graphic xmlns:a="http://schemas.openxmlformats.org/drawingml/2006/main">
-                  <a:graphicData uri="http://schemas.microsoft.com/office/word/2010/wordprocessingGroup">
-                    <wpg:wgp>
-                      <wpg:cNvGrpSpPr/>
-                      <wpg:grpSpPr>
-                        <a:xfrm>
-                          <a:off x="0" y="0"/>
-                          <a:ext cx="6761713" cy="2428875"/>
-                          <a:chOff x="0" y="0"/>
-                          <a:chExt cx="6761713" cy="2428875"/>
-                        </a:xfrm>
-                      </wpg:grpSpPr>
-                      <pic:pic xmlns:pic="http://schemas.openxmlformats.org/drawingml/2006/picture">
-                        <pic:nvPicPr>
-                          <pic:cNvPr id="740498383" name="Picture 1"/>
-                          <pic:cNvPicPr>
-                            <a:picLocks noChangeAspect="1"/>
-                          </pic:cNvPicPr>
-                        </pic:nvPicPr>
-                        <pic:blipFill>
-                          <a:blip r:embed="rId14" cstate="print">
-                            <a:extLst>
-                              <a:ext uri="{28A0092B-C50C-407E-A947-70E740481C1C}">
-                                <a14:useLocalDpi xmlns:a14="http://schemas.microsoft.com/office/drawing/2010/main" val="0"/>
-                              </a:ext>
-                            </a:extLst>
-                          </a:blip>
-                          <a:stretch>
-                            <a:fillRect/>
-                          </a:stretch>
-                        </pic:blipFill>
-                        <pic:spPr>
-                          <a:xfrm>
-                            <a:off x="3269848" y="0"/>
-                            <a:ext cx="3491865" cy="2428875"/>
-                          </a:xfrm>
-                          <a:prstGeom prst="rect">
-                            <a:avLst/>
-                          </a:prstGeom>
-                        </pic:spPr>
-                      </pic:pic>
-                      <pic:pic xmlns:pic="http://schemas.openxmlformats.org/drawingml/2006/picture">
-                        <pic:nvPicPr>
-                          <pic:cNvPr id="369527091" name="Picture 1"/>
-                          <pic:cNvPicPr>
-                            <a:picLocks noChangeAspect="1"/>
-                          </pic:cNvPicPr>
-                        </pic:nvPicPr>
-                        <pic:blipFill>
-                          <a:blip r:embed="rId15">
-                            <a:extLst>
-                              <a:ext uri="{28A0092B-C50C-407E-A947-70E740481C1C}">
-                                <a14:useLocalDpi xmlns:a14="http://schemas.microsoft.com/office/drawing/2010/main" val="0"/>
-                              </a:ext>
-                            </a:extLst>
-                          </a:blip>
-                          <a:stretch>
-                            <a:fillRect/>
-                          </a:stretch>
-                        </pic:blipFill>
-                        <pic:spPr>
-                          <a:xfrm>
-                            <a:off x="0" y="0"/>
-                            <a:ext cx="3269615" cy="2428875"/>
-                          </a:xfrm>
-                          <a:prstGeom prst="rect">
-                            <a:avLst/>
-                          </a:prstGeom>
-                        </pic:spPr>
-                      </pic:pic>
-                    </wpg:wgp>
-                  </a:graphicData>
-                </a:graphic>
-              </wp:anchor>
-            </w:drawing>
-          </mc:Choice>
-          <mc:Fallback>
-            <w:pict>
-              <v:group w14:anchorId="73E8C3DB" id="Group 1" o:spid="_x0000_s1026" style="position:absolute;margin-left:-52pt;margin-top:7.7pt;width:532.4pt;height:191.25pt;z-index:251659264" coordsize="67617,24288" o:gfxdata="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">
-                <v:shapetype id="_x0000_t75" coordsize="21600,21600" o:spt="75" o:preferrelative="t" path="m@4@5l@4@11@9@11@9@5xe" filled="f" stroked="f">
-                  <v:stroke joinstyle="miter"/>
-                  <v:formulas>
-                    <v:f eqn="if lineDrawn pixelLineWidth 0"/>
-                    <v:f eqn="sum @0 1 0"/>
-                    <v:f eqn="sum 0 0 @1"/>
-                    <v:f eqn="prod @2 1 2"/>
-                    <v:f eqn="prod @3 21600 pixelWidth"/>
-                    <v:f eqn="prod @3 21600 pixelHeight"/>
-                    <v:f eqn="sum @0 0 1"/>
-                    <v:f eqn="prod @6 1 2"/>
-                    <v:f eqn="prod @7 21600 pixelWidth"/>
-                    <v:f eqn="sum @8 21600 0"/>
-                    <v:f eqn="prod @7 21600 pixelHeight"/>
-                    <v:f eqn="sum @10 21600 0"/>
-                  </v:formulas>
-                  <v:path o:extrusionok="f" gradientshapeok="t" o:connecttype="rect"/>
-                  <o:lock v:ext="edit" aspectratio="t"/>
-                </v:shapetype>
-                <v:shape id="Picture 1" o:spid="_x0000_s1027" type="#_x0000_t75" style="position:absolute;left:32698;width:34919;height:24288;visibility:visible;mso-wrap-style:square" o:gfxdata="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">
-                  <v:imagedata r:id="rId16" o:title=""/>
-                </v:shape>
-                <v:shape id="Picture 1" o:spid="_x0000_s1028" type="#_x0000_t75" style="position:absolute;width:32696;height:24288;visibility:visible;mso-wrap-style:square" o:gfxdata="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">
-                  <v:imagedata r:id="rId17" o:title=""/>
-                </v:shape>
-                <w10:wrap type="square"/>
-              </v:group>
-            </w:pict>
-          </mc:Fallback>
-        </mc:AlternateContent>
+        <w:jc w:val="center"/>
+      </w:pPr>
+      <w:r>
+        <w:drawing>
+          <wp:inline xmlns:a="http://schemas.openxmlformats.org/drawingml/2006/main" xmlns:pic="http://schemas.openxmlformats.org/drawingml/2006/picture">
+            <wp:extent cx="4389120" cy="3001245"/>
+            <wp:docPr id="8" name="Picture 8"/>
+            <wp:cNvGraphicFramePr>
+              <a:graphicFrameLocks noChangeAspect="1"/>
+            </wp:cNvGraphicFramePr>
+            <a:graphic>
+              <a:graphicData uri="http://schemas.openxmlformats.org/drawingml/2006/picture">
+                <pic:pic>
+                  <pic:nvPicPr>
+                    <pic:cNvPr id="0" name="repo_layout.png"/>
+                    <pic:cNvPicPr/>
+                  </pic:nvPicPr>
+                  <pic:blipFill>
+                    <a:blip r:embed="rId28"/>
+                    <a:stretch>
+                      <a:fillRect/>
+                    </a:stretch>
+                  </pic:blipFill>
+                  <pic:spPr>
+                    <a:xfrm>
+                      <a:off x="0" y="0"/>
+                      <a:ext cx="4389120" cy="3001245"/>
+                    </a:xfrm>
+                    <a:prstGeom prst="rect"/>
+                  </pic:spPr>
+                </pic:pic>
+              </a:graphicData>
+            </a:graphic>
+          </wp:inline>
+        </w:drawing>
       </w:r>
     </w:p>
     <w:p>
@@ -3923,16 +2836,42 @@
         <w:jc w:val="center"/>
       </w:pPr>
       <w:r>
-        <w:t>ANC Simulation Playground</w:t>
-      </w:r>
-    </w:p>
-    <w:p/>
+        <w:t>Top-level directory layout of the project repository</w:t>
+      </w:r>
+    </w:p>
+    <w:p>
+      <w:pPr>
+        <w:pStyle w:val="Heading2"/>
+      </w:pPr>
+      <w:r>
+        <w:t>How to reproduce the figures and the report</w:t>
+      </w:r>
+    </w:p>
+    <w:p>
+      <w:pPr/>
+      <w:r>
+        <w:t>Every figure in this report is generated by a script that can be re-run end-to-end (`python scripts/plots/&lt;name&gt;.py`). The headline JSON file used to populate the results table is generated by `python simulations_pyroom/mimo/evaluate_scenarios.py`. After editing the per-chapter `.md` files in `scripts/book/content/`, the report itself is regenerated by running `python scripts/book/build_book.py`; opening the result in Word and pressing F9 once refreshes the table of contents and figure-number cross-references.</w:t>
+      </w:r>
+    </w:p>
+    <w:p>
+      <w:pPr>
+        <w:pStyle w:val="Heading2"/>
+      </w:pPr>
+      <w:r>
+        <w:t>Interactive playground</w:t>
+      </w:r>
+    </w:p>
+    <w:p>
+      <w:pPr/>
+      <w:r>
+        <w:t>The recommended entry point for exploring the work is the playground. After installing the Python dependencies (`pip install -r requirements.txt`), run `streamlit run playground/app.py` and open http://localhost:8501. The page exposes scenario / audio source selection, algorithm switching (SISO and the three MIMO stages), loudspeaker / microphone position sliders, filter parameters, a noise-reduction summary, time-domain error traces, filter-tap evolution heatmaps and side-by-side audio comparisons (original vs cancelled) with download buttons. Every result table and heatmap in this report can be reproduced through the playground.</w:t>
+      </w:r>
+    </w:p>
     <w:p>
       <w:pPr>
         <w:pStyle w:val="Heading1"/>
       </w:pPr>
       <w:r>
-        <w:lastRenderedPageBreak/>
         <w:t>References</w:t>
       </w:r>
     </w:p>
@@ -4037,7 +2976,6 @@
         <w:pStyle w:val="Heading2"/>
       </w:pPr>
       <w:r>
-        <w:lastRenderedPageBreak/>
         <w:t>Software</w:t>
       </w:r>
     </w:p>
@@ -4066,8 +3004,8 @@
       </w:r>
     </w:p>
     <w:sectPr>
-      <w:headerReference w:type="default" r:id="rId18"/>
-      <w:headerReference w:type="first" r:id="rId19"/>
+      <w:headerReference w:type="default" r:id="rId19"/>
+      <w:headerReference w:type="first" r:id="rId20"/>
       <w:pgSz w:w="11906" w:h="16838" w:code="9"/>
       <w:pgMar w:top="1440" w:right="1797" w:bottom="1440" w:left="1797" w:header="720" w:footer="720" w:gutter="0"/>
       <w:pgNumType w:start="0"/>
@@ -4113,6 +3051,126 @@
     <w:p>
       <w:r>
         <w:continuationSeparator/>
+      </w:r>
+    </w:p>
+  </w:footnote>
+  <w:footnote w:id="1">
+    <w:p>
+      <w:pPr>
+        <w:pStyle w:val="FootnoteText"/>
+      </w:pPr>
+      <w:r>
+        <w:rPr>
+          <w:rStyle w:val="FootnoteReference"/>
+        </w:rPr>
+        <w:footnoteRef/>
+      </w:r>
+      <w:r>
+        <w:t xml:space="preserve"> A</w:t>
+      </w:r>
+      <w:r>
+        <w:t xml:space="preserve"> single page length at most</w:t>
+      </w:r>
+      <w:r>
+        <w:t>.</w:t>
+      </w:r>
+    </w:p>
+  </w:footnote>
+  <w:footnote w:id="2">
+    <w:p>
+      <w:pPr>
+        <w:pStyle w:val="HTMLPreformatted"/>
+        <w:spacing w:line="360" w:lineRule="auto"/>
+        <w:rPr>
+          <w:rFonts w:asciiTheme="minorBidi" w:hAnsiTheme="minorBidi" w:cstheme="minorBidi"/>
+          <w:color w:val="222222"/>
+          <w:sz w:val="42"/>
+          <w:szCs w:val="42"/>
+        </w:rPr>
+      </w:pPr>
+      <w:r>
+        <w:rPr>
+          <w:rStyle w:val="FootnoteReference"/>
+        </w:rPr>
+        <w:footnoteRef/>
+      </w:r>
+      <w:r>
+        <w:t xml:space="preserve"> </w:t>
+      </w:r>
+      <w:r>
+        <w:rPr>
+          <w:rFonts w:asciiTheme="minorBidi" w:hAnsiTheme="minorBidi" w:cstheme="minorBidi"/>
+        </w:rPr>
+        <w:t>The abstract should allow a person who does not read all chapters of the project book to have a complete picture of the nature of the work.</w:t>
+      </w:r>
+    </w:p>
+    <w:p>
+      <w:pPr>
+        <w:pStyle w:val="FootnoteText"/>
+      </w:pPr>
+    </w:p>
+  </w:footnote>
+  <w:footnote w:id="3">
+    <w:p>
+      <w:pPr>
+        <w:pStyle w:val="HTMLPreformatted"/>
+        <w:spacing w:line="360" w:lineRule="auto"/>
+        <w:rPr>
+          <w:rFonts w:asciiTheme="minorBidi" w:hAnsiTheme="minorBidi" w:cstheme="minorBidi"/>
+          <w:color w:val="222222"/>
+          <w:sz w:val="42"/>
+          <w:szCs w:val="42"/>
+        </w:rPr>
+      </w:pPr>
+      <w:r>
+        <w:rPr>
+          <w:rStyle w:val="FootnoteReference"/>
+          <w:rFonts w:asciiTheme="minorBidi" w:hAnsiTheme="minorBidi" w:cstheme="minorBidi"/>
+        </w:rPr>
+        <w:footnoteRef/>
+      </w:r>
+      <w:r>
+        <w:rPr>
+          <w:rFonts w:asciiTheme="minorBidi" w:hAnsiTheme="minorBidi" w:cstheme="minorBidi"/>
+        </w:rPr>
+        <w:t xml:space="preserve"> Notice the insertion of the FOOTNOTE, and the links from this page to the chapters in which the examples appear.</w:t>
+      </w:r>
+    </w:p>
+    <w:p>
+      <w:pPr>
+        <w:pStyle w:val="FootnoteText"/>
+      </w:pPr>
+    </w:p>
+  </w:footnote>
+  <w:footnote w:id="4">
+    <w:p>
+      <w:pPr>
+        <w:pStyle w:val="FootnoteText"/>
+      </w:pPr>
+      <w:r>
+        <w:rPr>
+          <w:rStyle w:val="FootnoteReference"/>
+        </w:rPr>
+        <w:footnoteRef/>
+      </w:r>
+      <w:r>
+        <w:t xml:space="preserve"> If applicable</w:t>
+      </w:r>
+    </w:p>
+  </w:footnote>
+  <w:footnote w:id="5">
+    <w:p>
+      <w:pPr>
+        <w:pStyle w:val="FootnoteText"/>
+      </w:pPr>
+      <w:r>
+        <w:rPr>
+          <w:rStyle w:val="FootnoteReference"/>
+        </w:rPr>
+        <w:footnoteRef/>
+      </w:r>
+      <w:r>
+        <w:t xml:space="preserve"> If relevant</w:t>
       </w:r>
     </w:p>
   </w:footnote>
@@ -4926,119 +3984,6 @@
     </w:lvl>
   </w:abstractNum>
   <w:abstractNum w:abstractNumId="7" w15:restartNumberingAfterBreak="0">
-    <w:nsid w:val="292E7974"/>
-    <w:multiLevelType w:val="hybridMultilevel"/>
-    <w:tmpl w:val="55201AB0"/>
-    <w:lvl w:ilvl="0" w:tplc="04090001">
-      <w:start w:val="1"/>
-      <w:numFmt w:val="bullet"/>
-      <w:lvlText w:val=""/>
-      <w:lvlJc w:val="left"/>
-      <w:pPr>
-        <w:ind w:left="720" w:hanging="360"/>
-      </w:pPr>
-      <w:rPr>
-        <w:rFonts w:ascii="Symbol" w:hAnsi="Symbol" w:hint="default"/>
-      </w:rPr>
-    </w:lvl>
-    <w:lvl w:ilvl="1" w:tplc="04090003" w:tentative="1">
-      <w:start w:val="1"/>
-      <w:numFmt w:val="bullet"/>
-      <w:lvlText w:val="o"/>
-      <w:lvlJc w:val="left"/>
-      <w:pPr>
-        <w:ind w:left="1440" w:hanging="360"/>
-      </w:pPr>
-      <w:rPr>
-        <w:rFonts w:ascii="Courier New" w:hAnsi="Courier New" w:cs="Courier New" w:hint="default"/>
-      </w:rPr>
-    </w:lvl>
-    <w:lvl w:ilvl="2" w:tplc="04090005" w:tentative="1">
-      <w:start w:val="1"/>
-      <w:numFmt w:val="bullet"/>
-      <w:lvlText w:val=""/>
-      <w:lvlJc w:val="left"/>
-      <w:pPr>
-        <w:ind w:left="2160" w:hanging="360"/>
-      </w:pPr>
-      <w:rPr>
-        <w:rFonts w:ascii="Wingdings" w:hAnsi="Wingdings" w:hint="default"/>
-      </w:rPr>
-    </w:lvl>
-    <w:lvl w:ilvl="3" w:tplc="04090001" w:tentative="1">
-      <w:start w:val="1"/>
-      <w:numFmt w:val="bullet"/>
-      <w:lvlText w:val=""/>
-      <w:lvlJc w:val="left"/>
-      <w:pPr>
-        <w:ind w:left="2880" w:hanging="360"/>
-      </w:pPr>
-      <w:rPr>
-        <w:rFonts w:ascii="Symbol" w:hAnsi="Symbol" w:hint="default"/>
-      </w:rPr>
-    </w:lvl>
-    <w:lvl w:ilvl="4" w:tplc="04090003" w:tentative="1">
-      <w:start w:val="1"/>
-      <w:numFmt w:val="bullet"/>
-      <w:lvlText w:val="o"/>
-      <w:lvlJc w:val="left"/>
-      <w:pPr>
-        <w:ind w:left="3600" w:hanging="360"/>
-      </w:pPr>
-      <w:rPr>
-        <w:rFonts w:ascii="Courier New" w:hAnsi="Courier New" w:cs="Courier New" w:hint="default"/>
-      </w:rPr>
-    </w:lvl>
-    <w:lvl w:ilvl="5" w:tplc="04090005" w:tentative="1">
-      <w:start w:val="1"/>
-      <w:numFmt w:val="bullet"/>
-      <w:lvlText w:val=""/>
-      <w:lvlJc w:val="left"/>
-      <w:pPr>
-        <w:ind w:left="4320" w:hanging="360"/>
-      </w:pPr>
-      <w:rPr>
-        <w:rFonts w:ascii="Wingdings" w:hAnsi="Wingdings" w:hint="default"/>
-      </w:rPr>
-    </w:lvl>
-    <w:lvl w:ilvl="6" w:tplc="04090001" w:tentative="1">
-      <w:start w:val="1"/>
-      <w:numFmt w:val="bullet"/>
-      <w:lvlText w:val=""/>
-      <w:lvlJc w:val="left"/>
-      <w:pPr>
-        <w:ind w:left="5040" w:hanging="360"/>
-      </w:pPr>
-      <w:rPr>
-        <w:rFonts w:ascii="Symbol" w:hAnsi="Symbol" w:hint="default"/>
-      </w:rPr>
-    </w:lvl>
-    <w:lvl w:ilvl="7" w:tplc="04090003" w:tentative="1">
-      <w:start w:val="1"/>
-      <w:numFmt w:val="bullet"/>
-      <w:lvlText w:val="o"/>
-      <w:lvlJc w:val="left"/>
-      <w:pPr>
-        <w:ind w:left="5760" w:hanging="360"/>
-      </w:pPr>
-      <w:rPr>
-        <w:rFonts w:ascii="Courier New" w:hAnsi="Courier New" w:cs="Courier New" w:hint="default"/>
-      </w:rPr>
-    </w:lvl>
-    <w:lvl w:ilvl="8" w:tplc="04090005" w:tentative="1">
-      <w:start w:val="1"/>
-      <w:numFmt w:val="bullet"/>
-      <w:lvlText w:val=""/>
-      <w:lvlJc w:val="left"/>
-      <w:pPr>
-        <w:ind w:left="6480" w:hanging="360"/>
-      </w:pPr>
-      <w:rPr>
-        <w:rFonts w:ascii="Wingdings" w:hAnsi="Wingdings" w:hint="default"/>
-      </w:rPr>
-    </w:lvl>
-  </w:abstractNum>
-  <w:abstractNum w:abstractNumId="8" w15:restartNumberingAfterBreak="0">
     <w:nsid w:val="2AE01435"/>
     <w:multiLevelType w:val="hybridMultilevel"/>
     <w:tmpl w:val="DAC423B2"/>
@@ -5150,7 +4095,7 @@
       </w:rPr>
     </w:lvl>
   </w:abstractNum>
-  <w:abstractNum w:abstractNumId="9" w15:restartNumberingAfterBreak="0">
+  <w:abstractNum w:abstractNumId="8" w15:restartNumberingAfterBreak="0">
     <w:nsid w:val="2EF34B6E"/>
     <w:multiLevelType w:val="hybridMultilevel"/>
     <w:tmpl w:val="4A4EFE0A"/>
@@ -5239,7 +4184,7 @@
       </w:pPr>
     </w:lvl>
   </w:abstractNum>
-  <w:abstractNum w:abstractNumId="10" w15:restartNumberingAfterBreak="0">
+  <w:abstractNum w:abstractNumId="9" w15:restartNumberingAfterBreak="0">
     <w:nsid w:val="30A02156"/>
     <w:multiLevelType w:val="hybridMultilevel"/>
     <w:tmpl w:val="20A47A4A"/>
@@ -5352,7 +4297,7 @@
       </w:rPr>
     </w:lvl>
   </w:abstractNum>
-  <w:abstractNum w:abstractNumId="11" w15:restartNumberingAfterBreak="0">
+  <w:abstractNum w:abstractNumId="10" w15:restartNumberingAfterBreak="0">
     <w:nsid w:val="39275F48"/>
     <w:multiLevelType w:val="multilevel"/>
     <w:tmpl w:val="42680506"/>
@@ -5475,7 +4420,7 @@
       </w:rPr>
     </w:lvl>
   </w:abstractNum>
-  <w:abstractNum w:abstractNumId="12" w15:restartNumberingAfterBreak="0">
+  <w:abstractNum w:abstractNumId="11" w15:restartNumberingAfterBreak="0">
     <w:nsid w:val="3E271509"/>
     <w:multiLevelType w:val="hybridMultilevel"/>
     <w:tmpl w:val="3E92B820"/>
@@ -5588,7 +4533,7 @@
       </w:rPr>
     </w:lvl>
   </w:abstractNum>
-  <w:abstractNum w:abstractNumId="13" w15:restartNumberingAfterBreak="0">
+  <w:abstractNum w:abstractNumId="12" w15:restartNumberingAfterBreak="0">
     <w:nsid w:val="3E9402CF"/>
     <w:multiLevelType w:val="hybridMultilevel"/>
     <w:tmpl w:val="D55E16CC"/>
@@ -5700,7 +4645,7 @@
       </w:rPr>
     </w:lvl>
   </w:abstractNum>
-  <w:abstractNum w:abstractNumId="14" w15:restartNumberingAfterBreak="0">
+  <w:abstractNum w:abstractNumId="13" w15:restartNumberingAfterBreak="0">
     <w:nsid w:val="3EAE5389"/>
     <w:multiLevelType w:val="multilevel"/>
     <w:tmpl w:val="60E2430C"/>
@@ -5856,7 +4801,7 @@
       </w:rPr>
     </w:lvl>
   </w:abstractNum>
-  <w:abstractNum w:abstractNumId="15" w15:restartNumberingAfterBreak="0">
+  <w:abstractNum w:abstractNumId="14" w15:restartNumberingAfterBreak="0">
     <w:nsid w:val="3EC539F5"/>
     <w:multiLevelType w:val="hybridMultilevel"/>
     <w:tmpl w:val="4D7C0052"/>
@@ -5973,7 +4918,7 @@
       </w:pPr>
     </w:lvl>
   </w:abstractNum>
-  <w:abstractNum w:abstractNumId="16" w15:restartNumberingAfterBreak="0">
+  <w:abstractNum w:abstractNumId="15" w15:restartNumberingAfterBreak="0">
     <w:nsid w:val="432B026E"/>
     <w:multiLevelType w:val="multilevel"/>
     <w:tmpl w:val="36501874"/>
@@ -6062,7 +5007,7 @@
       </w:pPr>
     </w:lvl>
   </w:abstractNum>
-  <w:abstractNum w:abstractNumId="17" w15:restartNumberingAfterBreak="0">
+  <w:abstractNum w:abstractNumId="16" w15:restartNumberingAfterBreak="0">
     <w:nsid w:val="49A74F46"/>
     <w:multiLevelType w:val="hybridMultilevel"/>
     <w:tmpl w:val="E398D2B8"/>
@@ -6174,7 +5119,7 @@
       </w:rPr>
     </w:lvl>
   </w:abstractNum>
-  <w:abstractNum w:abstractNumId="18" w15:restartNumberingAfterBreak="0">
+  <w:abstractNum w:abstractNumId="17" w15:restartNumberingAfterBreak="0">
     <w:nsid w:val="505F2047"/>
     <w:multiLevelType w:val="multilevel"/>
     <w:tmpl w:val="D7043C6A"/>
@@ -6287,7 +5232,7 @@
       </w:rPr>
     </w:lvl>
   </w:abstractNum>
-  <w:abstractNum w:abstractNumId="19" w15:restartNumberingAfterBreak="0">
+  <w:abstractNum w:abstractNumId="18" w15:restartNumberingAfterBreak="0">
     <w:nsid w:val="543A0278"/>
     <w:multiLevelType w:val="multilevel"/>
     <w:tmpl w:val="B798F58C"/>
@@ -6400,7 +5345,7 @@
       </w:rPr>
     </w:lvl>
   </w:abstractNum>
-  <w:abstractNum w:abstractNumId="20" w15:restartNumberingAfterBreak="0">
+  <w:abstractNum w:abstractNumId="19" w15:restartNumberingAfterBreak="0">
     <w:nsid w:val="59265178"/>
     <w:multiLevelType w:val="hybridMultilevel"/>
     <w:tmpl w:val="36501874"/>
@@ -6489,7 +5434,7 @@
       </w:pPr>
     </w:lvl>
   </w:abstractNum>
-  <w:abstractNum w:abstractNumId="21" w15:restartNumberingAfterBreak="0">
+  <w:abstractNum w:abstractNumId="20" w15:restartNumberingAfterBreak="0">
     <w:nsid w:val="5D972CF2"/>
     <w:multiLevelType w:val="hybridMultilevel"/>
     <w:tmpl w:val="E15C0AC8"/>
@@ -6629,7 +5574,7 @@
       </w:rPr>
     </w:lvl>
   </w:abstractNum>
-  <w:abstractNum w:abstractNumId="22" w15:restartNumberingAfterBreak="0">
+  <w:abstractNum w:abstractNumId="21" w15:restartNumberingAfterBreak="0">
     <w:nsid w:val="5DFC669C"/>
     <w:multiLevelType w:val="hybridMultilevel"/>
     <w:tmpl w:val="5F9A0624"/>
@@ -6769,7 +5714,7 @@
       </w:rPr>
     </w:lvl>
   </w:abstractNum>
-  <w:abstractNum w:abstractNumId="23" w15:restartNumberingAfterBreak="0">
+  <w:abstractNum w:abstractNumId="22" w15:restartNumberingAfterBreak="0">
     <w:nsid w:val="638A7261"/>
     <w:multiLevelType w:val="multilevel"/>
     <w:tmpl w:val="A5F88960"/>
@@ -6882,7 +5827,7 @@
       </w:rPr>
     </w:lvl>
   </w:abstractNum>
-  <w:abstractNum w:abstractNumId="24" w15:restartNumberingAfterBreak="0">
+  <w:abstractNum w:abstractNumId="23" w15:restartNumberingAfterBreak="0">
     <w:nsid w:val="63921EA4"/>
     <w:multiLevelType w:val="hybridMultilevel"/>
     <w:tmpl w:val="652CE060"/>
@@ -6995,7 +5940,7 @@
       </w:rPr>
     </w:lvl>
   </w:abstractNum>
-  <w:abstractNum w:abstractNumId="25" w15:restartNumberingAfterBreak="0">
+  <w:abstractNum w:abstractNumId="24" w15:restartNumberingAfterBreak="0">
     <w:nsid w:val="68402157"/>
     <w:multiLevelType w:val="multilevel"/>
     <w:tmpl w:val="47387B94"/>
@@ -7136,7 +6081,7 @@
       </w:rPr>
     </w:lvl>
   </w:abstractNum>
-  <w:abstractNum w:abstractNumId="26" w15:restartNumberingAfterBreak="0">
+  <w:abstractNum w:abstractNumId="25" w15:restartNumberingAfterBreak="0">
     <w:nsid w:val="68961997"/>
     <w:multiLevelType w:val="hybridMultilevel"/>
     <w:tmpl w:val="E13C3D7A"/>
@@ -7225,7 +6170,7 @@
       </w:pPr>
     </w:lvl>
   </w:abstractNum>
-  <w:abstractNum w:abstractNumId="27" w15:restartNumberingAfterBreak="0">
+  <w:abstractNum w:abstractNumId="26" w15:restartNumberingAfterBreak="0">
     <w:nsid w:val="697B560B"/>
     <w:multiLevelType w:val="multilevel"/>
     <w:tmpl w:val="36501874"/>
@@ -7314,7 +6259,7 @@
       </w:pPr>
     </w:lvl>
   </w:abstractNum>
-  <w:abstractNum w:abstractNumId="28" w15:restartNumberingAfterBreak="0">
+  <w:abstractNum w:abstractNumId="27" w15:restartNumberingAfterBreak="0">
     <w:nsid w:val="6E4B07B3"/>
     <w:multiLevelType w:val="hybridMultilevel"/>
     <w:tmpl w:val="8F7AC952"/>
@@ -7406,7 +6351,7 @@
       </w:pPr>
     </w:lvl>
   </w:abstractNum>
-  <w:abstractNum w:abstractNumId="29" w15:restartNumberingAfterBreak="0">
+  <w:abstractNum w:abstractNumId="28" w15:restartNumberingAfterBreak="0">
     <w:nsid w:val="6FA27C01"/>
     <w:multiLevelType w:val="multilevel"/>
     <w:tmpl w:val="EEDC26CE"/>
@@ -7501,7 +6446,7 @@
       </w:pPr>
     </w:lvl>
   </w:abstractNum>
-  <w:abstractNum w:abstractNumId="30" w15:restartNumberingAfterBreak="0">
+  <w:abstractNum w:abstractNumId="29" w15:restartNumberingAfterBreak="0">
     <w:nsid w:val="70890C55"/>
     <w:multiLevelType w:val="hybridMultilevel"/>
     <w:tmpl w:val="AAA87C4C"/>
@@ -7614,7 +6559,7 @@
       </w:rPr>
     </w:lvl>
   </w:abstractNum>
-  <w:abstractNum w:abstractNumId="31" w15:restartNumberingAfterBreak="0">
+  <w:abstractNum w:abstractNumId="30" w15:restartNumberingAfterBreak="0">
     <w:nsid w:val="73D2083D"/>
     <w:multiLevelType w:val="hybridMultilevel"/>
     <w:tmpl w:val="63CE6702"/>
@@ -7706,7 +6651,7 @@
       </w:pPr>
     </w:lvl>
   </w:abstractNum>
-  <w:abstractNum w:abstractNumId="32" w15:restartNumberingAfterBreak="0">
+  <w:abstractNum w:abstractNumId="31" w15:restartNumberingAfterBreak="0">
     <w:nsid w:val="793A0682"/>
     <w:multiLevelType w:val="multilevel"/>
     <w:tmpl w:val="78A85672"/>
@@ -7827,7 +6772,7 @@
       </w:rPr>
     </w:lvl>
   </w:abstractNum>
-  <w:abstractNum w:abstractNumId="33" w15:restartNumberingAfterBreak="0">
+  <w:abstractNum w:abstractNumId="32" w15:restartNumberingAfterBreak="0">
     <w:nsid w:val="79F62D97"/>
     <w:multiLevelType w:val="hybridMultilevel"/>
     <w:tmpl w:val="F9CE1A16"/>
@@ -7940,7 +6885,7 @@
       </w:pPr>
     </w:lvl>
   </w:abstractNum>
-  <w:abstractNum w:abstractNumId="34" w15:restartNumberingAfterBreak="0">
+  <w:abstractNum w:abstractNumId="33" w15:restartNumberingAfterBreak="0">
     <w:nsid w:val="7A5B3C26"/>
     <w:multiLevelType w:val="multilevel"/>
     <w:tmpl w:val="99AA93C6"/>
@@ -8053,7 +6998,7 @@
       </w:rPr>
     </w:lvl>
   </w:abstractNum>
-  <w:abstractNum w:abstractNumId="35" w15:restartNumberingAfterBreak="0">
+  <w:abstractNum w:abstractNumId="34" w15:restartNumberingAfterBreak="0">
     <w:nsid w:val="7CEE7D80"/>
     <w:multiLevelType w:val="multilevel"/>
     <w:tmpl w:val="F47CC1F8"/>
@@ -8167,109 +7112,109 @@
     </w:lvl>
   </w:abstractNum>
   <w:num w:numId="1" w16cid:durableId="2146774685">
-    <w:abstractNumId w:val="25"/>
+    <w:abstractNumId w:val="24"/>
   </w:num>
   <w:num w:numId="2" w16cid:durableId="521669976">
-    <w:abstractNumId w:val="15"/>
+    <w:abstractNumId w:val="14"/>
   </w:num>
   <w:num w:numId="3" w16cid:durableId="1370565733">
-    <w:abstractNumId w:val="22"/>
+    <w:abstractNumId w:val="21"/>
   </w:num>
   <w:num w:numId="4" w16cid:durableId="1875772115">
-    <w:abstractNumId w:val="21"/>
+    <w:abstractNumId w:val="20"/>
   </w:num>
   <w:num w:numId="5" w16cid:durableId="1665163554">
-    <w:abstractNumId w:val="29"/>
+    <w:abstractNumId w:val="28"/>
   </w:num>
   <w:num w:numId="6" w16cid:durableId="244607537">
     <w:abstractNumId w:val="5"/>
   </w:num>
   <w:num w:numId="7" w16cid:durableId="79762309">
-    <w:abstractNumId w:val="14"/>
+    <w:abstractNumId w:val="13"/>
   </w:num>
   <w:num w:numId="8" w16cid:durableId="919295907">
-    <w:abstractNumId w:val="33"/>
+    <w:abstractNumId w:val="32"/>
   </w:num>
   <w:num w:numId="9" w16cid:durableId="22248350">
     <w:abstractNumId w:val="1"/>
   </w:num>
   <w:num w:numId="10" w16cid:durableId="1652522153">
+    <w:abstractNumId w:val="27"/>
+  </w:num>
+  <w:num w:numId="11" w16cid:durableId="155653716">
+    <w:abstractNumId w:val="30"/>
+  </w:num>
+  <w:num w:numId="12" w16cid:durableId="1985230811">
     <w:abstractNumId w:val="28"/>
   </w:num>
-  <w:num w:numId="11" w16cid:durableId="155653716">
+  <w:num w:numId="13" w16cid:durableId="385839538">
     <w:abstractNumId w:val="31"/>
   </w:num>
-  <w:num w:numId="12" w16cid:durableId="1985230811">
-    <w:abstractNumId w:val="29"/>
-  </w:num>
-  <w:num w:numId="13" w16cid:durableId="385839538">
-    <w:abstractNumId w:val="32"/>
-  </w:num>
   <w:num w:numId="14" w16cid:durableId="197551275">
-    <w:abstractNumId w:val="23"/>
+    <w:abstractNumId w:val="22"/>
   </w:num>
   <w:num w:numId="15" w16cid:durableId="2074235083">
-    <w:abstractNumId w:val="18"/>
+    <w:abstractNumId w:val="17"/>
   </w:num>
   <w:num w:numId="16" w16cid:durableId="439565017">
     <w:abstractNumId w:val="0"/>
   </w:num>
   <w:num w:numId="17" w16cid:durableId="1687554201">
-    <w:abstractNumId w:val="35"/>
+    <w:abstractNumId w:val="34"/>
   </w:num>
   <w:num w:numId="18" w16cid:durableId="1901163515">
-    <w:abstractNumId w:val="34"/>
+    <w:abstractNumId w:val="33"/>
   </w:num>
   <w:num w:numId="19" w16cid:durableId="659116342">
+    <w:abstractNumId w:val="18"/>
+  </w:num>
+  <w:num w:numId="20" w16cid:durableId="691956890">
+    <w:abstractNumId w:val="8"/>
+  </w:num>
+  <w:num w:numId="21" w16cid:durableId="1106541142">
     <w:abstractNumId w:val="19"/>
   </w:num>
-  <w:num w:numId="20" w16cid:durableId="691956890">
-    <w:abstractNumId w:val="9"/>
-  </w:num>
-  <w:num w:numId="21" w16cid:durableId="1106541142">
-    <w:abstractNumId w:val="20"/>
-  </w:num>
   <w:num w:numId="22" w16cid:durableId="1541668866">
-    <w:abstractNumId w:val="16"/>
+    <w:abstractNumId w:val="15"/>
   </w:num>
   <w:num w:numId="23" w16cid:durableId="1307247305">
-    <w:abstractNumId w:val="27"/>
+    <w:abstractNumId w:val="26"/>
   </w:num>
   <w:num w:numId="24" w16cid:durableId="865758157">
     <w:abstractNumId w:val="6"/>
   </w:num>
   <w:num w:numId="25" w16cid:durableId="1259871990">
-    <w:abstractNumId w:val="11"/>
+    <w:abstractNumId w:val="10"/>
   </w:num>
   <w:num w:numId="26" w16cid:durableId="1329210878">
-    <w:abstractNumId w:val="26"/>
+    <w:abstractNumId w:val="25"/>
   </w:num>
   <w:num w:numId="27" w16cid:durableId="923565524">
     <w:abstractNumId w:val="3"/>
   </w:num>
   <w:num w:numId="28" w16cid:durableId="37172355">
-    <w:abstractNumId w:val="29"/>
+    <w:abstractNumId w:val="28"/>
   </w:num>
   <w:num w:numId="29" w16cid:durableId="1579828424">
-    <w:abstractNumId w:val="29"/>
+    <w:abstractNumId w:val="28"/>
   </w:num>
   <w:num w:numId="30" w16cid:durableId="1716737320">
-    <w:abstractNumId w:val="29"/>
+    <w:abstractNumId w:val="28"/>
   </w:num>
   <w:num w:numId="31" w16cid:durableId="832061219">
+    <w:abstractNumId w:val="11"/>
+  </w:num>
+  <w:num w:numId="32" w16cid:durableId="1641572757">
+    <w:abstractNumId w:val="7"/>
+  </w:num>
+  <w:num w:numId="33" w16cid:durableId="1979870408">
+    <w:abstractNumId w:val="16"/>
+  </w:num>
+  <w:num w:numId="34" w16cid:durableId="2023431503">
     <w:abstractNumId w:val="12"/>
   </w:num>
-  <w:num w:numId="32" w16cid:durableId="1641572757">
-    <w:abstractNumId w:val="8"/>
-  </w:num>
-  <w:num w:numId="33" w16cid:durableId="1979870408">
-    <w:abstractNumId w:val="17"/>
-  </w:num>
-  <w:num w:numId="34" w16cid:durableId="2023431503">
-    <w:abstractNumId w:val="13"/>
-  </w:num>
   <w:num w:numId="35" w16cid:durableId="1052339869">
-    <w:abstractNumId w:val="10"/>
+    <w:abstractNumId w:val="9"/>
   </w:num>
   <w:num w:numId="36" w16cid:durableId="2100325542">
     <w:abstractNumId w:val="2"/>
@@ -8278,15 +7223,9 @@
     <w:abstractNumId w:val="4"/>
   </w:num>
   <w:num w:numId="38" w16cid:durableId="1354040642">
-    <w:abstractNumId w:val="24"/>
+    <w:abstractNumId w:val="23"/>
   </w:num>
   <w:num w:numId="39" w16cid:durableId="1194463269">
-    <w:abstractNumId w:val="30"/>
-  </w:num>
-  <w:num w:numId="40" w16cid:durableId="1280793626">
-    <w:abstractNumId w:val="7"/>
-  </w:num>
-  <w:num w:numId="41" w16cid:durableId="1218128306">
     <w:abstractNumId w:val="29"/>
   </w:num>
   <w:numIdMacAtCleanup w:val="7"/>
